--- a/docs/Code inside math_saas (18-06-2026).docx
+++ b/docs/Code inside math_saas (18-06-2026).docx
@@ -40440,43 +40440,51 @@
     </w:p>
     <w:p>
       <w:pPr>
-        <w:ind w:left="1440"/>
-      </w:pPr>
-    </w:p>
-    <w:p/>
-    <w:p>
-      <w:pPr>
-        <w:ind w:left="360"/>
-      </w:pPr>
-      <w:r>
-        <w:t xml:space="preserve">Inside </w:t>
-      </w:r>
-      <w:proofErr w:type="spellStart"/>
-      <w:r>
-        <w:t>math_saas</w:t>
-      </w:r>
-      <w:proofErr w:type="spellEnd"/>
-      <w:proofErr w:type="gramStart"/>
-      <w:r>
-        <w:t>/.streamlit</w:t>
-      </w:r>
-      <w:proofErr w:type="gramEnd"/>
-    </w:p>
-    <w:p>
-      <w:pPr>
         <w:pStyle w:val="ListParagraph"/>
         <w:numPr>
           <w:ilvl w:val="0"/>
           <w:numId w:val="1"/>
         </w:numPr>
-      </w:pPr>
-      <w:proofErr w:type="spellStart"/>
-      <w:proofErr w:type="gramStart"/>
-      <w:r>
-        <w:t>secrets.toml</w:t>
-      </w:r>
-      <w:proofErr w:type="spellEnd"/>
-      <w:proofErr w:type="gramEnd"/>
+        <w:shd w:val="clear" w:color="auto" w:fill="FFFFFF"/>
+        <w:spacing w:after="0" w:line="330" w:lineRule="atLeast"/>
+        <w:rPr>
+          <w:rFonts w:ascii="Consolas" w:eastAsia="Times New Roman" w:hAnsi="Consolas" w:cs="Times New Roman"/>
+          <w:color w:val="202020"/>
+          <w:kern w:val="0"/>
+          <w:lang w:bidi="pa-IN"/>
+          <w14:ligatures w14:val="none"/>
+        </w:rPr>
+      </w:pPr>
+      <w:r>
+        <w:rPr>
+          <w:rFonts w:ascii="Consolas" w:eastAsia="Times New Roman" w:hAnsi="Consolas" w:cs="Times New Roman"/>
+          <w:color w:val="116329"/>
+          <w:kern w:val="0"/>
+          <w:lang w:bidi="pa-IN"/>
+          <w14:ligatures w14:val="none"/>
+        </w:rPr>
+        <w:t>name</w:t>
+      </w:r>
+      <w:r>
+        <w:rPr>
+          <w:rFonts w:ascii="Consolas" w:eastAsia="Times New Roman" w:hAnsi="Consolas" w:cs="Times New Roman"/>
+          <w:color w:val="202020"/>
+          <w:kern w:val="0"/>
+          <w:lang w:bidi="pa-IN"/>
+          <w14:ligatures w14:val="none"/>
+        </w:rPr>
+        <w:t xml:space="preserve">: </w:t>
+      </w:r>
+      <w:r>
+        <w:rPr>
+          <w:rFonts w:ascii="Consolas" w:eastAsia="Times New Roman" w:hAnsi="Consolas" w:cs="Times New Roman"/>
+          <w:color w:val="0000FF"/>
+          <w:kern w:val="0"/>
+          <w:lang w:bidi="pa-IN"/>
+          <w14:ligatures w14:val="none"/>
+        </w:rPr>
+        <w:t>Daily AI Math Post</w:t>
+      </w:r>
     </w:p>
     <w:p>
       <w:pPr>
@@ -40485,38 +40493,16 @@
           <w:ilvl w:val="0"/>
           <w:numId w:val="1"/>
         </w:numPr>
-      </w:pPr>
-      <w:proofErr w:type="spellStart"/>
-      <w:r>
-        <w:t>templated_</w:t>
-      </w:r>
-      <w:proofErr w:type="gramStart"/>
-      <w:r>
-        <w:t>secrets.toml</w:t>
-      </w:r>
-      <w:proofErr w:type="spellEnd"/>
-      <w:proofErr w:type="gramEnd"/>
-    </w:p>
-    <w:p>
-      <w:pPr>
-        <w:ind w:left="360"/>
-      </w:pPr>
-    </w:p>
-    <w:p>
-      <w:pPr>
-        <w:ind w:left="360"/>
-      </w:pPr>
-      <w:r>
-        <w:t xml:space="preserve">Inside </w:t>
-      </w:r>
-      <w:proofErr w:type="spellStart"/>
-      <w:r>
-        <w:t>math_saas</w:t>
-      </w:r>
-      <w:proofErr w:type="spellEnd"/>
-      <w:r>
-        <w:t xml:space="preserve"> (root directory)</w:t>
-      </w:r>
+        <w:shd w:val="clear" w:color="auto" w:fill="FFFFFF"/>
+        <w:spacing w:after="0" w:line="330" w:lineRule="atLeast"/>
+        <w:rPr>
+          <w:rFonts w:ascii="Consolas" w:eastAsia="Times New Roman" w:hAnsi="Consolas" w:cs="Times New Roman"/>
+          <w:color w:val="202020"/>
+          <w:kern w:val="0"/>
+          <w:lang w:bidi="pa-IN"/>
+          <w14:ligatures w14:val="none"/>
+        </w:rPr>
+      </w:pPr>
     </w:p>
     <w:p>
       <w:pPr>
@@ -40525,12 +40511,36 @@
           <w:ilvl w:val="0"/>
           <w:numId w:val="1"/>
         </w:numPr>
-      </w:pPr>
-      <w:proofErr w:type="gramStart"/>
-      <w:r>
-        <w:t>.env</w:t>
-      </w:r>
-      <w:proofErr w:type="gramEnd"/>
+        <w:shd w:val="clear" w:color="auto" w:fill="FFFFFF"/>
+        <w:spacing w:after="0" w:line="330" w:lineRule="atLeast"/>
+        <w:rPr>
+          <w:rFonts w:ascii="Consolas" w:eastAsia="Times New Roman" w:hAnsi="Consolas" w:cs="Times New Roman"/>
+          <w:color w:val="202020"/>
+          <w:kern w:val="0"/>
+          <w:lang w:bidi="pa-IN"/>
+          <w14:ligatures w14:val="none"/>
+        </w:rPr>
+      </w:pPr>
+      <w:r>
+        <w:rPr>
+          <w:rFonts w:ascii="Consolas" w:eastAsia="Times New Roman" w:hAnsi="Consolas" w:cs="Times New Roman"/>
+          <w:color w:val="0000FF"/>
+          <w:kern w:val="0"/>
+          <w:lang w:bidi="pa-IN"/>
+          <w14:ligatures w14:val="none"/>
+        </w:rPr>
+        <w:t>on</w:t>
+      </w:r>
+      <w:r>
+        <w:rPr>
+          <w:rFonts w:ascii="Consolas" w:eastAsia="Times New Roman" w:hAnsi="Consolas" w:cs="Times New Roman"/>
+          <w:color w:val="202020"/>
+          <w:kern w:val="0"/>
+          <w:lang w:bidi="pa-IN"/>
+          <w14:ligatures w14:val="none"/>
+        </w:rPr>
+        <w:t>:</w:t>
+      </w:r>
     </w:p>
     <w:p>
       <w:pPr>
@@ -40539,9 +40549,906 @@
           <w:ilvl w:val="0"/>
           <w:numId w:val="1"/>
         </w:numPr>
-      </w:pPr>
-      <w:proofErr w:type="gramStart"/>
-      <w:r>
+        <w:shd w:val="clear" w:color="auto" w:fill="FFFFFF"/>
+        <w:spacing w:after="0" w:line="330" w:lineRule="atLeast"/>
+        <w:rPr>
+          <w:rFonts w:ascii="Consolas" w:eastAsia="Times New Roman" w:hAnsi="Consolas" w:cs="Times New Roman"/>
+          <w:color w:val="202020"/>
+          <w:kern w:val="0"/>
+          <w:lang w:bidi="pa-IN"/>
+          <w14:ligatures w14:val="none"/>
+        </w:rPr>
+      </w:pPr>
+      <w:r>
+        <w:rPr>
+          <w:rFonts w:ascii="Consolas" w:eastAsia="Times New Roman" w:hAnsi="Consolas" w:cs="Times New Roman"/>
+          <w:color w:val="202020"/>
+          <w:kern w:val="0"/>
+          <w:lang w:bidi="pa-IN"/>
+          <w14:ligatures w14:val="none"/>
+        </w:rPr>
+        <w:t xml:space="preserve">  </w:t>
+      </w:r>
+      <w:r>
+        <w:rPr>
+          <w:rFonts w:ascii="Consolas" w:eastAsia="Times New Roman" w:hAnsi="Consolas" w:cs="Times New Roman"/>
+          <w:color w:val="116329"/>
+          <w:kern w:val="0"/>
+          <w:lang w:bidi="pa-IN"/>
+          <w14:ligatures w14:val="none"/>
+        </w:rPr>
+        <w:t>schedule</w:t>
+      </w:r>
+      <w:r>
+        <w:rPr>
+          <w:rFonts w:ascii="Consolas" w:eastAsia="Times New Roman" w:hAnsi="Consolas" w:cs="Times New Roman"/>
+          <w:color w:val="202020"/>
+          <w:kern w:val="0"/>
+          <w:lang w:bidi="pa-IN"/>
+          <w14:ligatures w14:val="none"/>
+        </w:rPr>
+        <w:t>:</w:t>
+      </w:r>
+    </w:p>
+    <w:p>
+      <w:pPr>
+        <w:pStyle w:val="ListParagraph"/>
+        <w:numPr>
+          <w:ilvl w:val="0"/>
+          <w:numId w:val="1"/>
+        </w:numPr>
+        <w:shd w:val="clear" w:color="auto" w:fill="FFFFFF"/>
+        <w:spacing w:after="0" w:line="330" w:lineRule="atLeast"/>
+        <w:rPr>
+          <w:rFonts w:ascii="Consolas" w:eastAsia="Times New Roman" w:hAnsi="Consolas" w:cs="Times New Roman"/>
+          <w:color w:val="202020"/>
+          <w:kern w:val="0"/>
+          <w:lang w:bidi="pa-IN"/>
+          <w14:ligatures w14:val="none"/>
+        </w:rPr>
+      </w:pPr>
+      <w:r>
+        <w:rPr>
+          <w:rFonts w:ascii="Consolas" w:eastAsia="Times New Roman" w:hAnsi="Consolas" w:cs="Times New Roman"/>
+          <w:color w:val="202020"/>
+          <w:kern w:val="0"/>
+          <w:lang w:bidi="pa-IN"/>
+          <w14:ligatures w14:val="none"/>
+        </w:rPr>
+        <w:t xml:space="preserve">    - </w:t>
+      </w:r>
+      <w:proofErr w:type="spellStart"/>
+      <w:r>
+        <w:rPr>
+          <w:rFonts w:ascii="Consolas" w:eastAsia="Times New Roman" w:hAnsi="Consolas" w:cs="Times New Roman"/>
+          <w:color w:val="116329"/>
+          <w:kern w:val="0"/>
+          <w:lang w:bidi="pa-IN"/>
+          <w14:ligatures w14:val="none"/>
+        </w:rPr>
+        <w:t>cron</w:t>
+      </w:r>
+      <w:proofErr w:type="spellEnd"/>
+      <w:r>
+        <w:rPr>
+          <w:rFonts w:ascii="Consolas" w:eastAsia="Times New Roman" w:hAnsi="Consolas" w:cs="Times New Roman"/>
+          <w:color w:val="202020"/>
+          <w:kern w:val="0"/>
+          <w:lang w:bidi="pa-IN"/>
+          <w14:ligatures w14:val="none"/>
+        </w:rPr>
+        <w:t xml:space="preserve">: </w:t>
+      </w:r>
+      <w:r>
+        <w:rPr>
+          <w:rFonts w:ascii="Consolas" w:eastAsia="Times New Roman" w:hAnsi="Consolas" w:cs="Times New Roman"/>
+          <w:color w:val="0A3069"/>
+          <w:kern w:val="0"/>
+          <w:lang w:bidi="pa-IN"/>
+          <w14:ligatures w14:val="none"/>
+        </w:rPr>
+        <w:t>"30 1 * * *"</w:t>
+      </w:r>
+      <w:r>
+        <w:rPr>
+          <w:rFonts w:ascii="Consolas" w:eastAsia="Times New Roman" w:hAnsi="Consolas" w:cs="Times New Roman"/>
+          <w:color w:val="202020"/>
+          <w:kern w:val="0"/>
+          <w:lang w:bidi="pa-IN"/>
+          <w14:ligatures w14:val="none"/>
+        </w:rPr>
+        <w:t xml:space="preserve">   </w:t>
+      </w:r>
+      <w:r>
+        <w:rPr>
+          <w:rFonts w:ascii="Consolas" w:eastAsia="Times New Roman" w:hAnsi="Consolas" w:cs="Times New Roman"/>
+          <w:color w:val="6E7781"/>
+          <w:kern w:val="0"/>
+          <w:lang w:bidi="pa-IN"/>
+          <w14:ligatures w14:val="none"/>
+        </w:rPr>
+        <w:t># 7:00 AM IST (01:30 UTC)</w:t>
+      </w:r>
+    </w:p>
+    <w:p>
+      <w:pPr>
+        <w:pStyle w:val="ListParagraph"/>
+        <w:numPr>
+          <w:ilvl w:val="0"/>
+          <w:numId w:val="1"/>
+        </w:numPr>
+        <w:shd w:val="clear" w:color="auto" w:fill="FFFFFF"/>
+        <w:spacing w:after="0" w:line="330" w:lineRule="atLeast"/>
+        <w:rPr>
+          <w:rFonts w:ascii="Consolas" w:eastAsia="Times New Roman" w:hAnsi="Consolas" w:cs="Times New Roman"/>
+          <w:color w:val="202020"/>
+          <w:kern w:val="0"/>
+          <w:lang w:bidi="pa-IN"/>
+          <w14:ligatures w14:val="none"/>
+        </w:rPr>
+      </w:pPr>
+      <w:r>
+        <w:rPr>
+          <w:rFonts w:ascii="Consolas" w:eastAsia="Times New Roman" w:hAnsi="Consolas" w:cs="Times New Roman"/>
+          <w:color w:val="202020"/>
+          <w:kern w:val="0"/>
+          <w:lang w:bidi="pa-IN"/>
+          <w14:ligatures w14:val="none"/>
+        </w:rPr>
+        <w:t xml:space="preserve">  </w:t>
+      </w:r>
+      <w:proofErr w:type="spellStart"/>
+      <w:r>
+        <w:rPr>
+          <w:rFonts w:ascii="Consolas" w:eastAsia="Times New Roman" w:hAnsi="Consolas" w:cs="Times New Roman"/>
+          <w:color w:val="116329"/>
+          <w:kern w:val="0"/>
+          <w:lang w:bidi="pa-IN"/>
+          <w14:ligatures w14:val="none"/>
+        </w:rPr>
+        <w:t>workflow_dispatch</w:t>
+      </w:r>
+      <w:proofErr w:type="spellEnd"/>
+      <w:r>
+        <w:rPr>
+          <w:rFonts w:ascii="Consolas" w:eastAsia="Times New Roman" w:hAnsi="Consolas" w:cs="Times New Roman"/>
+          <w:color w:val="202020"/>
+          <w:kern w:val="0"/>
+          <w:lang w:bidi="pa-IN"/>
+          <w14:ligatures w14:val="none"/>
+        </w:rPr>
+        <w:t xml:space="preserve">:       </w:t>
+      </w:r>
+      <w:r>
+        <w:rPr>
+          <w:rFonts w:ascii="Consolas" w:eastAsia="Times New Roman" w:hAnsi="Consolas" w:cs="Times New Roman"/>
+          <w:color w:val="6E7781"/>
+          <w:kern w:val="0"/>
+          <w:lang w:bidi="pa-IN"/>
+          <w14:ligatures w14:val="none"/>
+        </w:rPr>
+        <w:t># allows manual trigger</w:t>
+      </w:r>
+    </w:p>
+    <w:p>
+      <w:pPr>
+        <w:pStyle w:val="ListParagraph"/>
+        <w:numPr>
+          <w:ilvl w:val="0"/>
+          <w:numId w:val="1"/>
+        </w:numPr>
+        <w:shd w:val="clear" w:color="auto" w:fill="FFFFFF"/>
+        <w:spacing w:after="0" w:line="330" w:lineRule="atLeast"/>
+        <w:rPr>
+          <w:rFonts w:ascii="Consolas" w:eastAsia="Times New Roman" w:hAnsi="Consolas" w:cs="Times New Roman"/>
+          <w:color w:val="202020"/>
+          <w:kern w:val="0"/>
+          <w:lang w:bidi="pa-IN"/>
+          <w14:ligatures w14:val="none"/>
+        </w:rPr>
+      </w:pPr>
+    </w:p>
+    <w:p>
+      <w:pPr>
+        <w:pStyle w:val="ListParagraph"/>
+        <w:numPr>
+          <w:ilvl w:val="0"/>
+          <w:numId w:val="1"/>
+        </w:numPr>
+        <w:shd w:val="clear" w:color="auto" w:fill="FFFFFF"/>
+        <w:spacing w:after="0" w:line="330" w:lineRule="atLeast"/>
+        <w:rPr>
+          <w:rFonts w:ascii="Consolas" w:eastAsia="Times New Roman" w:hAnsi="Consolas" w:cs="Times New Roman"/>
+          <w:color w:val="202020"/>
+          <w:kern w:val="0"/>
+          <w:lang w:bidi="pa-IN"/>
+          <w14:ligatures w14:val="none"/>
+        </w:rPr>
+      </w:pPr>
+      <w:r>
+        <w:rPr>
+          <w:rFonts w:ascii="Consolas" w:eastAsia="Times New Roman" w:hAnsi="Consolas" w:cs="Times New Roman"/>
+          <w:color w:val="116329"/>
+          <w:kern w:val="0"/>
+          <w:lang w:bidi="pa-IN"/>
+          <w14:ligatures w14:val="none"/>
+        </w:rPr>
+        <w:t>jobs</w:t>
+      </w:r>
+      <w:r>
+        <w:rPr>
+          <w:rFonts w:ascii="Consolas" w:eastAsia="Times New Roman" w:hAnsi="Consolas" w:cs="Times New Roman"/>
+          <w:color w:val="202020"/>
+          <w:kern w:val="0"/>
+          <w:lang w:bidi="pa-IN"/>
+          <w14:ligatures w14:val="none"/>
+        </w:rPr>
+        <w:t>:</w:t>
+      </w:r>
+    </w:p>
+    <w:p>
+      <w:pPr>
+        <w:pStyle w:val="ListParagraph"/>
+        <w:numPr>
+          <w:ilvl w:val="0"/>
+          <w:numId w:val="1"/>
+        </w:numPr>
+        <w:shd w:val="clear" w:color="auto" w:fill="FFFFFF"/>
+        <w:spacing w:after="0" w:line="330" w:lineRule="atLeast"/>
+        <w:rPr>
+          <w:rFonts w:ascii="Consolas" w:eastAsia="Times New Roman" w:hAnsi="Consolas" w:cs="Times New Roman"/>
+          <w:color w:val="202020"/>
+          <w:kern w:val="0"/>
+          <w:lang w:bidi="pa-IN"/>
+          <w14:ligatures w14:val="none"/>
+        </w:rPr>
+      </w:pPr>
+      <w:r>
+        <w:rPr>
+          <w:rFonts w:ascii="Consolas" w:eastAsia="Times New Roman" w:hAnsi="Consolas" w:cs="Times New Roman"/>
+          <w:color w:val="202020"/>
+          <w:kern w:val="0"/>
+          <w:lang w:bidi="pa-IN"/>
+          <w14:ligatures w14:val="none"/>
+        </w:rPr>
+        <w:t xml:space="preserve">  </w:t>
+      </w:r>
+      <w:r>
+        <w:rPr>
+          <w:rFonts w:ascii="Consolas" w:eastAsia="Times New Roman" w:hAnsi="Consolas" w:cs="Times New Roman"/>
+          <w:color w:val="116329"/>
+          <w:kern w:val="0"/>
+          <w:lang w:bidi="pa-IN"/>
+          <w14:ligatures w14:val="none"/>
+        </w:rPr>
+        <w:t>run-daily-post</w:t>
+      </w:r>
+      <w:r>
+        <w:rPr>
+          <w:rFonts w:ascii="Consolas" w:eastAsia="Times New Roman" w:hAnsi="Consolas" w:cs="Times New Roman"/>
+          <w:color w:val="202020"/>
+          <w:kern w:val="0"/>
+          <w:lang w:bidi="pa-IN"/>
+          <w14:ligatures w14:val="none"/>
+        </w:rPr>
+        <w:t>:</w:t>
+      </w:r>
+    </w:p>
+    <w:p>
+      <w:pPr>
+        <w:pStyle w:val="ListParagraph"/>
+        <w:numPr>
+          <w:ilvl w:val="0"/>
+          <w:numId w:val="1"/>
+        </w:numPr>
+        <w:shd w:val="clear" w:color="auto" w:fill="FFFFFF"/>
+        <w:spacing w:after="0" w:line="330" w:lineRule="atLeast"/>
+        <w:rPr>
+          <w:rFonts w:ascii="Consolas" w:eastAsia="Times New Roman" w:hAnsi="Consolas" w:cs="Times New Roman"/>
+          <w:color w:val="202020"/>
+          <w:kern w:val="0"/>
+          <w:lang w:bidi="pa-IN"/>
+          <w14:ligatures w14:val="none"/>
+        </w:rPr>
+      </w:pPr>
+      <w:r>
+        <w:rPr>
+          <w:rFonts w:ascii="Consolas" w:eastAsia="Times New Roman" w:hAnsi="Consolas" w:cs="Times New Roman"/>
+          <w:color w:val="202020"/>
+          <w:kern w:val="0"/>
+          <w:lang w:bidi="pa-IN"/>
+          <w14:ligatures w14:val="none"/>
+        </w:rPr>
+        <w:t xml:space="preserve">    </w:t>
+      </w:r>
+      <w:r>
+        <w:rPr>
+          <w:rFonts w:ascii="Consolas" w:eastAsia="Times New Roman" w:hAnsi="Consolas" w:cs="Times New Roman"/>
+          <w:color w:val="116329"/>
+          <w:kern w:val="0"/>
+          <w:lang w:bidi="pa-IN"/>
+          <w14:ligatures w14:val="none"/>
+        </w:rPr>
+        <w:t>runs-on</w:t>
+      </w:r>
+      <w:r>
+        <w:rPr>
+          <w:rFonts w:ascii="Consolas" w:eastAsia="Times New Roman" w:hAnsi="Consolas" w:cs="Times New Roman"/>
+          <w:color w:val="202020"/>
+          <w:kern w:val="0"/>
+          <w:lang w:bidi="pa-IN"/>
+          <w14:ligatures w14:val="none"/>
+        </w:rPr>
+        <w:t xml:space="preserve">: </w:t>
+      </w:r>
+      <w:r>
+        <w:rPr>
+          <w:rFonts w:ascii="Consolas" w:eastAsia="Times New Roman" w:hAnsi="Consolas" w:cs="Times New Roman"/>
+          <w:color w:val="0000FF"/>
+          <w:kern w:val="0"/>
+          <w:lang w:bidi="pa-IN"/>
+          <w14:ligatures w14:val="none"/>
+        </w:rPr>
+        <w:t>ubuntu-latest</w:t>
+      </w:r>
+    </w:p>
+    <w:p>
+      <w:pPr>
+        <w:pStyle w:val="ListParagraph"/>
+        <w:numPr>
+          <w:ilvl w:val="0"/>
+          <w:numId w:val="1"/>
+        </w:numPr>
+        <w:shd w:val="clear" w:color="auto" w:fill="FFFFFF"/>
+        <w:spacing w:after="0" w:line="330" w:lineRule="atLeast"/>
+        <w:rPr>
+          <w:rFonts w:ascii="Consolas" w:eastAsia="Times New Roman" w:hAnsi="Consolas" w:cs="Times New Roman"/>
+          <w:color w:val="202020"/>
+          <w:kern w:val="0"/>
+          <w:lang w:bidi="pa-IN"/>
+          <w14:ligatures w14:val="none"/>
+        </w:rPr>
+      </w:pPr>
+    </w:p>
+    <w:p>
+      <w:pPr>
+        <w:pStyle w:val="ListParagraph"/>
+        <w:numPr>
+          <w:ilvl w:val="0"/>
+          <w:numId w:val="1"/>
+        </w:numPr>
+        <w:shd w:val="clear" w:color="auto" w:fill="FFFFFF"/>
+        <w:spacing w:after="0" w:line="330" w:lineRule="atLeast"/>
+        <w:rPr>
+          <w:rFonts w:ascii="Consolas" w:eastAsia="Times New Roman" w:hAnsi="Consolas" w:cs="Times New Roman"/>
+          <w:color w:val="202020"/>
+          <w:kern w:val="0"/>
+          <w:lang w:bidi="pa-IN"/>
+          <w14:ligatures w14:val="none"/>
+        </w:rPr>
+      </w:pPr>
+      <w:r>
+        <w:rPr>
+          <w:rFonts w:ascii="Consolas" w:eastAsia="Times New Roman" w:hAnsi="Consolas" w:cs="Times New Roman"/>
+          <w:color w:val="202020"/>
+          <w:kern w:val="0"/>
+          <w:lang w:bidi="pa-IN"/>
+          <w14:ligatures w14:val="none"/>
+        </w:rPr>
+        <w:t xml:space="preserve">    </w:t>
+      </w:r>
+      <w:r>
+        <w:rPr>
+          <w:rFonts w:ascii="Consolas" w:eastAsia="Times New Roman" w:hAnsi="Consolas" w:cs="Times New Roman"/>
+          <w:color w:val="116329"/>
+          <w:kern w:val="0"/>
+          <w:lang w:bidi="pa-IN"/>
+          <w14:ligatures w14:val="none"/>
+        </w:rPr>
+        <w:t>steps</w:t>
+      </w:r>
+      <w:r>
+        <w:rPr>
+          <w:rFonts w:ascii="Consolas" w:eastAsia="Times New Roman" w:hAnsi="Consolas" w:cs="Times New Roman"/>
+          <w:color w:val="202020"/>
+          <w:kern w:val="0"/>
+          <w:lang w:bidi="pa-IN"/>
+          <w14:ligatures w14:val="none"/>
+        </w:rPr>
+        <w:t>:</w:t>
+      </w:r>
+    </w:p>
+    <w:p>
+      <w:pPr>
+        <w:pStyle w:val="ListParagraph"/>
+        <w:numPr>
+          <w:ilvl w:val="0"/>
+          <w:numId w:val="1"/>
+        </w:numPr>
+        <w:shd w:val="clear" w:color="auto" w:fill="FFFFFF"/>
+        <w:spacing w:after="0" w:line="330" w:lineRule="atLeast"/>
+        <w:rPr>
+          <w:rFonts w:ascii="Consolas" w:eastAsia="Times New Roman" w:hAnsi="Consolas" w:cs="Times New Roman"/>
+          <w:color w:val="202020"/>
+          <w:kern w:val="0"/>
+          <w:lang w:bidi="pa-IN"/>
+          <w14:ligatures w14:val="none"/>
+        </w:rPr>
+      </w:pPr>
+      <w:r>
+        <w:rPr>
+          <w:rFonts w:ascii="Consolas" w:eastAsia="Times New Roman" w:hAnsi="Consolas" w:cs="Times New Roman"/>
+          <w:color w:val="202020"/>
+          <w:kern w:val="0"/>
+          <w:lang w:bidi="pa-IN"/>
+          <w14:ligatures w14:val="none"/>
+        </w:rPr>
+        <w:t xml:space="preserve">      - </w:t>
+      </w:r>
+      <w:r>
+        <w:rPr>
+          <w:rFonts w:ascii="Consolas" w:eastAsia="Times New Roman" w:hAnsi="Consolas" w:cs="Times New Roman"/>
+          <w:color w:val="116329"/>
+          <w:kern w:val="0"/>
+          <w:lang w:bidi="pa-IN"/>
+          <w14:ligatures w14:val="none"/>
+        </w:rPr>
+        <w:t>name</w:t>
+      </w:r>
+      <w:r>
+        <w:rPr>
+          <w:rFonts w:ascii="Consolas" w:eastAsia="Times New Roman" w:hAnsi="Consolas" w:cs="Times New Roman"/>
+          <w:color w:val="202020"/>
+          <w:kern w:val="0"/>
+          <w:lang w:bidi="pa-IN"/>
+          <w14:ligatures w14:val="none"/>
+        </w:rPr>
+        <w:t xml:space="preserve">: </w:t>
+      </w:r>
+      <w:r>
+        <w:rPr>
+          <w:rFonts w:ascii="Consolas" w:eastAsia="Times New Roman" w:hAnsi="Consolas" w:cs="Times New Roman"/>
+          <w:color w:val="0000FF"/>
+          <w:kern w:val="0"/>
+          <w:lang w:bidi="pa-IN"/>
+          <w14:ligatures w14:val="none"/>
+        </w:rPr>
+        <w:t xml:space="preserve">Call </w:t>
+      </w:r>
+      <w:proofErr w:type="spellStart"/>
+      <w:r>
+        <w:rPr>
+          <w:rFonts w:ascii="Consolas" w:eastAsia="Times New Roman" w:hAnsi="Consolas" w:cs="Times New Roman"/>
+          <w:color w:val="0000FF"/>
+          <w:kern w:val="0"/>
+          <w:lang w:bidi="pa-IN"/>
+          <w14:ligatures w14:val="none"/>
+        </w:rPr>
+        <w:t>Supabase</w:t>
+      </w:r>
+      <w:proofErr w:type="spellEnd"/>
+      <w:r>
+        <w:rPr>
+          <w:rFonts w:ascii="Consolas" w:eastAsia="Times New Roman" w:hAnsi="Consolas" w:cs="Times New Roman"/>
+          <w:color w:val="0000FF"/>
+          <w:kern w:val="0"/>
+          <w:lang w:bidi="pa-IN"/>
+          <w14:ligatures w14:val="none"/>
+        </w:rPr>
+        <w:t xml:space="preserve"> Edge Function</w:t>
+      </w:r>
+    </w:p>
+    <w:p>
+      <w:pPr>
+        <w:pStyle w:val="ListParagraph"/>
+        <w:numPr>
+          <w:ilvl w:val="0"/>
+          <w:numId w:val="1"/>
+        </w:numPr>
+        <w:shd w:val="clear" w:color="auto" w:fill="FFFFFF"/>
+        <w:spacing w:after="0" w:line="330" w:lineRule="atLeast"/>
+        <w:rPr>
+          <w:rFonts w:ascii="Consolas" w:eastAsia="Times New Roman" w:hAnsi="Consolas" w:cs="Times New Roman"/>
+          <w:color w:val="202020"/>
+          <w:kern w:val="0"/>
+          <w:lang w:bidi="pa-IN"/>
+          <w14:ligatures w14:val="none"/>
+        </w:rPr>
+      </w:pPr>
+      <w:r>
+        <w:rPr>
+          <w:rFonts w:ascii="Consolas" w:eastAsia="Times New Roman" w:hAnsi="Consolas" w:cs="Times New Roman"/>
+          <w:color w:val="202020"/>
+          <w:kern w:val="0"/>
+          <w:lang w:bidi="pa-IN"/>
+          <w14:ligatures w14:val="none"/>
+        </w:rPr>
+        <w:t xml:space="preserve">        </w:t>
+      </w:r>
+      <w:r>
+        <w:rPr>
+          <w:rFonts w:ascii="Consolas" w:eastAsia="Times New Roman" w:hAnsi="Consolas" w:cs="Times New Roman"/>
+          <w:color w:val="116329"/>
+          <w:kern w:val="0"/>
+          <w:lang w:bidi="pa-IN"/>
+          <w14:ligatures w14:val="none"/>
+        </w:rPr>
+        <w:t>run</w:t>
+      </w:r>
+      <w:r>
+        <w:rPr>
+          <w:rFonts w:ascii="Consolas" w:eastAsia="Times New Roman" w:hAnsi="Consolas" w:cs="Times New Roman"/>
+          <w:color w:val="202020"/>
+          <w:kern w:val="0"/>
+          <w:lang w:bidi="pa-IN"/>
+          <w14:ligatures w14:val="none"/>
+        </w:rPr>
+        <w:t xml:space="preserve">: </w:t>
+      </w:r>
+      <w:r>
+        <w:rPr>
+          <w:rFonts w:ascii="Consolas" w:eastAsia="Times New Roman" w:hAnsi="Consolas" w:cs="Times New Roman"/>
+          <w:color w:val="AF00DB"/>
+          <w:kern w:val="0"/>
+          <w:lang w:bidi="pa-IN"/>
+          <w14:ligatures w14:val="none"/>
+        </w:rPr>
+        <w:t>|</w:t>
+      </w:r>
+    </w:p>
+    <w:p>
+      <w:pPr>
+        <w:pStyle w:val="ListParagraph"/>
+        <w:numPr>
+          <w:ilvl w:val="0"/>
+          <w:numId w:val="1"/>
+        </w:numPr>
+        <w:shd w:val="clear" w:color="auto" w:fill="FFFFFF"/>
+        <w:spacing w:after="0" w:line="330" w:lineRule="atLeast"/>
+        <w:rPr>
+          <w:rFonts w:ascii="Consolas" w:eastAsia="Times New Roman" w:hAnsi="Consolas" w:cs="Times New Roman"/>
+          <w:color w:val="202020"/>
+          <w:kern w:val="0"/>
+          <w:lang w:bidi="pa-IN"/>
+          <w14:ligatures w14:val="none"/>
+        </w:rPr>
+      </w:pPr>
+      <w:r>
+        <w:rPr>
+          <w:rFonts w:ascii="Consolas" w:eastAsia="Times New Roman" w:hAnsi="Consolas" w:cs="Times New Roman"/>
+          <w:color w:val="0000FF"/>
+          <w:kern w:val="0"/>
+          <w:lang w:bidi="pa-IN"/>
+          <w14:ligatures w14:val="none"/>
+        </w:rPr>
+        <w:t>          curl -X POST \</w:t>
+      </w:r>
+    </w:p>
+    <w:p>
+      <w:pPr>
+        <w:pStyle w:val="ListParagraph"/>
+        <w:numPr>
+          <w:ilvl w:val="0"/>
+          <w:numId w:val="1"/>
+        </w:numPr>
+        <w:shd w:val="clear" w:color="auto" w:fill="FFFFFF"/>
+        <w:spacing w:after="0" w:line="330" w:lineRule="atLeast"/>
+        <w:rPr>
+          <w:rFonts w:ascii="Consolas" w:eastAsia="Times New Roman" w:hAnsi="Consolas" w:cs="Times New Roman"/>
+          <w:color w:val="202020"/>
+          <w:kern w:val="0"/>
+          <w:lang w:bidi="pa-IN"/>
+          <w14:ligatures w14:val="none"/>
+        </w:rPr>
+      </w:pPr>
+      <w:r>
+        <w:rPr>
+          <w:rFonts w:ascii="Consolas" w:eastAsia="Times New Roman" w:hAnsi="Consolas" w:cs="Times New Roman"/>
+          <w:color w:val="0000FF"/>
+          <w:kern w:val="0"/>
+          <w:lang w:bidi="pa-IN"/>
+          <w14:ligatures w14:val="none"/>
+        </w:rPr>
+        <w:t xml:space="preserve">            -H "Authorization: Bearer </w:t>
+      </w:r>
+      <w:r>
+        <w:rPr>
+          <w:rFonts w:ascii="Consolas" w:eastAsia="Times New Roman" w:hAnsi="Consolas" w:cs="Times New Roman"/>
+          <w:color w:val="000000"/>
+          <w:kern w:val="0"/>
+          <w:lang w:bidi="pa-IN"/>
+          <w14:ligatures w14:val="none"/>
+        </w:rPr>
+        <w:t>$</w:t>
+      </w:r>
+      <w:proofErr w:type="gramStart"/>
+      <w:r>
+        <w:rPr>
+          <w:rFonts w:ascii="Consolas" w:eastAsia="Times New Roman" w:hAnsi="Consolas" w:cs="Times New Roman"/>
+          <w:color w:val="000000"/>
+          <w:kern w:val="0"/>
+          <w:lang w:bidi="pa-IN"/>
+          <w14:ligatures w14:val="none"/>
+        </w:rPr>
+        <w:t xml:space="preserve">{{ </w:t>
+      </w:r>
+      <w:proofErr w:type="spellStart"/>
+      <w:r>
+        <w:rPr>
+          <w:rFonts w:ascii="Consolas" w:eastAsia="Times New Roman" w:hAnsi="Consolas" w:cs="Times New Roman"/>
+          <w:color w:val="953800"/>
+          <w:kern w:val="0"/>
+          <w:lang w:bidi="pa-IN"/>
+          <w14:ligatures w14:val="none"/>
+        </w:rPr>
+        <w:t>secrets</w:t>
+      </w:r>
+      <w:proofErr w:type="gramEnd"/>
+      <w:r>
+        <w:rPr>
+          <w:rFonts w:ascii="Consolas" w:eastAsia="Times New Roman" w:hAnsi="Consolas" w:cs="Times New Roman"/>
+          <w:color w:val="000000"/>
+          <w:kern w:val="0"/>
+          <w:lang w:bidi="pa-IN"/>
+          <w14:ligatures w14:val="none"/>
+        </w:rPr>
+        <w:t>.</w:t>
+      </w:r>
+      <w:r>
+        <w:rPr>
+          <w:rFonts w:ascii="Consolas" w:eastAsia="Times New Roman" w:hAnsi="Consolas" w:cs="Times New Roman"/>
+          <w:color w:val="953800"/>
+          <w:kern w:val="0"/>
+          <w:lang w:bidi="pa-IN"/>
+          <w14:ligatures w14:val="none"/>
+        </w:rPr>
+        <w:t>SUPABASE_SERVICE_ROLE_</w:t>
+      </w:r>
+      <w:proofErr w:type="gramStart"/>
+      <w:r>
+        <w:rPr>
+          <w:rFonts w:ascii="Consolas" w:eastAsia="Times New Roman" w:hAnsi="Consolas" w:cs="Times New Roman"/>
+          <w:color w:val="953800"/>
+          <w:kern w:val="0"/>
+          <w:lang w:bidi="pa-IN"/>
+          <w14:ligatures w14:val="none"/>
+        </w:rPr>
+        <w:t>KEY</w:t>
+      </w:r>
+      <w:proofErr w:type="spellEnd"/>
+      <w:r>
+        <w:rPr>
+          <w:rFonts w:ascii="Consolas" w:eastAsia="Times New Roman" w:hAnsi="Consolas" w:cs="Times New Roman"/>
+          <w:color w:val="000000"/>
+          <w:kern w:val="0"/>
+          <w:lang w:bidi="pa-IN"/>
+          <w14:ligatures w14:val="none"/>
+        </w:rPr>
+        <w:t xml:space="preserve"> }}</w:t>
+      </w:r>
+      <w:r>
+        <w:rPr>
+          <w:rFonts w:ascii="Consolas" w:eastAsia="Times New Roman" w:hAnsi="Consolas" w:cs="Times New Roman"/>
+          <w:color w:val="0000FF"/>
+          <w:kern w:val="0"/>
+          <w:lang w:bidi="pa-IN"/>
+          <w14:ligatures w14:val="none"/>
+        </w:rPr>
+        <w:t>"</w:t>
+      </w:r>
+      <w:proofErr w:type="gramEnd"/>
+      <w:r>
+        <w:rPr>
+          <w:rFonts w:ascii="Consolas" w:eastAsia="Times New Roman" w:hAnsi="Consolas" w:cs="Times New Roman"/>
+          <w:color w:val="0000FF"/>
+          <w:kern w:val="0"/>
+          <w:lang w:bidi="pa-IN"/>
+          <w14:ligatures w14:val="none"/>
+        </w:rPr>
+        <w:t xml:space="preserve"> \</w:t>
+      </w:r>
+    </w:p>
+    <w:p>
+      <w:pPr>
+        <w:pStyle w:val="ListParagraph"/>
+        <w:numPr>
+          <w:ilvl w:val="0"/>
+          <w:numId w:val="1"/>
+        </w:numPr>
+        <w:shd w:val="clear" w:color="auto" w:fill="FFFFFF"/>
+        <w:spacing w:after="0" w:line="330" w:lineRule="atLeast"/>
+        <w:rPr>
+          <w:rFonts w:ascii="Consolas" w:eastAsia="Times New Roman" w:hAnsi="Consolas" w:cs="Times New Roman"/>
+          <w:color w:val="202020"/>
+          <w:kern w:val="0"/>
+          <w:lang w:bidi="pa-IN"/>
+          <w14:ligatures w14:val="none"/>
+        </w:rPr>
+      </w:pPr>
+      <w:r>
+        <w:rPr>
+          <w:rFonts w:ascii="Consolas" w:eastAsia="Times New Roman" w:hAnsi="Consolas" w:cs="Times New Roman"/>
+          <w:color w:val="0000FF"/>
+          <w:kern w:val="0"/>
+          <w:lang w:bidi="pa-IN"/>
+          <w14:ligatures w14:val="none"/>
+        </w:rPr>
+        <w:t>            -H "Content-Type: application/</w:t>
+      </w:r>
+      <w:proofErr w:type="spellStart"/>
+      <w:r>
+        <w:rPr>
+          <w:rFonts w:ascii="Consolas" w:eastAsia="Times New Roman" w:hAnsi="Consolas" w:cs="Times New Roman"/>
+          <w:color w:val="0000FF"/>
+          <w:kern w:val="0"/>
+          <w:lang w:bidi="pa-IN"/>
+          <w14:ligatures w14:val="none"/>
+        </w:rPr>
+        <w:t>json</w:t>
+      </w:r>
+      <w:proofErr w:type="spellEnd"/>
+      <w:r>
+        <w:rPr>
+          <w:rFonts w:ascii="Consolas" w:eastAsia="Times New Roman" w:hAnsi="Consolas" w:cs="Times New Roman"/>
+          <w:color w:val="0000FF"/>
+          <w:kern w:val="0"/>
+          <w:lang w:bidi="pa-IN"/>
+          <w14:ligatures w14:val="none"/>
+        </w:rPr>
+        <w:t>" \</w:t>
+      </w:r>
+    </w:p>
+    <w:p>
+      <w:pPr>
+        <w:pStyle w:val="ListParagraph"/>
+        <w:numPr>
+          <w:ilvl w:val="0"/>
+          <w:numId w:val="1"/>
+        </w:numPr>
+        <w:shd w:val="clear" w:color="auto" w:fill="FFFFFF"/>
+        <w:spacing w:after="0" w:line="330" w:lineRule="atLeast"/>
+        <w:rPr>
+          <w:rFonts w:ascii="Consolas" w:eastAsia="Times New Roman" w:hAnsi="Consolas" w:cs="Times New Roman"/>
+          <w:color w:val="202020"/>
+          <w:kern w:val="0"/>
+          <w:lang w:bidi="pa-IN"/>
+          <w14:ligatures w14:val="none"/>
+        </w:rPr>
+      </w:pPr>
+      <w:r>
+        <w:rPr>
+          <w:rFonts w:ascii="Consolas" w:eastAsia="Times New Roman" w:hAnsi="Consolas" w:cs="Times New Roman"/>
+          <w:color w:val="0000FF"/>
+          <w:kern w:val="0"/>
+          <w:lang w:bidi="pa-IN"/>
+          <w14:ligatures w14:val="none"/>
+        </w:rPr>
+        <w:t>            https://xzqbpyioyauogsvyikjz.supabase.co/functions/v1/daily-math-post</w:t>
+      </w:r>
+    </w:p>
+    <w:p>
+      <w:pPr>
+        <w:pStyle w:val="ListParagraph"/>
+        <w:numPr>
+          <w:ilvl w:val="0"/>
+          <w:numId w:val="1"/>
+        </w:numPr>
+        <w:shd w:val="clear" w:color="auto" w:fill="FFFFFF"/>
+        <w:spacing w:after="0" w:line="330" w:lineRule="atLeast"/>
+        <w:rPr>
+          <w:rFonts w:ascii="Consolas" w:eastAsia="Times New Roman" w:hAnsi="Consolas" w:cs="Times New Roman"/>
+          <w:color w:val="202020"/>
+          <w:kern w:val="0"/>
+          <w:lang w:bidi="pa-IN"/>
+          <w14:ligatures w14:val="none"/>
+        </w:rPr>
+      </w:pPr>
+    </w:p>
+    <w:p>
+      <w:pPr>
+        <w:ind w:left="1440"/>
+      </w:pPr>
+    </w:p>
+    <w:p/>
+    <w:p>
+      <w:pPr>
+        <w:ind w:left="360"/>
+      </w:pPr>
+      <w:r>
+        <w:t xml:space="preserve">Inside </w:t>
+      </w:r>
+      <w:proofErr w:type="spellStart"/>
+      <w:r>
+        <w:t>math_saas</w:t>
+      </w:r>
+      <w:proofErr w:type="spellEnd"/>
+      <w:proofErr w:type="gramStart"/>
+      <w:r>
+        <w:t>/.streamlit</w:t>
+      </w:r>
+      <w:proofErr w:type="gramEnd"/>
+    </w:p>
+    <w:p>
+      <w:pPr>
+        <w:pStyle w:val="ListParagraph"/>
+        <w:numPr>
+          <w:ilvl w:val="0"/>
+          <w:numId w:val="1"/>
+        </w:numPr>
+      </w:pPr>
+      <w:proofErr w:type="spellStart"/>
+      <w:proofErr w:type="gramStart"/>
+      <w:r>
+        <w:t>secrets.toml</w:t>
+      </w:r>
+      <w:proofErr w:type="spellEnd"/>
+      <w:proofErr w:type="gramEnd"/>
+    </w:p>
+    <w:p>
+      <w:pPr>
+        <w:pStyle w:val="ListParagraph"/>
+        <w:numPr>
+          <w:ilvl w:val="0"/>
+          <w:numId w:val="1"/>
+        </w:numPr>
+      </w:pPr>
+      <w:proofErr w:type="spellStart"/>
+      <w:r>
+        <w:t>templated_</w:t>
+      </w:r>
+      <w:proofErr w:type="gramStart"/>
+      <w:r>
+        <w:t>secrets.toml</w:t>
+      </w:r>
+      <w:proofErr w:type="spellEnd"/>
+      <w:proofErr w:type="gramEnd"/>
+    </w:p>
+    <w:p>
+      <w:pPr>
+        <w:ind w:left="360"/>
+      </w:pPr>
+    </w:p>
+    <w:p>
+      <w:pPr>
+        <w:ind w:left="360"/>
+      </w:pPr>
+      <w:r>
+        <w:t xml:space="preserve">Inside </w:t>
+      </w:r>
+      <w:proofErr w:type="spellStart"/>
+      <w:r>
+        <w:t>math_saas</w:t>
+      </w:r>
+      <w:proofErr w:type="spellEnd"/>
+      <w:r>
+        <w:t xml:space="preserve"> (root directory)</w:t>
+      </w:r>
+    </w:p>
+    <w:p>
+      <w:pPr>
+        <w:pStyle w:val="ListParagraph"/>
+        <w:numPr>
+          <w:ilvl w:val="0"/>
+          <w:numId w:val="1"/>
+        </w:numPr>
+      </w:pPr>
+      <w:proofErr w:type="gramStart"/>
+      <w:r>
+        <w:t>.env</w:t>
+      </w:r>
+      <w:proofErr w:type="gramEnd"/>
+    </w:p>
+    <w:p>
+      <w:pPr>
+        <w:pStyle w:val="ListParagraph"/>
+        <w:numPr>
+          <w:ilvl w:val="0"/>
+          <w:numId w:val="1"/>
+        </w:numPr>
+      </w:pPr>
+      <w:proofErr w:type="gramStart"/>
+      <w:r>
+        <w:lastRenderedPageBreak/>
         <w:t>.</w:t>
       </w:r>
       <w:proofErr w:type="spellStart"/>

--- a/docs/Code inside math_saas (18-06-2026).docx
+++ b/docs/Code inside math_saas (18-06-2026).docx
@@ -40441,10 +40441,20 @@
     <w:p>
       <w:pPr>
         <w:pStyle w:val="ListParagraph"/>
-        <w:numPr>
-          <w:ilvl w:val="0"/>
-          <w:numId w:val="1"/>
-        </w:numPr>
+        <w:shd w:val="clear" w:color="auto" w:fill="FFFFFF"/>
+        <w:spacing w:after="0" w:line="330" w:lineRule="atLeast"/>
+        <w:rPr>
+          <w:rFonts w:ascii="Consolas" w:eastAsia="Times New Roman" w:hAnsi="Consolas" w:cs="Times New Roman"/>
+          <w:color w:val="116329"/>
+          <w:kern w:val="0"/>
+          <w:lang w:bidi="pa-IN"/>
+          <w14:ligatures w14:val="none"/>
+        </w:rPr>
+      </w:pPr>
+    </w:p>
+    <w:p>
+      <w:pPr>
+        <w:pStyle w:val="ListParagraph"/>
         <w:shd w:val="clear" w:color="auto" w:fill="FFFFFF"/>
         <w:spacing w:after="0" w:line="330" w:lineRule="atLeast"/>
         <w:rPr>
@@ -40489,10 +40499,6 @@
     <w:p>
       <w:pPr>
         <w:pStyle w:val="ListParagraph"/>
-        <w:numPr>
-          <w:ilvl w:val="0"/>
-          <w:numId w:val="1"/>
-        </w:numPr>
         <w:shd w:val="clear" w:color="auto" w:fill="FFFFFF"/>
         <w:spacing w:after="0" w:line="330" w:lineRule="atLeast"/>
         <w:rPr>
@@ -40507,10 +40513,6 @@
     <w:p>
       <w:pPr>
         <w:pStyle w:val="ListParagraph"/>
-        <w:numPr>
-          <w:ilvl w:val="0"/>
-          <w:numId w:val="1"/>
-        </w:numPr>
         <w:shd w:val="clear" w:color="auto" w:fill="FFFFFF"/>
         <w:spacing w:after="0" w:line="330" w:lineRule="atLeast"/>
         <w:rPr>
@@ -40545,10 +40547,6 @@
     <w:p>
       <w:pPr>
         <w:pStyle w:val="ListParagraph"/>
-        <w:numPr>
-          <w:ilvl w:val="0"/>
-          <w:numId w:val="1"/>
-        </w:numPr>
         <w:shd w:val="clear" w:color="auto" w:fill="FFFFFF"/>
         <w:spacing w:after="0" w:line="330" w:lineRule="atLeast"/>
         <w:rPr>
@@ -40593,10 +40591,6 @@
     <w:p>
       <w:pPr>
         <w:pStyle w:val="ListParagraph"/>
-        <w:numPr>
-          <w:ilvl w:val="0"/>
-          <w:numId w:val="1"/>
-        </w:numPr>
         <w:shd w:val="clear" w:color="auto" w:fill="FFFFFF"/>
         <w:spacing w:after="0" w:line="330" w:lineRule="atLeast"/>
         <w:rPr>
@@ -40673,10 +40667,6 @@
     <w:p>
       <w:pPr>
         <w:pStyle w:val="ListParagraph"/>
-        <w:numPr>
-          <w:ilvl w:val="0"/>
-          <w:numId w:val="1"/>
-        </w:numPr>
         <w:shd w:val="clear" w:color="auto" w:fill="FFFFFF"/>
         <w:spacing w:after="0" w:line="330" w:lineRule="atLeast"/>
         <w:rPr>
@@ -40733,10 +40723,6 @@
     <w:p>
       <w:pPr>
         <w:pStyle w:val="ListParagraph"/>
-        <w:numPr>
-          <w:ilvl w:val="0"/>
-          <w:numId w:val="1"/>
-        </w:numPr>
         <w:shd w:val="clear" w:color="auto" w:fill="FFFFFF"/>
         <w:spacing w:after="0" w:line="330" w:lineRule="atLeast"/>
         <w:rPr>
@@ -40751,10 +40737,6 @@
     <w:p>
       <w:pPr>
         <w:pStyle w:val="ListParagraph"/>
-        <w:numPr>
-          <w:ilvl w:val="0"/>
-          <w:numId w:val="1"/>
-        </w:numPr>
         <w:shd w:val="clear" w:color="auto" w:fill="FFFFFF"/>
         <w:spacing w:after="0" w:line="330" w:lineRule="atLeast"/>
         <w:rPr>
@@ -40789,10 +40771,6 @@
     <w:p>
       <w:pPr>
         <w:pStyle w:val="ListParagraph"/>
-        <w:numPr>
-          <w:ilvl w:val="0"/>
-          <w:numId w:val="1"/>
-        </w:numPr>
         <w:shd w:val="clear" w:color="auto" w:fill="FFFFFF"/>
         <w:spacing w:after="0" w:line="330" w:lineRule="atLeast"/>
         <w:rPr>
@@ -40837,10 +40815,6 @@
     <w:p>
       <w:pPr>
         <w:pStyle w:val="ListParagraph"/>
-        <w:numPr>
-          <w:ilvl w:val="0"/>
-          <w:numId w:val="1"/>
-        </w:numPr>
         <w:shd w:val="clear" w:color="auto" w:fill="FFFFFF"/>
         <w:spacing w:after="0" w:line="330" w:lineRule="atLeast"/>
         <w:rPr>
@@ -40895,10 +40869,6 @@
     <w:p>
       <w:pPr>
         <w:pStyle w:val="ListParagraph"/>
-        <w:numPr>
-          <w:ilvl w:val="0"/>
-          <w:numId w:val="1"/>
-        </w:numPr>
         <w:shd w:val="clear" w:color="auto" w:fill="FFFFFF"/>
         <w:spacing w:after="0" w:line="330" w:lineRule="atLeast"/>
         <w:rPr>
@@ -40913,10 +40883,6 @@
     <w:p>
       <w:pPr>
         <w:pStyle w:val="ListParagraph"/>
-        <w:numPr>
-          <w:ilvl w:val="0"/>
-          <w:numId w:val="1"/>
-        </w:numPr>
         <w:shd w:val="clear" w:color="auto" w:fill="FFFFFF"/>
         <w:spacing w:after="0" w:line="330" w:lineRule="atLeast"/>
         <w:rPr>
@@ -40961,10 +40927,6 @@
     <w:p>
       <w:pPr>
         <w:pStyle w:val="ListParagraph"/>
-        <w:numPr>
-          <w:ilvl w:val="0"/>
-          <w:numId w:val="1"/>
-        </w:numPr>
         <w:shd w:val="clear" w:color="auto" w:fill="FFFFFF"/>
         <w:spacing w:after="0" w:line="330" w:lineRule="atLeast"/>
         <w:rPr>
@@ -41041,10 +41003,6 @@
     <w:p>
       <w:pPr>
         <w:pStyle w:val="ListParagraph"/>
-        <w:numPr>
-          <w:ilvl w:val="0"/>
-          <w:numId w:val="1"/>
-        </w:numPr>
         <w:shd w:val="clear" w:color="auto" w:fill="FFFFFF"/>
         <w:spacing w:after="0" w:line="330" w:lineRule="atLeast"/>
         <w:rPr>
@@ -41099,10 +41057,6 @@
     <w:p>
       <w:pPr>
         <w:pStyle w:val="ListParagraph"/>
-        <w:numPr>
-          <w:ilvl w:val="0"/>
-          <w:numId w:val="1"/>
-        </w:numPr>
         <w:shd w:val="clear" w:color="auto" w:fill="FFFFFF"/>
         <w:spacing w:after="0" w:line="330" w:lineRule="atLeast"/>
         <w:rPr>
@@ -41127,10 +41081,6 @@
     <w:p>
       <w:pPr>
         <w:pStyle w:val="ListParagraph"/>
-        <w:numPr>
-          <w:ilvl w:val="0"/>
-          <w:numId w:val="1"/>
-        </w:numPr>
         <w:shd w:val="clear" w:color="auto" w:fill="FFFFFF"/>
         <w:spacing w:after="0" w:line="330" w:lineRule="atLeast"/>
         <w:rPr>
@@ -41251,10 +41201,6 @@
     <w:p>
       <w:pPr>
         <w:pStyle w:val="ListParagraph"/>
-        <w:numPr>
-          <w:ilvl w:val="0"/>
-          <w:numId w:val="1"/>
-        </w:numPr>
         <w:shd w:val="clear" w:color="auto" w:fill="FFFFFF"/>
         <w:spacing w:after="0" w:line="330" w:lineRule="atLeast"/>
         <w:rPr>
@@ -41301,10 +41247,6 @@
     <w:p>
       <w:pPr>
         <w:pStyle w:val="ListParagraph"/>
-        <w:numPr>
-          <w:ilvl w:val="0"/>
-          <w:numId w:val="1"/>
-        </w:numPr>
         <w:shd w:val="clear" w:color="auto" w:fill="FFFFFF"/>
         <w:spacing w:after="0" w:line="330" w:lineRule="atLeast"/>
         <w:rPr>
@@ -41329,10 +41271,6 @@
     <w:p>
       <w:pPr>
         <w:pStyle w:val="ListParagraph"/>
-        <w:numPr>
-          <w:ilvl w:val="0"/>
-          <w:numId w:val="1"/>
-        </w:numPr>
         <w:shd w:val="clear" w:color="auto" w:fill="FFFFFF"/>
         <w:spacing w:after="0" w:line="330" w:lineRule="atLeast"/>
         <w:rPr>
@@ -41349,6 +41287,20 @@
         <w:ind w:left="1440"/>
       </w:pPr>
     </w:p>
+    <w:p>
+      <w:pPr>
+        <w:ind w:left="1440"/>
+      </w:pPr>
+    </w:p>
+    <w:p>
+      <w:pPr>
+        <w:ind w:left="1440"/>
+      </w:pPr>
+    </w:p>
+    <w:p/>
+    <w:p/>
+    <w:p/>
+    <w:p/>
     <w:p/>
     <w:p>
       <w:pPr>
@@ -41386,6 +41338,197 @@
     </w:p>
     <w:p>
       <w:pPr>
+        <w:ind w:left="1440"/>
+      </w:pPr>
+      <w:r>
+        <w:t xml:space="preserve"> </w:t>
+      </w:r>
+      <w:r>
+        <w:t>[</w:t>
+      </w:r>
+      <w:proofErr w:type="spellStart"/>
+      <w:r>
+        <w:t>supabase</w:t>
+      </w:r>
+      <w:proofErr w:type="spellEnd"/>
+      <w:r>
+        <w:t>]</w:t>
+      </w:r>
+    </w:p>
+    <w:p>
+      <w:pPr>
+        <w:ind w:left="1440"/>
+      </w:pPr>
+      <w:proofErr w:type="spellStart"/>
+      <w:r>
+        <w:t>supabase_url</w:t>
+      </w:r>
+      <w:proofErr w:type="spellEnd"/>
+      <w:r>
+        <w:t xml:space="preserve"> = </w:t>
+      </w:r>
+      <w:r>
+        <w:t>“******************************”</w:t>
+      </w:r>
+    </w:p>
+    <w:p>
+      <w:pPr>
+        <w:ind w:left="1440"/>
+      </w:pPr>
+      <w:proofErr w:type="spellStart"/>
+      <w:r>
+        <w:t>supabase_key</w:t>
+      </w:r>
+      <w:proofErr w:type="spellEnd"/>
+      <w:proofErr w:type="gramStart"/>
+      <w:r>
+        <w:t>=</w:t>
+      </w:r>
+      <w:r>
+        <w:t>“</w:t>
+      </w:r>
+      <w:proofErr w:type="gramEnd"/>
+      <w:r>
+        <w:t>******************************”</w:t>
+      </w:r>
+    </w:p>
+    <w:p>
+      <w:pPr>
+        <w:ind w:left="1440"/>
+      </w:pPr>
+      <w:proofErr w:type="spellStart"/>
+      <w:r>
+        <w:t>anon_key</w:t>
+      </w:r>
+      <w:proofErr w:type="spellEnd"/>
+      <w:r>
+        <w:t xml:space="preserve"> = </w:t>
+      </w:r>
+      <w:r>
+        <w:t>“******************************”</w:t>
+      </w:r>
+    </w:p>
+    <w:p>
+      <w:pPr>
+        <w:ind w:left="1440"/>
+      </w:pPr>
+      <w:proofErr w:type="spellStart"/>
+      <w:r>
+        <w:t>service_role_key</w:t>
+      </w:r>
+      <w:proofErr w:type="spellEnd"/>
+      <w:r>
+        <w:t xml:space="preserve"> = </w:t>
+      </w:r>
+      <w:r>
+        <w:t>“******************************”</w:t>
+      </w:r>
+    </w:p>
+    <w:p>
+      <w:pPr>
+        <w:ind w:left="1440"/>
+      </w:pPr>
+    </w:p>
+    <w:p>
+      <w:pPr>
+        <w:ind w:left="1440"/>
+      </w:pPr>
+      <w:r>
+        <w:t>[</w:t>
+      </w:r>
+      <w:proofErr w:type="spellStart"/>
+      <w:r>
+        <w:t>razorpay</w:t>
+      </w:r>
+      <w:proofErr w:type="spellEnd"/>
+      <w:r>
+        <w:t>]</w:t>
+      </w:r>
+    </w:p>
+    <w:p>
+      <w:pPr>
+        <w:ind w:left="1440"/>
+      </w:pPr>
+      <w:proofErr w:type="spellStart"/>
+      <w:r>
+        <w:t>razorpay_key_id</w:t>
+      </w:r>
+      <w:proofErr w:type="spellEnd"/>
+      <w:r>
+        <w:t xml:space="preserve"> = </w:t>
+      </w:r>
+      <w:r>
+        <w:t>“******************************”</w:t>
+      </w:r>
+    </w:p>
+    <w:p>
+      <w:pPr>
+        <w:ind w:left="1440"/>
+      </w:pPr>
+      <w:proofErr w:type="spellStart"/>
+      <w:r>
+        <w:t>razorpay_key_secret</w:t>
+      </w:r>
+      <w:proofErr w:type="spellEnd"/>
+      <w:r>
+        <w:t xml:space="preserve"> = </w:t>
+      </w:r>
+      <w:r>
+        <w:t>“******************************”</w:t>
+      </w:r>
+    </w:p>
+    <w:p>
+      <w:pPr>
+        <w:ind w:left="1440"/>
+      </w:pPr>
+    </w:p>
+    <w:p>
+      <w:pPr>
+        <w:ind w:left="1440"/>
+      </w:pPr>
+      <w:r>
+        <w:t>[</w:t>
+      </w:r>
+      <w:proofErr w:type="spellStart"/>
+      <w:r>
+        <w:t>openai</w:t>
+      </w:r>
+      <w:proofErr w:type="spellEnd"/>
+      <w:r>
+        <w:t>]</w:t>
+      </w:r>
+    </w:p>
+    <w:p>
+      <w:pPr>
+        <w:ind w:left="1440"/>
+      </w:pPr>
+      <w:proofErr w:type="spellStart"/>
+      <w:r>
+        <w:t>api_key</w:t>
+      </w:r>
+      <w:proofErr w:type="spellEnd"/>
+      <w:r>
+        <w:t xml:space="preserve"> = "</w:t>
+      </w:r>
+      <w:r>
+        <w:t>*****************************</w:t>
+      </w:r>
+      <w:r>
+        <w:t>"</w:t>
+      </w:r>
+    </w:p>
+    <w:p>
+      <w:pPr>
+        <w:ind w:left="1440"/>
+      </w:pPr>
+    </w:p>
+    <w:p>
+      <w:pPr>
+        <w:ind w:left="1440"/>
+      </w:pPr>
+    </w:p>
+    <w:p>
+      <w:pPr>
         <w:pStyle w:val="ListParagraph"/>
         <w:numPr>
           <w:ilvl w:val="0"/>
@@ -41405,7 +41548,191 @@
     </w:p>
     <w:p>
       <w:pPr>
-        <w:ind w:left="360"/>
+        <w:ind w:left="1440"/>
+      </w:pPr>
+    </w:p>
+    <w:p>
+      <w:pPr>
+        <w:ind w:left="1440"/>
+      </w:pPr>
+      <w:r>
+        <w:t>[</w:t>
+      </w:r>
+      <w:proofErr w:type="spellStart"/>
+      <w:r>
+        <w:t>supabase</w:t>
+      </w:r>
+      <w:proofErr w:type="spellEnd"/>
+      <w:r>
+        <w:t>]</w:t>
+      </w:r>
+    </w:p>
+    <w:p>
+      <w:pPr>
+        <w:ind w:left="1440"/>
+      </w:pPr>
+      <w:proofErr w:type="spellStart"/>
+      <w:r>
+        <w:t>supabase_url</w:t>
+      </w:r>
+      <w:proofErr w:type="spellEnd"/>
+      <w:r>
+        <w:t xml:space="preserve"> = </w:t>
+      </w:r>
+      <w:r>
+        <w:t>“******************************”</w:t>
+      </w:r>
+    </w:p>
+    <w:p>
+      <w:pPr>
+        <w:ind w:left="1440"/>
+      </w:pPr>
+      <w:proofErr w:type="spellStart"/>
+      <w:r>
+        <w:t>supabase_key</w:t>
+      </w:r>
+      <w:proofErr w:type="spellEnd"/>
+      <w:proofErr w:type="gramStart"/>
+      <w:r>
+        <w:t>=</w:t>
+      </w:r>
+      <w:r>
+        <w:t>“</w:t>
+      </w:r>
+      <w:proofErr w:type="gramEnd"/>
+      <w:r>
+        <w:t>******************************”</w:t>
+      </w:r>
+    </w:p>
+    <w:p>
+      <w:pPr>
+        <w:ind w:left="1440"/>
+      </w:pPr>
+      <w:proofErr w:type="spellStart"/>
+      <w:r>
+        <w:t>anon_key</w:t>
+      </w:r>
+      <w:proofErr w:type="spellEnd"/>
+      <w:r>
+        <w:t xml:space="preserve"> = </w:t>
+      </w:r>
+      <w:r>
+        <w:t>“******************************”</w:t>
+      </w:r>
+    </w:p>
+    <w:p>
+      <w:pPr>
+        <w:ind w:left="1440"/>
+      </w:pPr>
+      <w:proofErr w:type="spellStart"/>
+      <w:r>
+        <w:t>service_role_key</w:t>
+      </w:r>
+      <w:proofErr w:type="spellEnd"/>
+      <w:r>
+        <w:t xml:space="preserve"> = </w:t>
+      </w:r>
+      <w:r>
+        <w:t>“******************************”</w:t>
+      </w:r>
+    </w:p>
+    <w:p>
+      <w:pPr>
+        <w:ind w:left="1440"/>
+      </w:pPr>
+    </w:p>
+    <w:p>
+      <w:pPr>
+        <w:ind w:left="1440"/>
+      </w:pPr>
+      <w:r>
+        <w:t>[</w:t>
+      </w:r>
+      <w:proofErr w:type="spellStart"/>
+      <w:r>
+        <w:t>razorpay</w:t>
+      </w:r>
+      <w:proofErr w:type="spellEnd"/>
+      <w:r>
+        <w:t>]</w:t>
+      </w:r>
+    </w:p>
+    <w:p>
+      <w:pPr>
+        <w:ind w:left="1440"/>
+      </w:pPr>
+      <w:proofErr w:type="spellStart"/>
+      <w:r>
+        <w:lastRenderedPageBreak/>
+        <w:t>razorpay_key_id</w:t>
+      </w:r>
+      <w:proofErr w:type="spellEnd"/>
+      <w:r>
+        <w:t xml:space="preserve"> = </w:t>
+      </w:r>
+      <w:r>
+        <w:t>“******************************”</w:t>
+      </w:r>
+    </w:p>
+    <w:p>
+      <w:pPr>
+        <w:ind w:left="1440"/>
+      </w:pPr>
+      <w:proofErr w:type="spellStart"/>
+      <w:r>
+        <w:t>razorpay_key_secret</w:t>
+      </w:r>
+      <w:proofErr w:type="spellEnd"/>
+      <w:r>
+        <w:t xml:space="preserve"> = </w:t>
+      </w:r>
+      <w:r>
+        <w:t>“******************************”</w:t>
+      </w:r>
+    </w:p>
+    <w:p>
+      <w:pPr>
+        <w:ind w:left="1440"/>
+      </w:pPr>
+    </w:p>
+    <w:p>
+      <w:pPr>
+        <w:ind w:left="1440"/>
+      </w:pPr>
+      <w:r>
+        <w:t>[</w:t>
+      </w:r>
+      <w:proofErr w:type="spellStart"/>
+      <w:r>
+        <w:t>openai</w:t>
+      </w:r>
+      <w:proofErr w:type="spellEnd"/>
+      <w:r>
+        <w:t>]</w:t>
+      </w:r>
+    </w:p>
+    <w:p>
+      <w:pPr>
+        <w:ind w:left="1440"/>
+      </w:pPr>
+      <w:proofErr w:type="spellStart"/>
+      <w:r>
+        <w:t>api_key</w:t>
+      </w:r>
+      <w:proofErr w:type="spellEnd"/>
+      <w:r>
+        <w:t xml:space="preserve"> = "</w:t>
+      </w:r>
+      <w:r>
+        <w:t>*****************************</w:t>
+      </w:r>
+      <w:r>
+        <w:t>"</w:t>
+      </w:r>
+    </w:p>
+    <w:p>
+      <w:pPr>
+        <w:ind w:left="1440"/>
       </w:pPr>
     </w:p>
     <w:p>
@@ -41440,6 +41767,105 @@
     </w:p>
     <w:p>
       <w:pPr>
+        <w:ind w:left="1440"/>
+      </w:pPr>
+    </w:p>
+    <w:p>
+      <w:pPr>
+        <w:ind w:left="1440"/>
+      </w:pPr>
+      <w:r>
+        <w:t>SUPABASE_URL="</w:t>
+      </w:r>
+      <w:r>
+        <w:t>************************************</w:t>
+      </w:r>
+      <w:r>
+        <w:t>"</w:t>
+      </w:r>
+    </w:p>
+    <w:p>
+      <w:pPr>
+        <w:ind w:left="1440"/>
+      </w:pPr>
+      <w:r>
+        <w:t>SUPABASE_KEY="</w:t>
+      </w:r>
+      <w:r>
+        <w:t>************************************</w:t>
+      </w:r>
+      <w:r>
+        <w:t>"</w:t>
+      </w:r>
+    </w:p>
+    <w:p>
+      <w:pPr>
+        <w:ind w:left="1440"/>
+      </w:pPr>
+      <w:r>
+        <w:t>SUPABASE_SERVICE_ROLE_KEY="</w:t>
+      </w:r>
+      <w:r>
+        <w:t>************************************</w:t>
+      </w:r>
+      <w:r>
+        <w:t>"</w:t>
+      </w:r>
+    </w:p>
+    <w:p>
+      <w:pPr>
+        <w:ind w:left="1440"/>
+      </w:pPr>
+    </w:p>
+    <w:p>
+      <w:pPr>
+        <w:ind w:left="1440"/>
+      </w:pPr>
+      <w:r>
+        <w:t>RAZORPAY_KEY_ID="</w:t>
+      </w:r>
+      <w:r>
+        <w:t>************************************</w:t>
+      </w:r>
+      <w:r>
+        <w:t>"</w:t>
+      </w:r>
+    </w:p>
+    <w:p>
+      <w:pPr>
+        <w:ind w:left="1440"/>
+      </w:pPr>
+      <w:r>
+        <w:t>RAZORPAY_KEY_SECRET="</w:t>
+      </w:r>
+      <w:r>
+        <w:t>************************************</w:t>
+      </w:r>
+      <w:r>
+        <w:t>"</w:t>
+      </w:r>
+    </w:p>
+    <w:p>
+      <w:pPr>
+        <w:ind w:left="1440"/>
+      </w:pPr>
+    </w:p>
+    <w:p>
+      <w:pPr>
+        <w:ind w:left="1440"/>
+      </w:pPr>
+      <w:r>
+        <w:t>OPENAI_API_KEY="</w:t>
+      </w:r>
+      <w:r>
+        <w:t>************************************</w:t>
+      </w:r>
+      <w:r>
+        <w:t>"</w:t>
+      </w:r>
+    </w:p>
+    <w:p>
+      <w:pPr>
         <w:pStyle w:val="ListParagraph"/>
         <w:numPr>
           <w:ilvl w:val="0"/>
@@ -41448,6 +41874,925 @@
       </w:pPr>
       <w:proofErr w:type="gramStart"/>
       <w:r>
+        <w:t>.</w:t>
+      </w:r>
+      <w:proofErr w:type="spellStart"/>
+      <w:r>
+        <w:t>gitignore</w:t>
+      </w:r>
+      <w:proofErr w:type="spellEnd"/>
+      <w:proofErr w:type="gramEnd"/>
+    </w:p>
+    <w:p/>
+    <w:p>
+      <w:pPr>
+        <w:ind w:left="1440"/>
+      </w:pPr>
+      <w:r>
+        <w:t xml:space="preserve"> </w:t>
+      </w:r>
+      <w:r>
+        <w:t># ============================</w:t>
+      </w:r>
+    </w:p>
+    <w:p>
+      <w:pPr>
+        <w:ind w:left="1440"/>
+      </w:pPr>
+      <w:r>
+        <w:t xml:space="preserve"># </w:t>
+      </w:r>
+      <w:proofErr w:type="spellStart"/>
+      <w:r>
+        <w:t>math_saas</w:t>
+      </w:r>
+      <w:proofErr w:type="spellEnd"/>
+      <w:r>
+        <w:t xml:space="preserve"> </w:t>
+      </w:r>
+      <w:proofErr w:type="gramStart"/>
+      <w:r>
+        <w:t>— .</w:t>
+      </w:r>
+      <w:proofErr w:type="spellStart"/>
+      <w:r>
+        <w:t>gitignore</w:t>
+      </w:r>
+      <w:proofErr w:type="spellEnd"/>
+      <w:proofErr w:type="gramEnd"/>
+    </w:p>
+    <w:p>
+      <w:pPr>
+        <w:ind w:left="1440"/>
+      </w:pPr>
+      <w:r>
+        <w:t xml:space="preserve"># Prevent </w:t>
+      </w:r>
+      <w:proofErr w:type="spellStart"/>
+      <w:r>
+        <w:t>venv</w:t>
+      </w:r>
+      <w:proofErr w:type="spellEnd"/>
+      <w:r>
+        <w:t>, PDFs, secrets, cache, temp files</w:t>
+      </w:r>
+    </w:p>
+    <w:p>
+      <w:pPr>
+        <w:ind w:left="1440"/>
+      </w:pPr>
+      <w:r>
+        <w:t># ============================</w:t>
+      </w:r>
+    </w:p>
+    <w:p>
+      <w:pPr>
+        <w:ind w:left="1440"/>
+      </w:pPr>
+    </w:p>
+    <w:p>
+      <w:pPr>
+        <w:ind w:left="1440"/>
+      </w:pPr>
+      <w:r>
+        <w:t># --- Python ---</w:t>
+      </w:r>
+    </w:p>
+    <w:p>
+      <w:pPr>
+        <w:ind w:left="1440"/>
+      </w:pPr>
+      <w:r>
+        <w:t>__</w:t>
+      </w:r>
+      <w:proofErr w:type="spellStart"/>
+      <w:r>
+        <w:t>pycache</w:t>
+      </w:r>
+      <w:proofErr w:type="spellEnd"/>
+      <w:r>
+        <w:t>__/</w:t>
+      </w:r>
+    </w:p>
+    <w:p>
+      <w:pPr>
+        <w:ind w:left="1440"/>
+      </w:pPr>
+      <w:r>
+        <w:lastRenderedPageBreak/>
+        <w:t>*.</w:t>
+      </w:r>
+      <w:proofErr w:type="spellStart"/>
+      <w:r>
+        <w:t>pyc</w:t>
+      </w:r>
+      <w:proofErr w:type="spellEnd"/>
+    </w:p>
+    <w:p>
+      <w:pPr>
+        <w:ind w:left="1440"/>
+      </w:pPr>
+      <w:r>
+        <w:t>*.</w:t>
+      </w:r>
+      <w:proofErr w:type="spellStart"/>
+      <w:r>
+        <w:t>pyo</w:t>
+      </w:r>
+      <w:proofErr w:type="spellEnd"/>
+    </w:p>
+    <w:p>
+      <w:pPr>
+        <w:ind w:left="1440"/>
+      </w:pPr>
+      <w:r>
+        <w:t>*.</w:t>
+      </w:r>
+      <w:proofErr w:type="spellStart"/>
+      <w:r>
+        <w:t>pyd</w:t>
+      </w:r>
+      <w:proofErr w:type="spellEnd"/>
+    </w:p>
+    <w:p>
+      <w:pPr>
+        <w:ind w:left="1440"/>
+      </w:pPr>
+      <w:r>
+        <w:t>*.</w:t>
+      </w:r>
+      <w:proofErr w:type="spellStart"/>
+      <w:r>
+        <w:t>pdb</w:t>
+      </w:r>
+      <w:proofErr w:type="spellEnd"/>
+    </w:p>
+    <w:p>
+      <w:pPr>
+        <w:ind w:left="1440"/>
+      </w:pPr>
+    </w:p>
+    <w:p>
+      <w:pPr>
+        <w:ind w:left="1440"/>
+      </w:pPr>
+      <w:r>
+        <w:t># --- Virtual Environments ---</w:t>
+      </w:r>
+    </w:p>
+    <w:p>
+      <w:pPr>
+        <w:ind w:left="1440"/>
+      </w:pPr>
+      <w:proofErr w:type="gramStart"/>
+      <w:r>
+        <w:t>.</w:t>
+      </w:r>
+      <w:proofErr w:type="spellStart"/>
+      <w:r>
+        <w:t>venv</w:t>
+      </w:r>
+      <w:proofErr w:type="spellEnd"/>
+      <w:proofErr w:type="gramEnd"/>
+      <w:r>
+        <w:t>/</w:t>
+      </w:r>
+    </w:p>
+    <w:p>
+      <w:pPr>
+        <w:ind w:left="1440"/>
+      </w:pPr>
+      <w:proofErr w:type="spellStart"/>
+      <w:r>
+        <w:t>venv</w:t>
+      </w:r>
+      <w:proofErr w:type="spellEnd"/>
+      <w:r>
+        <w:t>/</w:t>
+      </w:r>
+    </w:p>
+    <w:p>
+      <w:pPr>
+        <w:ind w:left="1440"/>
+      </w:pPr>
+      <w:r>
+        <w:t>env/</w:t>
+      </w:r>
+    </w:p>
+    <w:p>
+      <w:pPr>
+        <w:ind w:left="1440"/>
+      </w:pPr>
+      <w:r>
+        <w:t>ENV/</w:t>
+      </w:r>
+    </w:p>
+    <w:p>
+      <w:pPr>
+        <w:ind w:left="1440"/>
+      </w:pPr>
+      <w:proofErr w:type="gramStart"/>
+      <w:r>
+        <w:t>.math</w:t>
+      </w:r>
+      <w:proofErr w:type="gramEnd"/>
+      <w:r>
+        <w:t>-</w:t>
+      </w:r>
+      <w:proofErr w:type="spellStart"/>
+      <w:proofErr w:type="gramStart"/>
+      <w:r>
+        <w:t>saas.venv</w:t>
+      </w:r>
+      <w:proofErr w:type="spellEnd"/>
+      <w:proofErr w:type="gramEnd"/>
+      <w:r>
+        <w:t>/</w:t>
+      </w:r>
+    </w:p>
+    <w:p>
+      <w:pPr>
+        <w:ind w:left="1440"/>
+      </w:pPr>
+    </w:p>
+    <w:p>
+      <w:pPr>
+        <w:ind w:left="1440"/>
+      </w:pPr>
+      <w:r>
+        <w:t># --- Streamlit ---</w:t>
+      </w:r>
+    </w:p>
+    <w:p>
+      <w:pPr>
+        <w:ind w:left="1440"/>
+      </w:pPr>
+      <w:r>
+        <w:t>.streamlit/</w:t>
+      </w:r>
+      <w:proofErr w:type="spellStart"/>
+      <w:r>
+        <w:t>secrets.toml</w:t>
+      </w:r>
+      <w:proofErr w:type="spellEnd"/>
+    </w:p>
+    <w:p>
+      <w:pPr>
+        <w:ind w:left="1440"/>
+      </w:pPr>
+      <w:r>
+        <w:t>.streamlit/</w:t>
+      </w:r>
+      <w:proofErr w:type="spellStart"/>
+      <w:r>
+        <w:t>config.toml</w:t>
+      </w:r>
+      <w:proofErr w:type="spellEnd"/>
+    </w:p>
+    <w:p>
+      <w:pPr>
+        <w:ind w:left="1440"/>
+      </w:pPr>
+      <w:proofErr w:type="gramStart"/>
+      <w:r>
+        <w:t>.streamlit</w:t>
+      </w:r>
+      <w:proofErr w:type="gramEnd"/>
+      <w:r>
+        <w:t>/cache/</w:t>
+      </w:r>
+    </w:p>
+    <w:p>
+      <w:pPr>
+        <w:ind w:left="1440"/>
+      </w:pPr>
+      <w:proofErr w:type="gramStart"/>
+      <w:r>
+        <w:t>.streamlit</w:t>
+      </w:r>
+      <w:proofErr w:type="gramEnd"/>
+      <w:r>
+        <w:t>/logs/</w:t>
+      </w:r>
+    </w:p>
+    <w:p>
+      <w:pPr>
+        <w:ind w:left="1440"/>
+      </w:pPr>
+    </w:p>
+    <w:p>
+      <w:pPr>
+        <w:ind w:left="1440"/>
+      </w:pPr>
+      <w:r>
+        <w:t xml:space="preserve"># --- </w:t>
+      </w:r>
+      <w:proofErr w:type="spellStart"/>
+      <w:r>
+        <w:t>Supabase</w:t>
+      </w:r>
+      <w:proofErr w:type="spellEnd"/>
+      <w:r>
+        <w:t xml:space="preserve"> ---</w:t>
+      </w:r>
+    </w:p>
+    <w:p>
+      <w:pPr>
+        <w:ind w:left="1440"/>
+      </w:pPr>
+      <w:proofErr w:type="spellStart"/>
+      <w:r>
+        <w:t>supabase</w:t>
+      </w:r>
+      <w:proofErr w:type="spellEnd"/>
+      <w:proofErr w:type="gramStart"/>
+      <w:r>
+        <w:t>/.temp</w:t>
+      </w:r>
+      <w:proofErr w:type="gramEnd"/>
+      <w:r>
+        <w:t>/</w:t>
+      </w:r>
+    </w:p>
+    <w:p>
+      <w:pPr>
+        <w:ind w:left="1440"/>
+      </w:pPr>
+      <w:proofErr w:type="spellStart"/>
+      <w:r>
+        <w:t>supabase</w:t>
+      </w:r>
+      <w:proofErr w:type="spellEnd"/>
+      <w:proofErr w:type="gramStart"/>
+      <w:r>
+        <w:t>/.cache</w:t>
+      </w:r>
+      <w:proofErr w:type="gramEnd"/>
+      <w:r>
+        <w:t>/</w:t>
+      </w:r>
+    </w:p>
+    <w:p>
+      <w:pPr>
+        <w:ind w:left="1440"/>
+      </w:pPr>
+      <w:proofErr w:type="spellStart"/>
+      <w:r>
+        <w:t>supabase</w:t>
+      </w:r>
+      <w:proofErr w:type="spellEnd"/>
+      <w:r>
+        <w:t>/functions/**/</w:t>
+      </w:r>
+      <w:proofErr w:type="spellStart"/>
+      <w:r>
+        <w:t>node_modules</w:t>
+      </w:r>
+      <w:proofErr w:type="spellEnd"/>
+      <w:r>
+        <w:t>/</w:t>
+      </w:r>
+    </w:p>
+    <w:p>
+      <w:pPr>
+        <w:ind w:left="1440"/>
+      </w:pPr>
+    </w:p>
+    <w:p>
+      <w:pPr>
+        <w:ind w:left="1440"/>
+      </w:pPr>
+      <w:r>
+        <w:t># --- Build / Output Files ---</w:t>
+      </w:r>
+    </w:p>
+    <w:p>
+      <w:pPr>
+        <w:ind w:left="1440"/>
+      </w:pPr>
+      <w:proofErr w:type="spellStart"/>
+      <w:r>
+        <w:t>dist</w:t>
+      </w:r>
+      <w:proofErr w:type="spellEnd"/>
+      <w:r>
+        <w:t>/</w:t>
+      </w:r>
+    </w:p>
+    <w:p>
+      <w:pPr>
+        <w:ind w:left="1440"/>
+      </w:pPr>
+      <w:r>
+        <w:t>build/</w:t>
+      </w:r>
+    </w:p>
+    <w:p>
+      <w:pPr>
+        <w:ind w:left="1440"/>
+      </w:pPr>
+      <w:r>
+        <w:lastRenderedPageBreak/>
+        <w:t>*.egg-info/</w:t>
+      </w:r>
+    </w:p>
+    <w:p>
+      <w:pPr>
+        <w:ind w:left="1440"/>
+      </w:pPr>
+      <w:proofErr w:type="gramStart"/>
+      <w:r>
+        <w:t>*.spec</w:t>
+      </w:r>
+      <w:proofErr w:type="gramEnd"/>
+    </w:p>
+    <w:p>
+      <w:pPr>
+        <w:ind w:left="1440"/>
+      </w:pPr>
+    </w:p>
+    <w:p>
+      <w:pPr>
+        <w:ind w:left="1440"/>
+      </w:pPr>
+      <w:r>
+        <w:t># --- Logs ---</w:t>
+      </w:r>
+    </w:p>
+    <w:p>
+      <w:pPr>
+        <w:ind w:left="1440"/>
+      </w:pPr>
+      <w:r>
+        <w:t>*.log</w:t>
+      </w:r>
+    </w:p>
+    <w:p>
+      <w:pPr>
+        <w:ind w:left="1440"/>
+      </w:pPr>
+      <w:r>
+        <w:t>logs/</w:t>
+      </w:r>
+    </w:p>
+    <w:p>
+      <w:pPr>
+        <w:ind w:left="1440"/>
+      </w:pPr>
+      <w:r>
+        <w:t>*.csv</w:t>
+      </w:r>
+    </w:p>
+    <w:p>
+      <w:pPr>
+        <w:ind w:left="1440"/>
+      </w:pPr>
+    </w:p>
+    <w:p>
+      <w:pPr>
+        <w:ind w:left="1440"/>
+      </w:pPr>
+      <w:r>
+        <w:t># --- Temporary Files ---</w:t>
+      </w:r>
+    </w:p>
+    <w:p>
+      <w:pPr>
+        <w:ind w:left="1440"/>
+      </w:pPr>
+      <w:r>
+        <w:t>*.</w:t>
+      </w:r>
+      <w:proofErr w:type="spellStart"/>
+      <w:r>
+        <w:t>tmp</w:t>
+      </w:r>
+      <w:proofErr w:type="spellEnd"/>
+    </w:p>
+    <w:p>
+      <w:pPr>
+        <w:ind w:left="1440"/>
+      </w:pPr>
+      <w:proofErr w:type="gramStart"/>
+      <w:r>
+        <w:t>*.temp</w:t>
+      </w:r>
+      <w:proofErr w:type="gramEnd"/>
+    </w:p>
+    <w:p>
+      <w:pPr>
+        <w:ind w:left="1440"/>
+      </w:pPr>
+      <w:r>
+        <w:t>*.</w:t>
+      </w:r>
+      <w:proofErr w:type="spellStart"/>
+      <w:r>
+        <w:t>bak</w:t>
+      </w:r>
+      <w:proofErr w:type="spellEnd"/>
+    </w:p>
+    <w:p>
+      <w:pPr>
+        <w:ind w:left="1440"/>
+      </w:pPr>
+      <w:proofErr w:type="spellStart"/>
+      <w:r>
+        <w:t>tmp</w:t>
+      </w:r>
+      <w:proofErr w:type="spellEnd"/>
+      <w:r>
+        <w:t>/</w:t>
+      </w:r>
+    </w:p>
+    <w:p>
+      <w:pPr>
+        <w:ind w:left="1440"/>
+      </w:pPr>
+      <w:r>
+        <w:t>temp/</w:t>
+      </w:r>
+    </w:p>
+    <w:p>
+      <w:pPr>
+        <w:ind w:left="1440"/>
+      </w:pPr>
+    </w:p>
+    <w:p>
+      <w:pPr>
+        <w:ind w:left="1440"/>
+      </w:pPr>
+      <w:r>
+        <w:t># --- Uploaded PDFs / Notes / Outputs ---</w:t>
+      </w:r>
+    </w:p>
+    <w:p>
+      <w:pPr>
+        <w:ind w:left="1440"/>
+      </w:pPr>
+      <w:r>
+        <w:t>uploads/</w:t>
+      </w:r>
+    </w:p>
+    <w:p>
+      <w:pPr>
+        <w:ind w:left="1440"/>
+      </w:pPr>
+      <w:r>
+        <w:t>output/</w:t>
+      </w:r>
+    </w:p>
+    <w:p>
+      <w:pPr>
+        <w:ind w:left="1440"/>
+      </w:pPr>
+      <w:r>
+        <w:t>processed/</w:t>
+      </w:r>
+    </w:p>
+    <w:p>
+      <w:pPr>
+        <w:ind w:left="1440"/>
+      </w:pPr>
+      <w:r>
+        <w:t>converted/</w:t>
+      </w:r>
+    </w:p>
+    <w:p>
+      <w:pPr>
+        <w:ind w:left="1440"/>
+      </w:pPr>
+      <w:r>
+        <w:t>pdfs/</w:t>
+      </w:r>
+    </w:p>
+    <w:p>
+      <w:pPr>
+        <w:ind w:left="1440"/>
+      </w:pPr>
+      <w:proofErr w:type="spellStart"/>
+      <w:r>
+        <w:t>notes_temp</w:t>
+      </w:r>
+      <w:proofErr w:type="spellEnd"/>
+      <w:r>
+        <w:t>/</w:t>
+      </w:r>
+    </w:p>
+    <w:p>
+      <w:pPr>
+        <w:ind w:left="1440"/>
+      </w:pPr>
+    </w:p>
+    <w:p>
+      <w:pPr>
+        <w:ind w:left="1440"/>
+      </w:pPr>
+      <w:r>
+        <w:t># --- OS Junk ---</w:t>
+      </w:r>
+    </w:p>
+    <w:p>
+      <w:pPr>
+        <w:ind w:left="1440"/>
+      </w:pPr>
+      <w:proofErr w:type="spellStart"/>
+      <w:r>
+        <w:t>Thumbs.db</w:t>
+      </w:r>
+      <w:proofErr w:type="spellEnd"/>
+    </w:p>
+    <w:p>
+      <w:pPr>
+        <w:ind w:left="1440"/>
+      </w:pPr>
+      <w:r>
+        <w:t>.</w:t>
+      </w:r>
+      <w:proofErr w:type="spellStart"/>
+      <w:r>
+        <w:t>DS_Store</w:t>
+      </w:r>
+      <w:proofErr w:type="spellEnd"/>
+    </w:p>
+    <w:p>
+      <w:pPr>
+        <w:ind w:left="1440"/>
+      </w:pPr>
+      <w:r>
+        <w:lastRenderedPageBreak/>
+        <w:t>desktop.ini</w:t>
+      </w:r>
+    </w:p>
+    <w:p>
+      <w:pPr>
+        <w:ind w:left="1440"/>
+      </w:pPr>
+    </w:p>
+    <w:p>
+      <w:pPr>
+        <w:ind w:left="1440"/>
+      </w:pPr>
+      <w:r>
+        <w:t># --- IDE / Editor ---</w:t>
+      </w:r>
+    </w:p>
+    <w:p>
+      <w:pPr>
+        <w:ind w:left="1440"/>
+      </w:pPr>
+      <w:proofErr w:type="gramStart"/>
+      <w:r>
+        <w:t>.</w:t>
+      </w:r>
+      <w:proofErr w:type="spellStart"/>
+      <w:r>
+        <w:t>vscode</w:t>
+      </w:r>
+      <w:proofErr w:type="spellEnd"/>
+      <w:proofErr w:type="gramEnd"/>
+      <w:r>
+        <w:t>/</w:t>
+      </w:r>
+    </w:p>
+    <w:p>
+      <w:pPr>
+        <w:ind w:left="1440"/>
+      </w:pPr>
+      <w:proofErr w:type="gramStart"/>
+      <w:r>
+        <w:t>.idea</w:t>
+      </w:r>
+      <w:proofErr w:type="gramEnd"/>
+      <w:r>
+        <w:t>/</w:t>
+      </w:r>
+    </w:p>
+    <w:p>
+      <w:pPr>
+        <w:ind w:left="1440"/>
+      </w:pPr>
+      <w:proofErr w:type="gramStart"/>
+      <w:r>
+        <w:t>*.code</w:t>
+      </w:r>
+      <w:proofErr w:type="gramEnd"/>
+      <w:r>
+        <w:t>-workspace</w:t>
+      </w:r>
+    </w:p>
+    <w:p>
+      <w:pPr>
+        <w:ind w:left="1440"/>
+      </w:pPr>
+    </w:p>
+    <w:p>
+      <w:pPr>
+        <w:ind w:left="1440"/>
+      </w:pPr>
+      <w:r>
+        <w:t># --- Images / Cache ---</w:t>
+      </w:r>
+    </w:p>
+    <w:p>
+      <w:pPr>
+        <w:ind w:left="1440"/>
+      </w:pPr>
+      <w:r>
+        <w:t>*.</w:t>
+      </w:r>
+      <w:proofErr w:type="spellStart"/>
+      <w:r>
+        <w:t>png</w:t>
+      </w:r>
+      <w:proofErr w:type="spellEnd"/>
+    </w:p>
+    <w:p>
+      <w:pPr>
+        <w:ind w:left="1440"/>
+      </w:pPr>
+      <w:r>
+        <w:t>*.jpg</w:t>
+      </w:r>
+    </w:p>
+    <w:p>
+      <w:pPr>
+        <w:ind w:left="1440"/>
+      </w:pPr>
+      <w:r>
+        <w:t>*.jpeg</w:t>
+      </w:r>
+    </w:p>
+    <w:p>
+      <w:pPr>
+        <w:ind w:left="1440"/>
+      </w:pPr>
+      <w:r>
+        <w:t>*.gif</w:t>
+      </w:r>
+    </w:p>
+    <w:p>
+      <w:pPr>
+        <w:ind w:left="1440"/>
+      </w:pPr>
+      <w:r>
+        <w:t>*.</w:t>
+      </w:r>
+      <w:proofErr w:type="spellStart"/>
+      <w:r>
+        <w:t>svg</w:t>
+      </w:r>
+      <w:proofErr w:type="spellEnd"/>
+    </w:p>
+    <w:p>
+      <w:pPr>
+        <w:ind w:left="1440"/>
+      </w:pPr>
+    </w:p>
+    <w:p>
+      <w:pPr>
+        <w:ind w:left="1440"/>
+      </w:pPr>
+      <w:r>
+        <w:t># (Optional) Keep branding assets:</w:t>
+      </w:r>
+    </w:p>
+    <w:p>
+      <w:pPr>
+        <w:ind w:left="1440"/>
+      </w:pPr>
+      <w:proofErr w:type="gramStart"/>
+      <w:r>
+        <w:t>!assets/logo.png</w:t>
+      </w:r>
+      <w:proofErr w:type="gramEnd"/>
+    </w:p>
+    <w:p>
+      <w:pPr>
+        <w:ind w:left="1440"/>
+      </w:pPr>
+      <w:proofErr w:type="gramStart"/>
+      <w:r>
+        <w:t>!assets/banner.png</w:t>
+      </w:r>
+      <w:proofErr w:type="gramEnd"/>
+    </w:p>
+    <w:p>
+      <w:pPr>
+        <w:ind w:left="1440"/>
+      </w:pPr>
+    </w:p>
+    <w:p>
+      <w:pPr>
+        <w:ind w:left="1440"/>
+      </w:pPr>
+      <w:r>
+        <w:t># --- Environment / Secrets ---</w:t>
+      </w:r>
+    </w:p>
+    <w:p>
+      <w:pPr>
+        <w:ind w:left="1440"/>
+      </w:pPr>
+      <w:proofErr w:type="gramStart"/>
+      <w:r>
+        <w:t>.env</w:t>
+      </w:r>
+      <w:proofErr w:type="gramEnd"/>
+    </w:p>
+    <w:p>
+      <w:pPr>
+        <w:ind w:left="1440"/>
+      </w:pPr>
+      <w:proofErr w:type="gramStart"/>
+      <w:r>
+        <w:t>.math</w:t>
+      </w:r>
+      <w:proofErr w:type="gramEnd"/>
+      <w:r>
+        <w:t>-</w:t>
+      </w:r>
+      <w:proofErr w:type="spellStart"/>
+      <w:proofErr w:type="gramStart"/>
+      <w:r>
+        <w:t>saas.venv</w:t>
+      </w:r>
+      <w:proofErr w:type="spellEnd"/>
+      <w:proofErr w:type="gramEnd"/>
+    </w:p>
+    <w:p>
+      <w:pPr>
+        <w:ind w:left="1440"/>
+      </w:pPr>
+      <w:proofErr w:type="gramStart"/>
+      <w:r>
+        <w:t>.</w:t>
+      </w:r>
+      <w:proofErr w:type="spellStart"/>
+      <w:r>
+        <w:t>env</w:t>
+      </w:r>
+      <w:proofErr w:type="gramEnd"/>
+      <w:r>
+        <w:t>.local</w:t>
+      </w:r>
+      <w:proofErr w:type="spellEnd"/>
+    </w:p>
+    <w:p>
+      <w:pPr>
+        <w:ind w:left="1440"/>
+      </w:pPr>
+      <w:proofErr w:type="gramStart"/>
+      <w:r>
+        <w:t>.</w:t>
+      </w:r>
+      <w:proofErr w:type="spellStart"/>
+      <w:r>
+        <w:t>env</w:t>
+      </w:r>
+      <w:proofErr w:type="gramEnd"/>
+      <w:r>
+        <w:t>.production</w:t>
+      </w:r>
+      <w:proofErr w:type="spellEnd"/>
+    </w:p>
+    <w:p>
+      <w:pPr>
+        <w:ind w:left="1440"/>
+      </w:pPr>
+      <w:proofErr w:type="gramStart"/>
+      <w:r>
+        <w:t>.</w:t>
+      </w:r>
+      <w:proofErr w:type="spellStart"/>
+      <w:r>
+        <w:t>env</w:t>
+      </w:r>
+      <w:proofErr w:type="gramEnd"/>
+      <w:r>
+        <w:t>.development</w:t>
+      </w:r>
+      <w:proofErr w:type="spellEnd"/>
+    </w:p>
+    <w:p>
+      <w:pPr>
+        <w:ind w:left="1440"/>
+      </w:pPr>
+    </w:p>
+    <w:p>
+      <w:pPr>
+        <w:ind w:left="1440"/>
+      </w:pPr>
+      <w:r>
+        <w:t># --- Git ---</w:t>
+      </w:r>
+    </w:p>
+    <w:p>
+      <w:pPr>
+        <w:ind w:left="1440"/>
+      </w:pPr>
+      <w:proofErr w:type="gramStart"/>
+      <w:r>
         <w:lastRenderedPageBreak/>
         <w:t>.</w:t>
       </w:r>
@@ -41457,6 +42802,16 @@
       </w:r>
       <w:proofErr w:type="spellEnd"/>
       <w:proofErr w:type="gramEnd"/>
+    </w:p>
+    <w:p>
+      <w:pPr>
+        <w:ind w:left="1440"/>
+      </w:pPr>
+    </w:p>
+    <w:p>
+      <w:pPr>
+        <w:ind w:left="1440"/>
+      </w:pPr>
     </w:p>
     <w:p>
       <w:pPr>
@@ -41472,6 +42827,2243 @@
     </w:p>
     <w:p>
       <w:pPr>
+        <w:ind w:left="1440"/>
+      </w:pPr>
+      <w:r>
+        <w:t xml:space="preserve"> </w:t>
+      </w:r>
+    </w:p>
+    <w:p>
+      <w:pPr>
+        <w:ind w:left="1440"/>
+      </w:pPr>
+      <w:r>
+        <w:t>import streamlit as st</w:t>
+      </w:r>
+    </w:p>
+    <w:p>
+      <w:pPr>
+        <w:ind w:left="1440"/>
+      </w:pPr>
+      <w:r>
+        <w:t>from typing import Dict</w:t>
+      </w:r>
+    </w:p>
+    <w:p>
+      <w:pPr>
+        <w:ind w:left="1440"/>
+      </w:pPr>
+    </w:p>
+    <w:p>
+      <w:pPr>
+        <w:ind w:left="1440"/>
+      </w:pPr>
+      <w:r>
+        <w:t>from auth import (</w:t>
+      </w:r>
+    </w:p>
+    <w:p>
+      <w:pPr>
+        <w:ind w:left="1440"/>
+      </w:pPr>
+      <w:r>
+        <w:t xml:space="preserve">    </w:t>
+      </w:r>
+      <w:proofErr w:type="spellStart"/>
+      <w:r>
+        <w:t>restore_session</w:t>
+      </w:r>
+      <w:proofErr w:type="spellEnd"/>
+      <w:r>
+        <w:t>,</w:t>
+      </w:r>
+    </w:p>
+    <w:p>
+      <w:pPr>
+        <w:ind w:left="1440"/>
+      </w:pPr>
+      <w:r>
+        <w:t>    logout,</w:t>
+      </w:r>
+    </w:p>
+    <w:p>
+      <w:pPr>
+        <w:ind w:left="1440"/>
+      </w:pPr>
+      <w:r>
+        <w:t xml:space="preserve">    </w:t>
+      </w:r>
+      <w:proofErr w:type="spellStart"/>
+      <w:r>
+        <w:t>apply_dark_theme</w:t>
+      </w:r>
+      <w:proofErr w:type="spellEnd"/>
+      <w:r>
+        <w:t>,</w:t>
+      </w:r>
+    </w:p>
+    <w:p>
+      <w:pPr>
+        <w:ind w:left="1440"/>
+      </w:pPr>
+      <w:r>
+        <w:t xml:space="preserve">    </w:t>
+      </w:r>
+      <w:proofErr w:type="spellStart"/>
+      <w:r>
+        <w:t>apply_light_theme</w:t>
+      </w:r>
+      <w:proofErr w:type="spellEnd"/>
+      <w:r>
+        <w:t>,</w:t>
+      </w:r>
+    </w:p>
+    <w:p>
+      <w:pPr>
+        <w:ind w:left="1440"/>
+      </w:pPr>
+      <w:r>
+        <w:t xml:space="preserve">    </w:t>
+      </w:r>
+      <w:proofErr w:type="spellStart"/>
+      <w:r>
+        <w:t>set_logged_in_user</w:t>
+      </w:r>
+      <w:proofErr w:type="spellEnd"/>
+      <w:r>
+        <w:t>,</w:t>
+      </w:r>
+    </w:p>
+    <w:p>
+      <w:pPr>
+        <w:ind w:left="1440"/>
+      </w:pPr>
+      <w:r>
+        <w:t>)</w:t>
+      </w:r>
+    </w:p>
+    <w:p>
+      <w:pPr>
+        <w:ind w:left="1440"/>
+      </w:pPr>
+      <w:r>
+        <w:t xml:space="preserve">from </w:t>
+      </w:r>
+      <w:proofErr w:type="spellStart"/>
+      <w:proofErr w:type="gramStart"/>
+      <w:r>
+        <w:t>admin.admin</w:t>
+      </w:r>
+      <w:proofErr w:type="gramEnd"/>
+      <w:r>
+        <w:t>_app</w:t>
+      </w:r>
+      <w:proofErr w:type="spellEnd"/>
+      <w:r>
+        <w:t xml:space="preserve"> import </w:t>
+      </w:r>
+      <w:proofErr w:type="spellStart"/>
+      <w:r>
+        <w:t>run_admin</w:t>
+      </w:r>
+      <w:proofErr w:type="spellEnd"/>
+    </w:p>
+    <w:p>
+      <w:pPr>
+        <w:ind w:left="1440"/>
+      </w:pPr>
+      <w:r>
+        <w:t xml:space="preserve">from </w:t>
+      </w:r>
+      <w:proofErr w:type="spellStart"/>
+      <w:proofErr w:type="gramStart"/>
+      <w:r>
+        <w:t>student.student</w:t>
+      </w:r>
+      <w:proofErr w:type="gramEnd"/>
+      <w:r>
+        <w:t>_app</w:t>
+      </w:r>
+      <w:proofErr w:type="spellEnd"/>
+      <w:r>
+        <w:t xml:space="preserve"> import </w:t>
+      </w:r>
+      <w:proofErr w:type="spellStart"/>
+      <w:r>
+        <w:t>run_student</w:t>
+      </w:r>
+      <w:proofErr w:type="spellEnd"/>
+    </w:p>
+    <w:p>
+      <w:pPr>
+        <w:ind w:left="1440"/>
+      </w:pPr>
+      <w:r>
+        <w:t xml:space="preserve">from </w:t>
+      </w:r>
+      <w:proofErr w:type="spellStart"/>
+      <w:proofErr w:type="gramStart"/>
+      <w:r>
+        <w:t>student.public</w:t>
+      </w:r>
+      <w:proofErr w:type="gramEnd"/>
+      <w:r>
+        <w:t>_content</w:t>
+      </w:r>
+      <w:proofErr w:type="spellEnd"/>
+      <w:r>
+        <w:t xml:space="preserve"> import </w:t>
+      </w:r>
+      <w:proofErr w:type="spellStart"/>
+      <w:r>
+        <w:t>render_public_content</w:t>
+      </w:r>
+      <w:proofErr w:type="spellEnd"/>
+    </w:p>
+    <w:p>
+      <w:pPr>
+        <w:ind w:left="1440"/>
+      </w:pPr>
+      <w:r>
+        <w:t xml:space="preserve">from </w:t>
+      </w:r>
+      <w:proofErr w:type="spellStart"/>
+      <w:proofErr w:type="gramStart"/>
+      <w:r>
+        <w:t>student.signup</w:t>
+      </w:r>
+      <w:proofErr w:type="gramEnd"/>
+      <w:r>
+        <w:t>_page</w:t>
+      </w:r>
+      <w:proofErr w:type="spellEnd"/>
+      <w:r>
+        <w:t xml:space="preserve"> import </w:t>
+      </w:r>
+      <w:proofErr w:type="spellStart"/>
+      <w:r>
+        <w:t>render_signup_page</w:t>
+      </w:r>
+      <w:proofErr w:type="spellEnd"/>
+    </w:p>
+    <w:p>
+      <w:pPr>
+        <w:ind w:left="1440"/>
+      </w:pPr>
+      <w:r>
+        <w:t xml:space="preserve">from </w:t>
+      </w:r>
+      <w:proofErr w:type="spellStart"/>
+      <w:r>
+        <w:t>utils.db</w:t>
+      </w:r>
+      <w:proofErr w:type="spellEnd"/>
+      <w:r>
+        <w:t xml:space="preserve"> import </w:t>
+      </w:r>
+      <w:proofErr w:type="spellStart"/>
+      <w:r>
+        <w:t>get_supabase</w:t>
+      </w:r>
+      <w:proofErr w:type="spellEnd"/>
+    </w:p>
+    <w:p>
+      <w:pPr>
+        <w:ind w:left="1440"/>
+      </w:pPr>
+    </w:p>
+    <w:p>
+      <w:pPr>
+        <w:ind w:left="1440"/>
+      </w:pPr>
+      <w:r>
+        <w:t># -------------------------------------------------</w:t>
+      </w:r>
+    </w:p>
+    <w:p>
+      <w:pPr>
+        <w:ind w:left="1440"/>
+      </w:pPr>
+      <w:r>
+        <w:t># GENERIC LOGIN HANDLER</w:t>
+      </w:r>
+    </w:p>
+    <w:p>
+      <w:pPr>
+        <w:ind w:left="1440"/>
+      </w:pPr>
+      <w:r>
+        <w:t># -------------------------------------------------</w:t>
+      </w:r>
+    </w:p>
+    <w:p>
+      <w:pPr>
+        <w:ind w:left="1440"/>
+      </w:pPr>
+      <w:r>
+        <w:t xml:space="preserve">def </w:t>
+      </w:r>
+      <w:proofErr w:type="spellStart"/>
+      <w:r>
+        <w:t>handle_</w:t>
+      </w:r>
+      <w:proofErr w:type="gramStart"/>
+      <w:r>
+        <w:t>login</w:t>
+      </w:r>
+      <w:proofErr w:type="spellEnd"/>
+      <w:r>
+        <w:t>(</w:t>
+      </w:r>
+      <w:proofErr w:type="gramEnd"/>
+      <w:r>
+        <w:t>email: str, password: str, role: str):</w:t>
+      </w:r>
+    </w:p>
+    <w:p>
+      <w:pPr>
+        <w:ind w:left="1440"/>
+      </w:pPr>
+      <w:r>
+        <w:t xml:space="preserve">    sb = </w:t>
+      </w:r>
+      <w:proofErr w:type="spellStart"/>
+      <w:r>
+        <w:t>get_</w:t>
+      </w:r>
+      <w:proofErr w:type="gramStart"/>
+      <w:r>
+        <w:t>supabase</w:t>
+      </w:r>
+      <w:proofErr w:type="spellEnd"/>
+      <w:r>
+        <w:t>(</w:t>
+      </w:r>
+      <w:proofErr w:type="gramEnd"/>
+      <w:r>
+        <w:t>)</w:t>
+      </w:r>
+    </w:p>
+    <w:p>
+      <w:pPr>
+        <w:ind w:left="1440"/>
+      </w:pPr>
+    </w:p>
+    <w:p>
+      <w:pPr>
+        <w:ind w:left="1440"/>
+      </w:pPr>
+      <w:r>
+        <w:t>    try:</w:t>
+      </w:r>
+    </w:p>
+    <w:p>
+      <w:pPr>
+        <w:ind w:left="1440"/>
+      </w:pPr>
+      <w:r>
+        <w:t xml:space="preserve">        res = </w:t>
+      </w:r>
+      <w:proofErr w:type="spellStart"/>
+      <w:proofErr w:type="gramStart"/>
+      <w:r>
+        <w:t>sb.auth</w:t>
+      </w:r>
+      <w:proofErr w:type="gramEnd"/>
+      <w:r>
+        <w:t>.sign_in_with_</w:t>
+      </w:r>
+      <w:proofErr w:type="gramStart"/>
+      <w:r>
+        <w:t>password</w:t>
+      </w:r>
+      <w:proofErr w:type="spellEnd"/>
+      <w:r>
+        <w:t>(</w:t>
+      </w:r>
+      <w:proofErr w:type="gramEnd"/>
+      <w:r>
+        <w:t>{"email": email, "password": password})</w:t>
+      </w:r>
+    </w:p>
+    <w:p>
+      <w:pPr>
+        <w:ind w:left="1440"/>
+      </w:pPr>
+      <w:r>
+        <w:t>    except Exception:</w:t>
+      </w:r>
+    </w:p>
+    <w:p>
+      <w:pPr>
+        <w:ind w:left="1440"/>
+      </w:pPr>
+      <w:r>
+        <w:t xml:space="preserve">        </w:t>
+      </w:r>
+      <w:proofErr w:type="spellStart"/>
+      <w:proofErr w:type="gramStart"/>
+      <w:r>
+        <w:t>st.error</w:t>
+      </w:r>
+      <w:proofErr w:type="spellEnd"/>
+      <w:proofErr w:type="gramEnd"/>
+      <w:r>
+        <w:t>("Invalid login credentials")</w:t>
+      </w:r>
+    </w:p>
+    <w:p>
+      <w:pPr>
+        <w:ind w:left="1440"/>
+      </w:pPr>
+      <w:r>
+        <w:t>        return None, None</w:t>
+      </w:r>
+    </w:p>
+    <w:p>
+      <w:pPr>
+        <w:ind w:left="1440"/>
+      </w:pPr>
+    </w:p>
+    <w:p>
+      <w:pPr>
+        <w:ind w:left="1440"/>
+      </w:pPr>
+      <w:r>
+        <w:t xml:space="preserve">    user = </w:t>
+      </w:r>
+      <w:proofErr w:type="spellStart"/>
+      <w:r>
+        <w:t>res.user</w:t>
+      </w:r>
+      <w:proofErr w:type="spellEnd"/>
+    </w:p>
+    <w:p>
+      <w:pPr>
+        <w:ind w:left="1440"/>
+      </w:pPr>
+      <w:r>
+        <w:t xml:space="preserve">    session = </w:t>
+      </w:r>
+      <w:proofErr w:type="spellStart"/>
+      <w:proofErr w:type="gramStart"/>
+      <w:r>
+        <w:t>res.session</w:t>
+      </w:r>
+      <w:proofErr w:type="spellEnd"/>
+      <w:proofErr w:type="gramEnd"/>
+    </w:p>
+    <w:p>
+      <w:pPr>
+        <w:ind w:left="1440"/>
+      </w:pPr>
+    </w:p>
+    <w:p>
+      <w:pPr>
+        <w:ind w:left="1440"/>
+      </w:pPr>
+      <w:r>
+        <w:t xml:space="preserve">    if not user or not session or not </w:t>
+      </w:r>
+      <w:proofErr w:type="spellStart"/>
+      <w:proofErr w:type="gramStart"/>
+      <w:r>
+        <w:t>session.access</w:t>
+      </w:r>
+      <w:proofErr w:type="gramEnd"/>
+      <w:r>
+        <w:t>_token</w:t>
+      </w:r>
+      <w:proofErr w:type="spellEnd"/>
+      <w:r>
+        <w:t>:</w:t>
+      </w:r>
+    </w:p>
+    <w:p>
+      <w:pPr>
+        <w:ind w:left="1440"/>
+      </w:pPr>
+      <w:r>
+        <w:t xml:space="preserve">        </w:t>
+      </w:r>
+      <w:proofErr w:type="spellStart"/>
+      <w:proofErr w:type="gramStart"/>
+      <w:r>
+        <w:t>st.error</w:t>
+      </w:r>
+      <w:proofErr w:type="spellEnd"/>
+      <w:proofErr w:type="gramEnd"/>
+      <w:r>
+        <w:t>("Invalid login credentials")</w:t>
+      </w:r>
+    </w:p>
+    <w:p>
+      <w:pPr>
+        <w:ind w:left="1440"/>
+      </w:pPr>
+      <w:r>
+        <w:t>        return None, None</w:t>
+      </w:r>
+    </w:p>
+    <w:p>
+      <w:pPr>
+        <w:ind w:left="1440"/>
+      </w:pPr>
+    </w:p>
+    <w:p>
+      <w:pPr>
+        <w:ind w:left="1440"/>
+      </w:pPr>
+      <w:r>
+        <w:t xml:space="preserve">    </w:t>
+      </w:r>
+      <w:proofErr w:type="spellStart"/>
+      <w:r>
+        <w:t>profile_raw</w:t>
+      </w:r>
+      <w:proofErr w:type="spellEnd"/>
+      <w:r>
+        <w:t xml:space="preserve"> = (</w:t>
+      </w:r>
+    </w:p>
+    <w:p>
+      <w:pPr>
+        <w:ind w:left="1440"/>
+      </w:pPr>
+      <w:r>
+        <w:t xml:space="preserve">        </w:t>
+      </w:r>
+      <w:proofErr w:type="spellStart"/>
+      <w:proofErr w:type="gramStart"/>
+      <w:r>
+        <w:t>sb.table</w:t>
+      </w:r>
+      <w:proofErr w:type="spellEnd"/>
+      <w:proofErr w:type="gramEnd"/>
+      <w:r>
+        <w:t>("profiles")</w:t>
+      </w:r>
+    </w:p>
+    <w:p>
+      <w:pPr>
+        <w:ind w:left="1440"/>
+      </w:pPr>
+      <w:r>
+        <w:t xml:space="preserve">        </w:t>
+      </w:r>
+      <w:proofErr w:type="gramStart"/>
+      <w:r>
+        <w:t>.select</w:t>
+      </w:r>
+      <w:proofErr w:type="gramEnd"/>
+      <w:r>
+        <w:t>("*")</w:t>
+      </w:r>
+    </w:p>
+    <w:p>
+      <w:pPr>
+        <w:ind w:left="1440"/>
+      </w:pPr>
+      <w:r>
+        <w:t xml:space="preserve">        </w:t>
+      </w:r>
+      <w:proofErr w:type="gramStart"/>
+      <w:r>
+        <w:t>.eq</w:t>
+      </w:r>
+      <w:proofErr w:type="gramEnd"/>
+      <w:r>
+        <w:t>("id", user.id)</w:t>
+      </w:r>
+    </w:p>
+    <w:p>
+      <w:pPr>
+        <w:ind w:left="1440"/>
+      </w:pPr>
+      <w:r>
+        <w:t xml:space="preserve">        </w:t>
+      </w:r>
+      <w:proofErr w:type="gramStart"/>
+      <w:r>
+        <w:t>.single</w:t>
+      </w:r>
+      <w:proofErr w:type="gramEnd"/>
+      <w:r>
+        <w:t>()</w:t>
+      </w:r>
+    </w:p>
+    <w:p>
+      <w:pPr>
+        <w:ind w:left="1440"/>
+      </w:pPr>
+      <w:r>
+        <w:t xml:space="preserve">        </w:t>
+      </w:r>
+      <w:proofErr w:type="gramStart"/>
+      <w:r>
+        <w:t>.execute</w:t>
+      </w:r>
+      <w:proofErr w:type="gramEnd"/>
+      <w:r>
+        <w:t>()</w:t>
+      </w:r>
+    </w:p>
+    <w:p>
+      <w:pPr>
+        <w:ind w:left="1440"/>
+      </w:pPr>
+      <w:r>
+        <w:t>        .data</w:t>
+      </w:r>
+    </w:p>
+    <w:p>
+      <w:pPr>
+        <w:ind w:left="1440"/>
+      </w:pPr>
+      <w:r>
+        <w:t>    )</w:t>
+      </w:r>
+    </w:p>
+    <w:p>
+      <w:pPr>
+        <w:ind w:left="1440"/>
+      </w:pPr>
+    </w:p>
+    <w:p>
+      <w:pPr>
+        <w:ind w:left="1440"/>
+      </w:pPr>
+      <w:r>
+        <w:t xml:space="preserve">    if not </w:t>
+      </w:r>
+      <w:proofErr w:type="spellStart"/>
+      <w:proofErr w:type="gramStart"/>
+      <w:r>
+        <w:t>isinstance</w:t>
+      </w:r>
+      <w:proofErr w:type="spellEnd"/>
+      <w:r>
+        <w:t>(</w:t>
+      </w:r>
+      <w:proofErr w:type="spellStart"/>
+      <w:proofErr w:type="gramEnd"/>
+      <w:r>
+        <w:t>profile_raw</w:t>
+      </w:r>
+      <w:proofErr w:type="spellEnd"/>
+      <w:r>
+        <w:t xml:space="preserve">, </w:t>
+      </w:r>
+      <w:proofErr w:type="spellStart"/>
+      <w:r>
+        <w:t>dict</w:t>
+      </w:r>
+      <w:proofErr w:type="spellEnd"/>
+      <w:r>
+        <w:t>):</w:t>
+      </w:r>
+    </w:p>
+    <w:p>
+      <w:pPr>
+        <w:ind w:left="1440"/>
+      </w:pPr>
+      <w:r>
+        <w:t xml:space="preserve">        </w:t>
+      </w:r>
+      <w:proofErr w:type="spellStart"/>
+      <w:proofErr w:type="gramStart"/>
+      <w:r>
+        <w:t>st.error</w:t>
+      </w:r>
+      <w:proofErr w:type="spellEnd"/>
+      <w:proofErr w:type="gramEnd"/>
+      <w:r>
+        <w:t>("Profile not found.")</w:t>
+      </w:r>
+    </w:p>
+    <w:p>
+      <w:pPr>
+        <w:ind w:left="1440"/>
+      </w:pPr>
+      <w:r>
+        <w:lastRenderedPageBreak/>
+        <w:t>        return None, None</w:t>
+      </w:r>
+    </w:p>
+    <w:p>
+      <w:pPr>
+        <w:ind w:left="1440"/>
+      </w:pPr>
+    </w:p>
+    <w:p>
+      <w:pPr>
+        <w:ind w:left="1440"/>
+      </w:pPr>
+      <w:r>
+        <w:t>    # Role validation</w:t>
+      </w:r>
+    </w:p>
+    <w:p>
+      <w:pPr>
+        <w:ind w:left="1440"/>
+      </w:pPr>
+      <w:r>
+        <w:t xml:space="preserve">    if role == "admin" and not </w:t>
+      </w:r>
+      <w:proofErr w:type="spellStart"/>
+      <w:proofErr w:type="gramStart"/>
+      <w:r>
+        <w:t>profile_raw.get</w:t>
+      </w:r>
+      <w:proofErr w:type="spellEnd"/>
+      <w:r>
+        <w:t>(</w:t>
+      </w:r>
+      <w:proofErr w:type="gramEnd"/>
+      <w:r>
+        <w:t>"</w:t>
+      </w:r>
+      <w:proofErr w:type="spellStart"/>
+      <w:r>
+        <w:t>is_admin</w:t>
+      </w:r>
+      <w:proofErr w:type="spellEnd"/>
+      <w:r>
+        <w:t>", False):</w:t>
+      </w:r>
+    </w:p>
+    <w:p>
+      <w:pPr>
+        <w:ind w:left="1440"/>
+      </w:pPr>
+      <w:r>
+        <w:t xml:space="preserve">        </w:t>
+      </w:r>
+      <w:proofErr w:type="spellStart"/>
+      <w:proofErr w:type="gramStart"/>
+      <w:r>
+        <w:t>st.error</w:t>
+      </w:r>
+      <w:proofErr w:type="spellEnd"/>
+      <w:proofErr w:type="gramEnd"/>
+      <w:r>
+        <w:t>("You are not an admin.")</w:t>
+      </w:r>
+    </w:p>
+    <w:p>
+      <w:pPr>
+        <w:ind w:left="1440"/>
+      </w:pPr>
+      <w:r>
+        <w:t>        return None, None</w:t>
+      </w:r>
+    </w:p>
+    <w:p>
+      <w:pPr>
+        <w:ind w:left="1440"/>
+      </w:pPr>
+    </w:p>
+    <w:p>
+      <w:pPr>
+        <w:ind w:left="1440"/>
+      </w:pPr>
+      <w:r>
+        <w:t xml:space="preserve">    if role == "student" and </w:t>
+      </w:r>
+      <w:proofErr w:type="spellStart"/>
+      <w:proofErr w:type="gramStart"/>
+      <w:r>
+        <w:t>profile_raw.get</w:t>
+      </w:r>
+      <w:proofErr w:type="spellEnd"/>
+      <w:r>
+        <w:t>(</w:t>
+      </w:r>
+      <w:proofErr w:type="gramEnd"/>
+      <w:r>
+        <w:t>"</w:t>
+      </w:r>
+      <w:proofErr w:type="spellStart"/>
+      <w:r>
+        <w:t>is_admin</w:t>
+      </w:r>
+      <w:proofErr w:type="spellEnd"/>
+      <w:r>
+        <w:t>", False):</w:t>
+      </w:r>
+    </w:p>
+    <w:p>
+      <w:pPr>
+        <w:ind w:left="1440"/>
+      </w:pPr>
+      <w:r>
+        <w:t xml:space="preserve">        </w:t>
+      </w:r>
+      <w:proofErr w:type="spellStart"/>
+      <w:proofErr w:type="gramStart"/>
+      <w:r>
+        <w:t>st.error</w:t>
+      </w:r>
+      <w:proofErr w:type="spellEnd"/>
+      <w:proofErr w:type="gramEnd"/>
+      <w:r>
+        <w:t>("Students must login from Student Login.")</w:t>
+      </w:r>
+    </w:p>
+    <w:p>
+      <w:pPr>
+        <w:ind w:left="1440"/>
+      </w:pPr>
+      <w:r>
+        <w:t>        return None, None</w:t>
+      </w:r>
+    </w:p>
+    <w:p>
+      <w:pPr>
+        <w:ind w:left="1440"/>
+      </w:pPr>
+    </w:p>
+    <w:p>
+      <w:pPr>
+        <w:ind w:left="1440"/>
+      </w:pPr>
+      <w:r>
+        <w:t xml:space="preserve">    return </w:t>
+      </w:r>
+      <w:proofErr w:type="spellStart"/>
+      <w:r>
+        <w:t>profile_raw</w:t>
+      </w:r>
+      <w:proofErr w:type="spellEnd"/>
+      <w:r>
+        <w:t xml:space="preserve">, </w:t>
+      </w:r>
+      <w:proofErr w:type="spellStart"/>
+      <w:proofErr w:type="gramStart"/>
+      <w:r>
+        <w:t>session.access</w:t>
+      </w:r>
+      <w:proofErr w:type="gramEnd"/>
+      <w:r>
+        <w:t>_token</w:t>
+      </w:r>
+      <w:proofErr w:type="spellEnd"/>
+    </w:p>
+    <w:p>
+      <w:pPr>
+        <w:ind w:left="1440"/>
+      </w:pPr>
+    </w:p>
+    <w:p>
+      <w:pPr>
+        <w:ind w:left="1440"/>
+      </w:pPr>
+      <w:r>
+        <w:t># -------------------------------------------------</w:t>
+      </w:r>
+    </w:p>
+    <w:p>
+      <w:pPr>
+        <w:ind w:left="1440"/>
+      </w:pPr>
+      <w:r>
+        <w:t># ADMIN LOGIN FORM</w:t>
+      </w:r>
+    </w:p>
+    <w:p>
+      <w:pPr>
+        <w:ind w:left="1440"/>
+      </w:pPr>
+      <w:r>
+        <w:t># -------------------------------------------------</w:t>
+      </w:r>
+    </w:p>
+    <w:p>
+      <w:pPr>
+        <w:ind w:left="1440"/>
+      </w:pPr>
+      <w:r>
+        <w:t xml:space="preserve">def </w:t>
+      </w:r>
+      <w:proofErr w:type="spellStart"/>
+      <w:r>
+        <w:t>admin_login_</w:t>
+      </w:r>
+      <w:proofErr w:type="gramStart"/>
+      <w:r>
+        <w:t>form</w:t>
+      </w:r>
+      <w:proofErr w:type="spellEnd"/>
+      <w:r>
+        <w:t>(</w:t>
+      </w:r>
+      <w:proofErr w:type="gramEnd"/>
+      <w:r>
+        <w:t>):</w:t>
+      </w:r>
+    </w:p>
+    <w:p>
+      <w:pPr>
+        <w:ind w:left="1440"/>
+      </w:pPr>
+      <w:r>
+        <w:t xml:space="preserve">    </w:t>
+      </w:r>
+      <w:proofErr w:type="gramStart"/>
+      <w:r>
+        <w:t>st.markdown</w:t>
+      </w:r>
+      <w:proofErr w:type="gramEnd"/>
+      <w:r>
+        <w:t xml:space="preserve">("&lt;h3&gt;Admin Login&lt;/h3&gt;", </w:t>
+      </w:r>
+      <w:proofErr w:type="spellStart"/>
+      <w:r>
+        <w:t>unsafe_allow_html</w:t>
+      </w:r>
+      <w:proofErr w:type="spellEnd"/>
+      <w:r>
+        <w:t>=True)</w:t>
+      </w:r>
+    </w:p>
+    <w:p>
+      <w:pPr>
+        <w:ind w:left="1440"/>
+      </w:pPr>
+      <w:r>
+        <w:t xml:space="preserve">    email = </w:t>
+      </w:r>
+      <w:proofErr w:type="spellStart"/>
+      <w:r>
+        <w:t>st.text_input</w:t>
+      </w:r>
+      <w:proofErr w:type="spellEnd"/>
+      <w:r>
+        <w:t>("Email")</w:t>
+      </w:r>
+    </w:p>
+    <w:p>
+      <w:pPr>
+        <w:ind w:left="1440"/>
+      </w:pPr>
+      <w:r>
+        <w:t xml:space="preserve">    password = </w:t>
+      </w:r>
+      <w:proofErr w:type="spellStart"/>
+      <w:r>
+        <w:t>st.text_</w:t>
+      </w:r>
+      <w:proofErr w:type="gramStart"/>
+      <w:r>
+        <w:t>input</w:t>
+      </w:r>
+      <w:proofErr w:type="spellEnd"/>
+      <w:r>
+        <w:t>(</w:t>
+      </w:r>
+      <w:proofErr w:type="gramEnd"/>
+      <w:r>
+        <w:t>"Password", type="password")</w:t>
+      </w:r>
+    </w:p>
+    <w:p>
+      <w:pPr>
+        <w:ind w:left="1440"/>
+      </w:pPr>
+    </w:p>
+    <w:p>
+      <w:pPr>
+        <w:ind w:left="1440"/>
+      </w:pPr>
+      <w:r>
+        <w:t xml:space="preserve">    if </w:t>
+      </w:r>
+      <w:proofErr w:type="spellStart"/>
+      <w:proofErr w:type="gramStart"/>
+      <w:r>
+        <w:t>st.button</w:t>
+      </w:r>
+      <w:proofErr w:type="spellEnd"/>
+      <w:proofErr w:type="gramEnd"/>
+      <w:r>
+        <w:t>("Login as Admin"):</w:t>
+      </w:r>
+    </w:p>
+    <w:p>
+      <w:pPr>
+        <w:ind w:left="1440"/>
+      </w:pPr>
+      <w:r>
+        <w:t xml:space="preserve">        profile, </w:t>
+      </w:r>
+      <w:proofErr w:type="spellStart"/>
+      <w:r>
+        <w:t>jwt</w:t>
+      </w:r>
+      <w:proofErr w:type="spellEnd"/>
+      <w:r>
+        <w:t xml:space="preserve"> = </w:t>
+      </w:r>
+      <w:proofErr w:type="spellStart"/>
+      <w:r>
+        <w:t>handle_</w:t>
+      </w:r>
+      <w:proofErr w:type="gramStart"/>
+      <w:r>
+        <w:t>login</w:t>
+      </w:r>
+      <w:proofErr w:type="spellEnd"/>
+      <w:r>
+        <w:t>(</w:t>
+      </w:r>
+      <w:proofErr w:type="gramEnd"/>
+      <w:r>
+        <w:t>email, password, "admin")</w:t>
+      </w:r>
+    </w:p>
+    <w:p>
+      <w:pPr>
+        <w:ind w:left="1440"/>
+      </w:pPr>
+      <w:r>
+        <w:t xml:space="preserve">        if profile and </w:t>
+      </w:r>
+      <w:proofErr w:type="spellStart"/>
+      <w:proofErr w:type="gramStart"/>
+      <w:r>
+        <w:t>isinstance</w:t>
+      </w:r>
+      <w:proofErr w:type="spellEnd"/>
+      <w:r>
+        <w:t>(</w:t>
+      </w:r>
+      <w:proofErr w:type="spellStart"/>
+      <w:proofErr w:type="gramEnd"/>
+      <w:r>
+        <w:t>jwt</w:t>
+      </w:r>
+      <w:proofErr w:type="spellEnd"/>
+      <w:r>
+        <w:t>, str):</w:t>
+      </w:r>
+    </w:p>
+    <w:p>
+      <w:pPr>
+        <w:ind w:left="1440"/>
+      </w:pPr>
+      <w:r>
+        <w:t xml:space="preserve">            </w:t>
+      </w:r>
+      <w:proofErr w:type="spellStart"/>
+      <w:r>
+        <w:t>set_logged_in_</w:t>
+      </w:r>
+      <w:proofErr w:type="gramStart"/>
+      <w:r>
+        <w:t>user</w:t>
+      </w:r>
+      <w:proofErr w:type="spellEnd"/>
+      <w:r>
+        <w:t>(</w:t>
+      </w:r>
+      <w:proofErr w:type="gramEnd"/>
+      <w:r>
+        <w:t xml:space="preserve">profile, "admin", </w:t>
+      </w:r>
+      <w:proofErr w:type="spellStart"/>
+      <w:r>
+        <w:t>jwt</w:t>
+      </w:r>
+      <w:proofErr w:type="spellEnd"/>
+      <w:r>
+        <w:t>)</w:t>
+      </w:r>
+    </w:p>
+    <w:p>
+      <w:pPr>
+        <w:ind w:left="1440"/>
+      </w:pPr>
+      <w:r>
+        <w:t xml:space="preserve">            </w:t>
+      </w:r>
+      <w:proofErr w:type="spellStart"/>
+      <w:proofErr w:type="gramStart"/>
+      <w:r>
+        <w:t>st.rerun</w:t>
+      </w:r>
+      <w:proofErr w:type="spellEnd"/>
+      <w:proofErr w:type="gramEnd"/>
+      <w:r>
+        <w:t>()</w:t>
+      </w:r>
+    </w:p>
+    <w:p>
+      <w:pPr>
+        <w:ind w:left="1440"/>
+      </w:pPr>
+    </w:p>
+    <w:p>
+      <w:pPr>
+        <w:ind w:left="1440"/>
+      </w:pPr>
+      <w:r>
+        <w:t># -------------------------------------------------</w:t>
+      </w:r>
+    </w:p>
+    <w:p>
+      <w:pPr>
+        <w:ind w:left="1440"/>
+      </w:pPr>
+      <w:r>
+        <w:t># STUDENT LOGIN FORM</w:t>
+      </w:r>
+    </w:p>
+    <w:p>
+      <w:pPr>
+        <w:ind w:left="1440"/>
+      </w:pPr>
+      <w:r>
+        <w:t># -------------------------------------------------</w:t>
+      </w:r>
+    </w:p>
+    <w:p>
+      <w:pPr>
+        <w:ind w:left="1440"/>
+      </w:pPr>
+      <w:r>
+        <w:t xml:space="preserve">def </w:t>
+      </w:r>
+      <w:proofErr w:type="spellStart"/>
+      <w:r>
+        <w:t>student_login_</w:t>
+      </w:r>
+      <w:proofErr w:type="gramStart"/>
+      <w:r>
+        <w:t>form</w:t>
+      </w:r>
+      <w:proofErr w:type="spellEnd"/>
+      <w:r>
+        <w:t>(</w:t>
+      </w:r>
+      <w:proofErr w:type="gramEnd"/>
+      <w:r>
+        <w:t>):</w:t>
+      </w:r>
+    </w:p>
+    <w:p>
+      <w:pPr>
+        <w:ind w:left="1440"/>
+      </w:pPr>
+      <w:r>
+        <w:t xml:space="preserve">    </w:t>
+      </w:r>
+      <w:proofErr w:type="gramStart"/>
+      <w:r>
+        <w:t>st.markdown</w:t>
+      </w:r>
+      <w:proofErr w:type="gramEnd"/>
+      <w:r>
+        <w:t xml:space="preserve">("&lt;h3&gt;Student Login&lt;/h3&gt;", </w:t>
+      </w:r>
+      <w:proofErr w:type="spellStart"/>
+      <w:r>
+        <w:t>unsafe_allow_html</w:t>
+      </w:r>
+      <w:proofErr w:type="spellEnd"/>
+      <w:r>
+        <w:t>=True)</w:t>
+      </w:r>
+    </w:p>
+    <w:p>
+      <w:pPr>
+        <w:ind w:left="1440"/>
+      </w:pPr>
+      <w:r>
+        <w:t xml:space="preserve">    email = </w:t>
+      </w:r>
+      <w:proofErr w:type="spellStart"/>
+      <w:r>
+        <w:t>st.text_input</w:t>
+      </w:r>
+      <w:proofErr w:type="spellEnd"/>
+      <w:r>
+        <w:t>("Email")</w:t>
+      </w:r>
+    </w:p>
+    <w:p>
+      <w:pPr>
+        <w:ind w:left="1440"/>
+      </w:pPr>
+      <w:r>
+        <w:t xml:space="preserve">    password = </w:t>
+      </w:r>
+      <w:proofErr w:type="spellStart"/>
+      <w:r>
+        <w:t>st.text_</w:t>
+      </w:r>
+      <w:proofErr w:type="gramStart"/>
+      <w:r>
+        <w:t>input</w:t>
+      </w:r>
+      <w:proofErr w:type="spellEnd"/>
+      <w:r>
+        <w:t>(</w:t>
+      </w:r>
+      <w:proofErr w:type="gramEnd"/>
+      <w:r>
+        <w:t>"Password", type="password")</w:t>
+      </w:r>
+    </w:p>
+    <w:p>
+      <w:pPr>
+        <w:ind w:left="1440"/>
+      </w:pPr>
+    </w:p>
+    <w:p>
+      <w:pPr>
+        <w:ind w:left="1440"/>
+      </w:pPr>
+      <w:r>
+        <w:t xml:space="preserve">    if </w:t>
+      </w:r>
+      <w:proofErr w:type="spellStart"/>
+      <w:proofErr w:type="gramStart"/>
+      <w:r>
+        <w:t>st.button</w:t>
+      </w:r>
+      <w:proofErr w:type="spellEnd"/>
+      <w:proofErr w:type="gramEnd"/>
+      <w:r>
+        <w:t>("Login as Student"):</w:t>
+      </w:r>
+    </w:p>
+    <w:p>
+      <w:pPr>
+        <w:ind w:left="1440"/>
+      </w:pPr>
+      <w:r>
+        <w:t xml:space="preserve">        profile, </w:t>
+      </w:r>
+      <w:proofErr w:type="spellStart"/>
+      <w:r>
+        <w:t>jwt</w:t>
+      </w:r>
+      <w:proofErr w:type="spellEnd"/>
+      <w:r>
+        <w:t xml:space="preserve"> = </w:t>
+      </w:r>
+      <w:proofErr w:type="spellStart"/>
+      <w:r>
+        <w:t>handle_</w:t>
+      </w:r>
+      <w:proofErr w:type="gramStart"/>
+      <w:r>
+        <w:t>login</w:t>
+      </w:r>
+      <w:proofErr w:type="spellEnd"/>
+      <w:r>
+        <w:t>(</w:t>
+      </w:r>
+      <w:proofErr w:type="gramEnd"/>
+      <w:r>
+        <w:t>email, password, "student")</w:t>
+      </w:r>
+    </w:p>
+    <w:p>
+      <w:pPr>
+        <w:ind w:left="1440"/>
+      </w:pPr>
+      <w:r>
+        <w:t xml:space="preserve">        if profile and </w:t>
+      </w:r>
+      <w:proofErr w:type="spellStart"/>
+      <w:proofErr w:type="gramStart"/>
+      <w:r>
+        <w:t>isinstance</w:t>
+      </w:r>
+      <w:proofErr w:type="spellEnd"/>
+      <w:r>
+        <w:t>(</w:t>
+      </w:r>
+      <w:proofErr w:type="spellStart"/>
+      <w:proofErr w:type="gramEnd"/>
+      <w:r>
+        <w:t>jwt</w:t>
+      </w:r>
+      <w:proofErr w:type="spellEnd"/>
+      <w:r>
+        <w:t>, str):</w:t>
+      </w:r>
+    </w:p>
+    <w:p>
+      <w:pPr>
+        <w:ind w:left="1440"/>
+      </w:pPr>
+      <w:r>
+        <w:t xml:space="preserve">            </w:t>
+      </w:r>
+      <w:proofErr w:type="spellStart"/>
+      <w:r>
+        <w:t>set_logged_in_</w:t>
+      </w:r>
+      <w:proofErr w:type="gramStart"/>
+      <w:r>
+        <w:t>user</w:t>
+      </w:r>
+      <w:proofErr w:type="spellEnd"/>
+      <w:r>
+        <w:t>(</w:t>
+      </w:r>
+      <w:proofErr w:type="gramEnd"/>
+      <w:r>
+        <w:t xml:space="preserve">profile, "student", </w:t>
+      </w:r>
+      <w:proofErr w:type="spellStart"/>
+      <w:r>
+        <w:t>jwt</w:t>
+      </w:r>
+      <w:proofErr w:type="spellEnd"/>
+      <w:r>
+        <w:t>)</w:t>
+      </w:r>
+    </w:p>
+    <w:p>
+      <w:pPr>
+        <w:ind w:left="1440"/>
+      </w:pPr>
+      <w:r>
+        <w:t xml:space="preserve">            </w:t>
+      </w:r>
+      <w:proofErr w:type="spellStart"/>
+      <w:proofErr w:type="gramStart"/>
+      <w:r>
+        <w:t>st.rerun</w:t>
+      </w:r>
+      <w:proofErr w:type="spellEnd"/>
+      <w:proofErr w:type="gramEnd"/>
+      <w:r>
+        <w:t>()</w:t>
+      </w:r>
+    </w:p>
+    <w:p>
+      <w:pPr>
+        <w:ind w:left="1440"/>
+      </w:pPr>
+    </w:p>
+    <w:p>
+      <w:pPr>
+        <w:ind w:left="1440"/>
+      </w:pPr>
+      <w:r>
+        <w:t># -------------------------------------------------</w:t>
+      </w:r>
+    </w:p>
+    <w:p>
+      <w:pPr>
+        <w:ind w:left="1440"/>
+      </w:pPr>
+      <w:r>
+        <w:t># MAIN ROUTER</w:t>
+      </w:r>
+    </w:p>
+    <w:p>
+      <w:pPr>
+        <w:ind w:left="1440"/>
+      </w:pPr>
+      <w:r>
+        <w:t># -------------------------------------------------</w:t>
+      </w:r>
+    </w:p>
+    <w:p>
+      <w:pPr>
+        <w:ind w:left="1440"/>
+      </w:pPr>
+      <w:r>
+        <w:t xml:space="preserve">def </w:t>
+      </w:r>
+      <w:proofErr w:type="gramStart"/>
+      <w:r>
+        <w:t>main(</w:t>
+      </w:r>
+      <w:proofErr w:type="gramEnd"/>
+      <w:r>
+        <w:t>):</w:t>
+      </w:r>
+    </w:p>
+    <w:p>
+      <w:pPr>
+        <w:ind w:left="1440"/>
+      </w:pPr>
+      <w:r>
+        <w:t>    # No auto-login from URL anymore</w:t>
+      </w:r>
+    </w:p>
+    <w:p>
+      <w:pPr>
+        <w:ind w:left="1440"/>
+      </w:pPr>
+      <w:r>
+        <w:t xml:space="preserve">    </w:t>
+      </w:r>
+      <w:proofErr w:type="spellStart"/>
+      <w:r>
+        <w:t>restore_</w:t>
+      </w:r>
+      <w:proofErr w:type="gramStart"/>
+      <w:r>
+        <w:t>session</w:t>
+      </w:r>
+      <w:proofErr w:type="spellEnd"/>
+      <w:r>
+        <w:t>(</w:t>
+      </w:r>
+      <w:proofErr w:type="gramEnd"/>
+      <w:r>
+        <w:t>)</w:t>
+      </w:r>
+    </w:p>
+    <w:p>
+      <w:pPr>
+        <w:ind w:left="1440"/>
+      </w:pPr>
+    </w:p>
+    <w:p>
+      <w:pPr>
+        <w:ind w:left="1440"/>
+      </w:pPr>
+      <w:r>
+        <w:t>    # Theme</w:t>
+      </w:r>
+    </w:p>
+    <w:p>
+      <w:pPr>
+        <w:ind w:left="1440"/>
+      </w:pPr>
+      <w:r>
+        <w:t xml:space="preserve">    </w:t>
+      </w:r>
+      <w:proofErr w:type="spellStart"/>
+      <w:r>
+        <w:t>theme_choice</w:t>
+      </w:r>
+      <w:proofErr w:type="spellEnd"/>
+      <w:r>
+        <w:t xml:space="preserve"> = </w:t>
+      </w:r>
+      <w:proofErr w:type="spellStart"/>
+      <w:proofErr w:type="gramStart"/>
+      <w:r>
+        <w:t>st.radio</w:t>
+      </w:r>
+      <w:proofErr w:type="spellEnd"/>
+      <w:proofErr w:type="gramEnd"/>
+      <w:r>
+        <w:t>(</w:t>
+      </w:r>
+    </w:p>
+    <w:p>
+      <w:pPr>
+        <w:ind w:left="1440"/>
+      </w:pPr>
+      <w:r>
+        <w:t>        "Choose Theme:",</w:t>
+      </w:r>
+    </w:p>
+    <w:p>
+      <w:pPr>
+        <w:ind w:left="1440"/>
+      </w:pPr>
+      <w:r>
+        <w:t>        ["Dark (Neon)", "Light"],</w:t>
+      </w:r>
+    </w:p>
+    <w:p>
+      <w:pPr>
+        <w:ind w:left="1440"/>
+      </w:pPr>
+      <w:r>
+        <w:lastRenderedPageBreak/>
+        <w:t>        horizontal=True,</w:t>
+      </w:r>
+    </w:p>
+    <w:p>
+      <w:pPr>
+        <w:ind w:left="1440"/>
+      </w:pPr>
+      <w:r>
+        <w:t>    )</w:t>
+      </w:r>
+    </w:p>
+    <w:p>
+      <w:pPr>
+        <w:ind w:left="1440"/>
+      </w:pPr>
+    </w:p>
+    <w:p>
+      <w:pPr>
+        <w:ind w:left="1440"/>
+      </w:pPr>
+      <w:r>
+        <w:t xml:space="preserve">    if </w:t>
+      </w:r>
+      <w:proofErr w:type="spellStart"/>
+      <w:r>
+        <w:t>theme_choice</w:t>
+      </w:r>
+      <w:proofErr w:type="spellEnd"/>
+      <w:r>
+        <w:t xml:space="preserve"> == "Light":</w:t>
+      </w:r>
+    </w:p>
+    <w:p>
+      <w:pPr>
+        <w:ind w:left="1440"/>
+      </w:pPr>
+      <w:r>
+        <w:t xml:space="preserve">        </w:t>
+      </w:r>
+      <w:proofErr w:type="spellStart"/>
+      <w:r>
+        <w:t>apply_light_</w:t>
+      </w:r>
+      <w:proofErr w:type="gramStart"/>
+      <w:r>
+        <w:t>theme</w:t>
+      </w:r>
+      <w:proofErr w:type="spellEnd"/>
+      <w:r>
+        <w:t>(</w:t>
+      </w:r>
+      <w:proofErr w:type="gramEnd"/>
+      <w:r>
+        <w:t>)</w:t>
+      </w:r>
+    </w:p>
+    <w:p>
+      <w:pPr>
+        <w:ind w:left="1440"/>
+      </w:pPr>
+      <w:r>
+        <w:t>    else:</w:t>
+      </w:r>
+    </w:p>
+    <w:p>
+      <w:pPr>
+        <w:ind w:left="1440"/>
+      </w:pPr>
+      <w:r>
+        <w:t xml:space="preserve">        </w:t>
+      </w:r>
+      <w:proofErr w:type="spellStart"/>
+      <w:r>
+        <w:t>apply_dark_</w:t>
+      </w:r>
+      <w:proofErr w:type="gramStart"/>
+      <w:r>
+        <w:t>theme</w:t>
+      </w:r>
+      <w:proofErr w:type="spellEnd"/>
+      <w:r>
+        <w:t>(</w:t>
+      </w:r>
+      <w:proofErr w:type="gramEnd"/>
+      <w:r>
+        <w:t>)</w:t>
+      </w:r>
+    </w:p>
+    <w:p>
+      <w:pPr>
+        <w:ind w:left="1440"/>
+      </w:pPr>
+    </w:p>
+    <w:p>
+      <w:pPr>
+        <w:ind w:left="1440"/>
+      </w:pPr>
+      <w:r>
+        <w:t>    # -----------------------------</w:t>
+      </w:r>
+    </w:p>
+    <w:p>
+      <w:pPr>
+        <w:ind w:left="1440"/>
+      </w:pPr>
+      <w:r>
+        <w:t>    # AUTH ROUTING</w:t>
+      </w:r>
+    </w:p>
+    <w:p>
+      <w:pPr>
+        <w:ind w:left="1440"/>
+      </w:pPr>
+      <w:r>
+        <w:t>    # -----------------------------</w:t>
+      </w:r>
+    </w:p>
+    <w:p>
+      <w:pPr>
+        <w:ind w:left="1440"/>
+      </w:pPr>
+      <w:r>
+        <w:t xml:space="preserve">    role = </w:t>
+      </w:r>
+      <w:proofErr w:type="spellStart"/>
+      <w:r>
+        <w:t>st.session_state.get</w:t>
+      </w:r>
+      <w:proofErr w:type="spellEnd"/>
+      <w:r>
+        <w:t>("role")</w:t>
+      </w:r>
+    </w:p>
+    <w:p>
+      <w:pPr>
+        <w:ind w:left="1440"/>
+      </w:pPr>
+    </w:p>
+    <w:p>
+      <w:pPr>
+        <w:ind w:left="1440"/>
+      </w:pPr>
+      <w:r>
+        <w:t>    if role == "admin":</w:t>
+      </w:r>
+    </w:p>
+    <w:p>
+      <w:pPr>
+        <w:ind w:left="1440"/>
+      </w:pPr>
+      <w:r>
+        <w:t xml:space="preserve">        </w:t>
+      </w:r>
+      <w:proofErr w:type="spellStart"/>
+      <w:r>
+        <w:t>run_</w:t>
+      </w:r>
+      <w:proofErr w:type="gramStart"/>
+      <w:r>
+        <w:t>admin</w:t>
+      </w:r>
+      <w:proofErr w:type="spellEnd"/>
+      <w:r>
+        <w:t>(</w:t>
+      </w:r>
+      <w:proofErr w:type="gramEnd"/>
+      <w:r>
+        <w:t>)</w:t>
+      </w:r>
+    </w:p>
+    <w:p>
+      <w:pPr>
+        <w:ind w:left="1440"/>
+      </w:pPr>
+      <w:r>
+        <w:t>        return</w:t>
+      </w:r>
+    </w:p>
+    <w:p>
+      <w:pPr>
+        <w:ind w:left="1440"/>
+      </w:pPr>
+    </w:p>
+    <w:p>
+      <w:pPr>
+        <w:ind w:left="1440"/>
+      </w:pPr>
+      <w:r>
+        <w:t>    if role == "student":</w:t>
+      </w:r>
+    </w:p>
+    <w:p>
+      <w:pPr>
+        <w:ind w:left="1440"/>
+      </w:pPr>
+      <w:r>
+        <w:t xml:space="preserve">        </w:t>
+      </w:r>
+      <w:proofErr w:type="spellStart"/>
+      <w:r>
+        <w:t>run_</w:t>
+      </w:r>
+      <w:proofErr w:type="gramStart"/>
+      <w:r>
+        <w:t>student</w:t>
+      </w:r>
+      <w:proofErr w:type="spellEnd"/>
+      <w:r>
+        <w:t>(</w:t>
+      </w:r>
+      <w:proofErr w:type="gramEnd"/>
+      <w:r>
+        <w:t>)</w:t>
+      </w:r>
+    </w:p>
+    <w:p>
+      <w:pPr>
+        <w:ind w:left="1440"/>
+      </w:pPr>
+      <w:r>
+        <w:t>        return</w:t>
+      </w:r>
+    </w:p>
+    <w:p>
+      <w:pPr>
+        <w:ind w:left="1440"/>
+      </w:pPr>
+    </w:p>
+    <w:p>
+      <w:pPr>
+        <w:ind w:left="1440"/>
+      </w:pPr>
+      <w:r>
+        <w:t>    # -----------------------------</w:t>
+      </w:r>
+    </w:p>
+    <w:p>
+      <w:pPr>
+        <w:ind w:left="1440"/>
+      </w:pPr>
+      <w:r>
+        <w:t>    # LOGIN GATEWAY</w:t>
+      </w:r>
+    </w:p>
+    <w:p>
+      <w:pPr>
+        <w:ind w:left="1440"/>
+      </w:pPr>
+      <w:r>
+        <w:t>    # -----------------------------</w:t>
+      </w:r>
+    </w:p>
+    <w:p>
+      <w:pPr>
+        <w:ind w:left="1440"/>
+      </w:pPr>
+      <w:r>
+        <w:t xml:space="preserve">    </w:t>
+      </w:r>
+      <w:proofErr w:type="gramStart"/>
+      <w:r>
+        <w:t>st.markdown</w:t>
+      </w:r>
+      <w:proofErr w:type="gramEnd"/>
+      <w:r>
+        <w:t xml:space="preserve">("&lt;h2&gt;Welcome to Student's Math Companion&lt;/h2&gt;", </w:t>
+      </w:r>
+      <w:proofErr w:type="spellStart"/>
+      <w:r>
+        <w:t>unsafe_allow_html</w:t>
+      </w:r>
+      <w:proofErr w:type="spellEnd"/>
+      <w:r>
+        <w:t>=True)</w:t>
+      </w:r>
+    </w:p>
+    <w:p>
+      <w:pPr>
+        <w:ind w:left="1440"/>
+      </w:pPr>
+    </w:p>
+    <w:p>
+      <w:pPr>
+        <w:ind w:left="1440"/>
+      </w:pPr>
+      <w:r>
+        <w:t xml:space="preserve">    col1, col2, col3 = </w:t>
+      </w:r>
+      <w:proofErr w:type="spellStart"/>
+      <w:proofErr w:type="gramStart"/>
+      <w:r>
+        <w:t>st.columns</w:t>
+      </w:r>
+      <w:proofErr w:type="spellEnd"/>
+      <w:proofErr w:type="gramEnd"/>
+      <w:r>
+        <w:t>(3)</w:t>
+      </w:r>
+    </w:p>
+    <w:p>
+      <w:pPr>
+        <w:ind w:left="1440"/>
+      </w:pPr>
+    </w:p>
+    <w:p>
+      <w:pPr>
+        <w:ind w:left="1440"/>
+      </w:pPr>
+      <w:r>
+        <w:t>    with col1:</w:t>
+      </w:r>
+    </w:p>
+    <w:p>
+      <w:pPr>
+        <w:ind w:left="1440"/>
+      </w:pPr>
+      <w:r>
+        <w:t xml:space="preserve">        if </w:t>
+      </w:r>
+      <w:proofErr w:type="spellStart"/>
+      <w:proofErr w:type="gramStart"/>
+      <w:r>
+        <w:t>st.button</w:t>
+      </w:r>
+      <w:proofErr w:type="spellEnd"/>
+      <w:proofErr w:type="gramEnd"/>
+      <w:r>
+        <w:t>("Admin Login"):</w:t>
+      </w:r>
+    </w:p>
+    <w:p>
+      <w:pPr>
+        <w:ind w:left="1440"/>
+      </w:pPr>
+      <w:r>
+        <w:t xml:space="preserve">            </w:t>
+      </w:r>
+      <w:proofErr w:type="spellStart"/>
+      <w:proofErr w:type="gramStart"/>
+      <w:r>
+        <w:t>st.session</w:t>
+      </w:r>
+      <w:proofErr w:type="gramEnd"/>
+      <w:r>
+        <w:t>_state</w:t>
+      </w:r>
+      <w:proofErr w:type="spellEnd"/>
+      <w:r>
+        <w:t>["</w:t>
+      </w:r>
+      <w:proofErr w:type="spellStart"/>
+      <w:r>
+        <w:t>login_mode</w:t>
+      </w:r>
+      <w:proofErr w:type="spellEnd"/>
+      <w:r>
+        <w:t>"] = "admin"</w:t>
+      </w:r>
+    </w:p>
+    <w:p>
+      <w:pPr>
+        <w:ind w:left="1440"/>
+      </w:pPr>
+      <w:r>
+        <w:t xml:space="preserve">            </w:t>
+      </w:r>
+      <w:proofErr w:type="spellStart"/>
+      <w:proofErr w:type="gramStart"/>
+      <w:r>
+        <w:t>st.rerun</w:t>
+      </w:r>
+      <w:proofErr w:type="spellEnd"/>
+      <w:proofErr w:type="gramEnd"/>
+      <w:r>
+        <w:t>()</w:t>
+      </w:r>
+    </w:p>
+    <w:p>
+      <w:pPr>
+        <w:ind w:left="1440"/>
+      </w:pPr>
+    </w:p>
+    <w:p>
+      <w:pPr>
+        <w:ind w:left="1440"/>
+      </w:pPr>
+      <w:r>
+        <w:t>    with col2:</w:t>
+      </w:r>
+    </w:p>
+    <w:p>
+      <w:pPr>
+        <w:ind w:left="1440"/>
+      </w:pPr>
+      <w:r>
+        <w:t xml:space="preserve">        if </w:t>
+      </w:r>
+      <w:proofErr w:type="spellStart"/>
+      <w:proofErr w:type="gramStart"/>
+      <w:r>
+        <w:t>st.button</w:t>
+      </w:r>
+      <w:proofErr w:type="spellEnd"/>
+      <w:proofErr w:type="gramEnd"/>
+      <w:r>
+        <w:t>("Student Login"):</w:t>
+      </w:r>
+    </w:p>
+    <w:p>
+      <w:pPr>
+        <w:ind w:left="1440"/>
+      </w:pPr>
+      <w:r>
+        <w:t xml:space="preserve">            </w:t>
+      </w:r>
+      <w:proofErr w:type="spellStart"/>
+      <w:proofErr w:type="gramStart"/>
+      <w:r>
+        <w:t>st.session</w:t>
+      </w:r>
+      <w:proofErr w:type="gramEnd"/>
+      <w:r>
+        <w:t>_state</w:t>
+      </w:r>
+      <w:proofErr w:type="spellEnd"/>
+      <w:r>
+        <w:t>["</w:t>
+      </w:r>
+      <w:proofErr w:type="spellStart"/>
+      <w:r>
+        <w:t>login_mode</w:t>
+      </w:r>
+      <w:proofErr w:type="spellEnd"/>
+      <w:r>
+        <w:t>"] = "student"</w:t>
+      </w:r>
+    </w:p>
+    <w:p>
+      <w:pPr>
+        <w:ind w:left="1440"/>
+      </w:pPr>
+      <w:r>
+        <w:t xml:space="preserve">            </w:t>
+      </w:r>
+      <w:proofErr w:type="spellStart"/>
+      <w:proofErr w:type="gramStart"/>
+      <w:r>
+        <w:t>st.rerun</w:t>
+      </w:r>
+      <w:proofErr w:type="spellEnd"/>
+      <w:proofErr w:type="gramEnd"/>
+      <w:r>
+        <w:t>()</w:t>
+      </w:r>
+    </w:p>
+    <w:p>
+      <w:pPr>
+        <w:ind w:left="1440"/>
+      </w:pPr>
+    </w:p>
+    <w:p>
+      <w:pPr>
+        <w:ind w:left="1440"/>
+      </w:pPr>
+      <w:r>
+        <w:t>    with col3:</w:t>
+      </w:r>
+    </w:p>
+    <w:p>
+      <w:pPr>
+        <w:ind w:left="1440"/>
+      </w:pPr>
+      <w:r>
+        <w:t xml:space="preserve">        if </w:t>
+      </w:r>
+      <w:proofErr w:type="spellStart"/>
+      <w:proofErr w:type="gramStart"/>
+      <w:r>
+        <w:t>st.button</w:t>
+      </w:r>
+      <w:proofErr w:type="spellEnd"/>
+      <w:proofErr w:type="gramEnd"/>
+      <w:r>
+        <w:t>("New Student? Sign Up"):</w:t>
+      </w:r>
+    </w:p>
+    <w:p>
+      <w:pPr>
+        <w:ind w:left="1440"/>
+      </w:pPr>
+      <w:r>
+        <w:t xml:space="preserve">            </w:t>
+      </w:r>
+      <w:proofErr w:type="spellStart"/>
+      <w:proofErr w:type="gramStart"/>
+      <w:r>
+        <w:t>st.session</w:t>
+      </w:r>
+      <w:proofErr w:type="gramEnd"/>
+      <w:r>
+        <w:t>_state</w:t>
+      </w:r>
+      <w:proofErr w:type="spellEnd"/>
+      <w:r>
+        <w:t>["</w:t>
+      </w:r>
+      <w:proofErr w:type="spellStart"/>
+      <w:r>
+        <w:t>login_mode</w:t>
+      </w:r>
+      <w:proofErr w:type="spellEnd"/>
+      <w:r>
+        <w:t>"] = "signup"</w:t>
+      </w:r>
+    </w:p>
+    <w:p>
+      <w:pPr>
+        <w:ind w:left="1440"/>
+      </w:pPr>
+      <w:r>
+        <w:t xml:space="preserve">            </w:t>
+      </w:r>
+      <w:proofErr w:type="spellStart"/>
+      <w:proofErr w:type="gramStart"/>
+      <w:r>
+        <w:t>st.rerun</w:t>
+      </w:r>
+      <w:proofErr w:type="spellEnd"/>
+      <w:proofErr w:type="gramEnd"/>
+      <w:r>
+        <w:t>()</w:t>
+      </w:r>
+    </w:p>
+    <w:p>
+      <w:pPr>
+        <w:ind w:left="1440"/>
+      </w:pPr>
+    </w:p>
+    <w:p>
+      <w:pPr>
+        <w:ind w:left="1440"/>
+      </w:pPr>
+      <w:r>
+        <w:t xml:space="preserve">    mode = </w:t>
+      </w:r>
+      <w:proofErr w:type="spellStart"/>
+      <w:r>
+        <w:t>st.session_state.get</w:t>
+      </w:r>
+      <w:proofErr w:type="spellEnd"/>
+      <w:r>
+        <w:t>("</w:t>
+      </w:r>
+      <w:proofErr w:type="spellStart"/>
+      <w:r>
+        <w:t>login_mode</w:t>
+      </w:r>
+      <w:proofErr w:type="spellEnd"/>
+      <w:r>
+        <w:t>")</w:t>
+      </w:r>
+    </w:p>
+    <w:p>
+      <w:pPr>
+        <w:ind w:left="1440"/>
+      </w:pPr>
+    </w:p>
+    <w:p>
+      <w:pPr>
+        <w:ind w:left="1440"/>
+      </w:pPr>
+      <w:r>
+        <w:t>    if mode == "admin":</w:t>
+      </w:r>
+    </w:p>
+    <w:p>
+      <w:pPr>
+        <w:ind w:left="1440"/>
+      </w:pPr>
+      <w:r>
+        <w:t xml:space="preserve">        </w:t>
+      </w:r>
+      <w:proofErr w:type="spellStart"/>
+      <w:r>
+        <w:t>admin_login_</w:t>
+      </w:r>
+      <w:proofErr w:type="gramStart"/>
+      <w:r>
+        <w:t>form</w:t>
+      </w:r>
+      <w:proofErr w:type="spellEnd"/>
+      <w:r>
+        <w:t>(</w:t>
+      </w:r>
+      <w:proofErr w:type="gramEnd"/>
+      <w:r>
+        <w:t>)</w:t>
+      </w:r>
+    </w:p>
+    <w:p>
+      <w:pPr>
+        <w:ind w:left="1440"/>
+      </w:pPr>
+      <w:r>
+        <w:t xml:space="preserve">    </w:t>
+      </w:r>
+      <w:proofErr w:type="spellStart"/>
+      <w:r>
+        <w:t>elif</w:t>
+      </w:r>
+      <w:proofErr w:type="spellEnd"/>
+      <w:r>
+        <w:t xml:space="preserve"> mode == "student":</w:t>
+      </w:r>
+    </w:p>
+    <w:p>
+      <w:pPr>
+        <w:ind w:left="1440"/>
+      </w:pPr>
+      <w:r>
+        <w:t xml:space="preserve">        </w:t>
+      </w:r>
+      <w:proofErr w:type="spellStart"/>
+      <w:r>
+        <w:t>student_login_</w:t>
+      </w:r>
+      <w:proofErr w:type="gramStart"/>
+      <w:r>
+        <w:t>form</w:t>
+      </w:r>
+      <w:proofErr w:type="spellEnd"/>
+      <w:r>
+        <w:t>(</w:t>
+      </w:r>
+      <w:proofErr w:type="gramEnd"/>
+      <w:r>
+        <w:t>)</w:t>
+      </w:r>
+    </w:p>
+    <w:p>
+      <w:pPr>
+        <w:ind w:left="1440"/>
+      </w:pPr>
+      <w:r>
+        <w:t xml:space="preserve">    </w:t>
+      </w:r>
+      <w:proofErr w:type="spellStart"/>
+      <w:r>
+        <w:t>elif</w:t>
+      </w:r>
+      <w:proofErr w:type="spellEnd"/>
+      <w:r>
+        <w:t xml:space="preserve"> mode == "signup":</w:t>
+      </w:r>
+    </w:p>
+    <w:p>
+      <w:pPr>
+        <w:ind w:left="1440"/>
+      </w:pPr>
+      <w:r>
+        <w:t xml:space="preserve">        </w:t>
+      </w:r>
+      <w:proofErr w:type="spellStart"/>
+      <w:r>
+        <w:t>render_signup_</w:t>
+      </w:r>
+      <w:proofErr w:type="gramStart"/>
+      <w:r>
+        <w:t>page</w:t>
+      </w:r>
+      <w:proofErr w:type="spellEnd"/>
+      <w:r>
+        <w:t>(</w:t>
+      </w:r>
+      <w:proofErr w:type="gramEnd"/>
+      <w:r>
+        <w:t>)</w:t>
+      </w:r>
+    </w:p>
+    <w:p>
+      <w:pPr>
+        <w:ind w:left="1440"/>
+      </w:pPr>
+    </w:p>
+    <w:p>
+      <w:pPr>
+        <w:ind w:left="1440"/>
+      </w:pPr>
+      <w:r>
+        <w:t xml:space="preserve">    </w:t>
+      </w:r>
+      <w:proofErr w:type="gramStart"/>
+      <w:r>
+        <w:t>st.markdown</w:t>
+      </w:r>
+      <w:proofErr w:type="gramEnd"/>
+      <w:r>
+        <w:t>("&lt;</w:t>
+      </w:r>
+      <w:proofErr w:type="spellStart"/>
+      <w:r>
+        <w:t>hr</w:t>
+      </w:r>
+      <w:proofErr w:type="spellEnd"/>
+      <w:r>
+        <w:t xml:space="preserve">&gt;", </w:t>
+      </w:r>
+      <w:proofErr w:type="spellStart"/>
+      <w:r>
+        <w:t>unsafe_allow_html</w:t>
+      </w:r>
+      <w:proofErr w:type="spellEnd"/>
+      <w:r>
+        <w:t>=True)</w:t>
+      </w:r>
+    </w:p>
+    <w:p>
+      <w:pPr>
+        <w:ind w:left="1440"/>
+      </w:pPr>
+      <w:r>
+        <w:t xml:space="preserve">    </w:t>
+      </w:r>
+      <w:proofErr w:type="spellStart"/>
+      <w:r>
+        <w:t>render_public_</w:t>
+      </w:r>
+      <w:proofErr w:type="gramStart"/>
+      <w:r>
+        <w:t>content</w:t>
+      </w:r>
+      <w:proofErr w:type="spellEnd"/>
+      <w:r>
+        <w:t>(</w:t>
+      </w:r>
+      <w:proofErr w:type="gramEnd"/>
+      <w:r>
+        <w:t>)</w:t>
+      </w:r>
+    </w:p>
+    <w:p>
+      <w:pPr>
+        <w:ind w:left="1440"/>
+      </w:pPr>
+    </w:p>
+    <w:p>
+      <w:pPr>
+        <w:ind w:left="1440"/>
+      </w:pPr>
+      <w:r>
+        <w:t>if __name__ == "__main__":</w:t>
+      </w:r>
+    </w:p>
+    <w:p>
+      <w:pPr>
+        <w:ind w:left="1440"/>
+      </w:pPr>
+      <w:r>
+        <w:t xml:space="preserve">    </w:t>
+      </w:r>
+      <w:proofErr w:type="gramStart"/>
+      <w:r>
+        <w:t>main(</w:t>
+      </w:r>
+      <w:proofErr w:type="gramEnd"/>
+      <w:r>
+        <w:t>)</w:t>
+      </w:r>
+    </w:p>
+    <w:p>
+      <w:pPr>
+        <w:ind w:left="1440"/>
+      </w:pPr>
+    </w:p>
+    <w:p>
+      <w:pPr>
+        <w:ind w:left="1440"/>
+      </w:pPr>
+    </w:p>
+    <w:p>
+      <w:pPr>
         <w:pStyle w:val="ListParagraph"/>
         <w:numPr>
           <w:ilvl w:val="0"/>
@@ -41482,6 +45074,2837 @@
         <w:t>auth.py</w:t>
       </w:r>
     </w:p>
+    <w:p/>
+    <w:p>
+      <w:pPr>
+        <w:ind w:left="1440"/>
+      </w:pPr>
+      <w:r>
+        <w:t xml:space="preserve"> </w:t>
+      </w:r>
+      <w:r>
+        <w:t>import streamlit as st</w:t>
+      </w:r>
+    </w:p>
+    <w:p>
+      <w:pPr>
+        <w:ind w:left="1440"/>
+      </w:pPr>
+      <w:r>
+        <w:t>import re</w:t>
+      </w:r>
+    </w:p>
+    <w:p>
+      <w:pPr>
+        <w:ind w:left="1440"/>
+      </w:pPr>
+      <w:r>
+        <w:t>from typing import Any, Dict, List, cast</w:t>
+      </w:r>
+    </w:p>
+    <w:p>
+      <w:pPr>
+        <w:ind w:left="1440"/>
+      </w:pPr>
+      <w:r>
+        <w:t xml:space="preserve">from </w:t>
+      </w:r>
+      <w:proofErr w:type="spellStart"/>
+      <w:r>
+        <w:t>utils.db</w:t>
+      </w:r>
+      <w:proofErr w:type="spellEnd"/>
+      <w:r>
+        <w:t xml:space="preserve"> import </w:t>
+      </w:r>
+      <w:proofErr w:type="spellStart"/>
+      <w:r>
+        <w:t>get_supabase</w:t>
+      </w:r>
+      <w:proofErr w:type="spellEnd"/>
+    </w:p>
+    <w:p>
+      <w:pPr>
+        <w:ind w:left="1440"/>
+      </w:pPr>
+    </w:p>
+    <w:p>
+      <w:pPr>
+        <w:ind w:left="1440"/>
+      </w:pPr>
+      <w:r>
+        <w:t>TEXT_MUTED = "#a0a6b1"</w:t>
+      </w:r>
+    </w:p>
+    <w:p>
+      <w:pPr>
+        <w:ind w:left="1440"/>
+      </w:pPr>
+      <w:r>
+        <w:t>TEXT_MAIN = "#f8f9fa"</w:t>
+      </w:r>
+    </w:p>
+    <w:p>
+      <w:pPr>
+        <w:ind w:left="1440"/>
+      </w:pPr>
+      <w:r>
+        <w:t>ACCENT = "#00ff88"</w:t>
+      </w:r>
+    </w:p>
+    <w:p>
+      <w:pPr>
+        <w:ind w:left="1440"/>
+      </w:pPr>
+    </w:p>
+    <w:p>
+      <w:pPr>
+        <w:ind w:left="1440"/>
+      </w:pPr>
+      <w:r>
+        <w:t># ------------------------------------------------------------</w:t>
+      </w:r>
+    </w:p>
+    <w:p>
+      <w:pPr>
+        <w:ind w:left="1440"/>
+      </w:pPr>
+      <w:r>
+        <w:t># GLOBAL STYLE</w:t>
+      </w:r>
+    </w:p>
+    <w:p>
+      <w:pPr>
+        <w:ind w:left="1440"/>
+      </w:pPr>
+      <w:r>
+        <w:t># ------------------------------------------------------------</w:t>
+      </w:r>
+    </w:p>
+    <w:p>
+      <w:pPr>
+        <w:ind w:left="1440"/>
+      </w:pPr>
+      <w:r>
+        <w:t xml:space="preserve">def </w:t>
+      </w:r>
+      <w:proofErr w:type="spellStart"/>
+      <w:r>
+        <w:t>app_container_</w:t>
+      </w:r>
+      <w:proofErr w:type="gramStart"/>
+      <w:r>
+        <w:t>style</w:t>
+      </w:r>
+      <w:proofErr w:type="spellEnd"/>
+      <w:r>
+        <w:t>(</w:t>
+      </w:r>
+      <w:proofErr w:type="gramEnd"/>
+      <w:r>
+        <w:t>) -&gt; None:</w:t>
+      </w:r>
+    </w:p>
+    <w:p>
+      <w:pPr>
+        <w:ind w:left="1440"/>
+      </w:pPr>
+      <w:r>
+        <w:t xml:space="preserve">    </w:t>
+      </w:r>
+      <w:proofErr w:type="gramStart"/>
+      <w:r>
+        <w:t>st.markdown</w:t>
+      </w:r>
+      <w:proofErr w:type="gramEnd"/>
+      <w:r>
+        <w:t>(</w:t>
+      </w:r>
+    </w:p>
+    <w:p>
+      <w:pPr>
+        <w:ind w:left="1440"/>
+      </w:pPr>
+      <w:r>
+        <w:t>        """</w:t>
+      </w:r>
+    </w:p>
+    <w:p>
+      <w:pPr>
+        <w:ind w:left="1440"/>
+      </w:pPr>
+      <w:r>
+        <w:t>        &lt;style&gt;</w:t>
+      </w:r>
+    </w:p>
+    <w:p>
+      <w:pPr>
+        <w:ind w:left="1440"/>
+      </w:pPr>
+      <w:r>
+        <w:lastRenderedPageBreak/>
+        <w:t>        body {</w:t>
+      </w:r>
+    </w:p>
+    <w:p>
+      <w:pPr>
+        <w:ind w:left="1440"/>
+      </w:pPr>
+      <w:r>
+        <w:t>            background: radial-</w:t>
+      </w:r>
+      <w:proofErr w:type="gramStart"/>
+      <w:r>
+        <w:t>gradient(</w:t>
+      </w:r>
+      <w:proofErr w:type="gramEnd"/>
+      <w:r>
+        <w:t>circle at 20% 20%, #0f1115, #050608 60%);</w:t>
+      </w:r>
+    </w:p>
+    <w:p>
+      <w:pPr>
+        <w:ind w:left="1440"/>
+      </w:pPr>
+      <w:r>
+        <w:t>            color: #f8f9fa;</w:t>
+      </w:r>
+    </w:p>
+    <w:p>
+      <w:pPr>
+        <w:ind w:left="1440"/>
+      </w:pPr>
+      <w:r>
+        <w:t>            font-family: 'Inter', sans-serif;</w:t>
+      </w:r>
+    </w:p>
+    <w:p>
+      <w:pPr>
+        <w:ind w:left="1440"/>
+      </w:pPr>
+      <w:r>
+        <w:t>        }</w:t>
+      </w:r>
+    </w:p>
+    <w:p>
+      <w:pPr>
+        <w:ind w:left="1440"/>
+      </w:pPr>
+      <w:r>
+        <w:t xml:space="preserve">        </w:t>
+      </w:r>
+      <w:proofErr w:type="gramStart"/>
+      <w:r>
+        <w:t>.neon</w:t>
+      </w:r>
+      <w:proofErr w:type="gramEnd"/>
+      <w:r>
+        <w:t>-card {</w:t>
+      </w:r>
+    </w:p>
+    <w:p>
+      <w:pPr>
+        <w:ind w:left="1440"/>
+      </w:pPr>
+      <w:r>
+        <w:t xml:space="preserve">            background: </w:t>
+      </w:r>
+      <w:proofErr w:type="spellStart"/>
+      <w:proofErr w:type="gramStart"/>
+      <w:r>
+        <w:t>rgba</w:t>
+      </w:r>
+      <w:proofErr w:type="spellEnd"/>
+      <w:r>
+        <w:t>(</w:t>
+      </w:r>
+      <w:proofErr w:type="gramEnd"/>
+      <w:r>
+        <w:t>18, 20, 23, 0.65);</w:t>
+      </w:r>
+    </w:p>
+    <w:p>
+      <w:pPr>
+        <w:ind w:left="1440"/>
+      </w:pPr>
+      <w:r>
+        <w:t>            backdrop-filter: blur(12px);</w:t>
+      </w:r>
+    </w:p>
+    <w:p>
+      <w:pPr>
+        <w:ind w:left="1440"/>
+      </w:pPr>
+      <w:r>
+        <w:t>            border-radius: 14px;</w:t>
+      </w:r>
+    </w:p>
+    <w:p>
+      <w:pPr>
+        <w:ind w:left="1440"/>
+      </w:pPr>
+      <w:r>
+        <w:t>            padding: 20px;</w:t>
+      </w:r>
+    </w:p>
+    <w:p>
+      <w:pPr>
+        <w:ind w:left="1440"/>
+      </w:pPr>
+      <w:r>
+        <w:t xml:space="preserve">            border: 1px solid </w:t>
+      </w:r>
+      <w:proofErr w:type="spellStart"/>
+      <w:proofErr w:type="gramStart"/>
+      <w:r>
+        <w:t>rgba</w:t>
+      </w:r>
+      <w:proofErr w:type="spellEnd"/>
+      <w:r>
+        <w:t>(</w:t>
+      </w:r>
+      <w:proofErr w:type="gramEnd"/>
+      <w:r>
+        <w:t>0,255,136,0.25);</w:t>
+      </w:r>
+    </w:p>
+    <w:p>
+      <w:pPr>
+        <w:ind w:left="1440"/>
+      </w:pPr>
+      <w:r>
+        <w:t xml:space="preserve">            box-shadow: 0 0 22px </w:t>
+      </w:r>
+      <w:proofErr w:type="spellStart"/>
+      <w:proofErr w:type="gramStart"/>
+      <w:r>
+        <w:t>rgba</w:t>
+      </w:r>
+      <w:proofErr w:type="spellEnd"/>
+      <w:r>
+        <w:t>(</w:t>
+      </w:r>
+      <w:proofErr w:type="gramEnd"/>
+      <w:r>
+        <w:t>0,255,136,0.18);</w:t>
+      </w:r>
+    </w:p>
+    <w:p>
+      <w:pPr>
+        <w:ind w:left="1440"/>
+      </w:pPr>
+      <w:r>
+        <w:t>        }</w:t>
+      </w:r>
+    </w:p>
+    <w:p>
+      <w:pPr>
+        <w:ind w:left="1440"/>
+      </w:pPr>
+      <w:r>
+        <w:t xml:space="preserve">        </w:t>
+      </w:r>
+      <w:proofErr w:type="gramStart"/>
+      <w:r>
+        <w:t>.</w:t>
+      </w:r>
+      <w:proofErr w:type="spellStart"/>
+      <w:r>
+        <w:t>neon</w:t>
+      </w:r>
+      <w:proofErr w:type="gramEnd"/>
+      <w:r>
+        <w:t>-</w:t>
+      </w:r>
+      <w:proofErr w:type="gramStart"/>
+      <w:r>
+        <w:t>card:hover</w:t>
+      </w:r>
+      <w:proofErr w:type="spellEnd"/>
+      <w:proofErr w:type="gramEnd"/>
+      <w:r>
+        <w:t xml:space="preserve"> {</w:t>
+      </w:r>
+    </w:p>
+    <w:p>
+      <w:pPr>
+        <w:ind w:left="1440"/>
+      </w:pPr>
+      <w:r>
+        <w:t xml:space="preserve">            transform: </w:t>
+      </w:r>
+      <w:proofErr w:type="spellStart"/>
+      <w:r>
+        <w:t>translateY</w:t>
+      </w:r>
+      <w:proofErr w:type="spellEnd"/>
+      <w:r>
+        <w:t>(-3px);</w:t>
+      </w:r>
+    </w:p>
+    <w:p>
+      <w:pPr>
+        <w:ind w:left="1440"/>
+      </w:pPr>
+      <w:r>
+        <w:t xml:space="preserve">            box-shadow: 0 0 28px </w:t>
+      </w:r>
+      <w:proofErr w:type="spellStart"/>
+      <w:proofErr w:type="gramStart"/>
+      <w:r>
+        <w:t>rgba</w:t>
+      </w:r>
+      <w:proofErr w:type="spellEnd"/>
+      <w:r>
+        <w:t>(</w:t>
+      </w:r>
+      <w:proofErr w:type="gramEnd"/>
+      <w:r>
+        <w:t>0,255,136,0.35);</w:t>
+      </w:r>
+    </w:p>
+    <w:p>
+      <w:pPr>
+        <w:ind w:left="1440"/>
+      </w:pPr>
+      <w:r>
+        <w:t>        }</w:t>
+      </w:r>
+    </w:p>
+    <w:p>
+      <w:pPr>
+        <w:ind w:left="1440"/>
+      </w:pPr>
+      <w:r>
+        <w:t>        h1, h2, h3, h4 {</w:t>
+      </w:r>
+    </w:p>
+    <w:p>
+      <w:pPr>
+        <w:ind w:left="1440"/>
+      </w:pPr>
+      <w:r>
+        <w:t>            color: #00ff88;</w:t>
+      </w:r>
+    </w:p>
+    <w:p>
+      <w:pPr>
+        <w:ind w:left="1440"/>
+      </w:pPr>
+      <w:r>
+        <w:t>            font-weight: 600;</w:t>
+      </w:r>
+    </w:p>
+    <w:p>
+      <w:pPr>
+        <w:ind w:left="1440"/>
+      </w:pPr>
+      <w:r>
+        <w:t>        }</w:t>
+      </w:r>
+    </w:p>
+    <w:p>
+      <w:pPr>
+        <w:ind w:left="1440"/>
+      </w:pPr>
+      <w:r>
+        <w:t>        p {</w:t>
+      </w:r>
+    </w:p>
+    <w:p>
+      <w:pPr>
+        <w:ind w:left="1440"/>
+      </w:pPr>
+      <w:r>
+        <w:t>            color: #b5b8c2;</w:t>
+      </w:r>
+    </w:p>
+    <w:p>
+      <w:pPr>
+        <w:ind w:left="1440"/>
+      </w:pPr>
+      <w:r>
+        <w:t>        }</w:t>
+      </w:r>
+    </w:p>
+    <w:p>
+      <w:pPr>
+        <w:ind w:left="1440"/>
+      </w:pPr>
+      <w:r>
+        <w:t xml:space="preserve">        </w:t>
+      </w:r>
+      <w:proofErr w:type="gramStart"/>
+      <w:r>
+        <w:t>.</w:t>
+      </w:r>
+      <w:proofErr w:type="spellStart"/>
+      <w:r>
+        <w:t>stButton</w:t>
+      </w:r>
+      <w:proofErr w:type="spellEnd"/>
+      <w:proofErr w:type="gramEnd"/>
+      <w:r>
+        <w:t>&gt;button {</w:t>
+      </w:r>
+    </w:p>
+    <w:p>
+      <w:pPr>
+        <w:ind w:left="1440"/>
+      </w:pPr>
+      <w:r>
+        <w:t>            background: linear-</w:t>
+      </w:r>
+      <w:proofErr w:type="gramStart"/>
+      <w:r>
+        <w:t>gradient(</w:t>
+      </w:r>
+      <w:proofErr w:type="gramEnd"/>
+      <w:r>
+        <w:t>135deg, #00ff88, #00cc6a);</w:t>
+      </w:r>
+    </w:p>
+    <w:p>
+      <w:pPr>
+        <w:ind w:left="1440"/>
+      </w:pPr>
+      <w:r>
+        <w:lastRenderedPageBreak/>
+        <w:t>            color: black;</w:t>
+      </w:r>
+    </w:p>
+    <w:p>
+      <w:pPr>
+        <w:ind w:left="1440"/>
+      </w:pPr>
+      <w:r>
+        <w:t>            border-radius: 8px;</w:t>
+      </w:r>
+    </w:p>
+    <w:p>
+      <w:pPr>
+        <w:ind w:left="1440"/>
+      </w:pPr>
+      <w:r>
+        <w:t>            padding: 8px 18px;</w:t>
+      </w:r>
+    </w:p>
+    <w:p>
+      <w:pPr>
+        <w:ind w:left="1440"/>
+      </w:pPr>
+      <w:r>
+        <w:t>            border: none;</w:t>
+      </w:r>
+    </w:p>
+    <w:p>
+      <w:pPr>
+        <w:ind w:left="1440"/>
+      </w:pPr>
+      <w:r>
+        <w:t>            font-weight: 600;</w:t>
+      </w:r>
+    </w:p>
+    <w:p>
+      <w:pPr>
+        <w:ind w:left="1440"/>
+      </w:pPr>
+      <w:r>
+        <w:t>        }</w:t>
+      </w:r>
+    </w:p>
+    <w:p>
+      <w:pPr>
+        <w:ind w:left="1440"/>
+      </w:pPr>
+      <w:r>
+        <w:t xml:space="preserve">        </w:t>
+      </w:r>
+      <w:proofErr w:type="gramStart"/>
+      <w:r>
+        <w:t>.</w:t>
+      </w:r>
+      <w:proofErr w:type="spellStart"/>
+      <w:r>
+        <w:t>stButton</w:t>
+      </w:r>
+      <w:proofErr w:type="spellEnd"/>
+      <w:proofErr w:type="gramEnd"/>
+      <w:r>
+        <w:t>&gt;</w:t>
+      </w:r>
+      <w:proofErr w:type="spellStart"/>
+      <w:proofErr w:type="gramStart"/>
+      <w:r>
+        <w:t>button:hover</w:t>
+      </w:r>
+      <w:proofErr w:type="spellEnd"/>
+      <w:proofErr w:type="gramEnd"/>
+      <w:r>
+        <w:t xml:space="preserve"> {</w:t>
+      </w:r>
+    </w:p>
+    <w:p>
+      <w:pPr>
+        <w:ind w:left="1440"/>
+      </w:pPr>
+      <w:r>
+        <w:t>            background: linear-</w:t>
+      </w:r>
+      <w:proofErr w:type="gramStart"/>
+      <w:r>
+        <w:t>gradient(</w:t>
+      </w:r>
+      <w:proofErr w:type="gramEnd"/>
+      <w:r>
+        <w:t>135deg, #00ffaa, #00dd77);</w:t>
+      </w:r>
+    </w:p>
+    <w:p>
+      <w:pPr>
+        <w:ind w:left="1440"/>
+      </w:pPr>
+      <w:r>
+        <w:t>        }</w:t>
+      </w:r>
+    </w:p>
+    <w:p>
+      <w:pPr>
+        <w:ind w:left="1440"/>
+      </w:pPr>
+      <w:r>
+        <w:t>        &lt;/style&gt;</w:t>
+      </w:r>
+    </w:p>
+    <w:p>
+      <w:pPr>
+        <w:ind w:left="1440"/>
+      </w:pPr>
+      <w:r>
+        <w:t>        """,</w:t>
+      </w:r>
+    </w:p>
+    <w:p>
+      <w:pPr>
+        <w:ind w:left="1440"/>
+      </w:pPr>
+      <w:r>
+        <w:t xml:space="preserve">        </w:t>
+      </w:r>
+      <w:proofErr w:type="spellStart"/>
+      <w:r>
+        <w:t>unsafe_allow_html</w:t>
+      </w:r>
+      <w:proofErr w:type="spellEnd"/>
+      <w:r>
+        <w:t>=True,</w:t>
+      </w:r>
+    </w:p>
+    <w:p>
+      <w:pPr>
+        <w:ind w:left="1440"/>
+      </w:pPr>
+      <w:r>
+        <w:t>    )</w:t>
+      </w:r>
+    </w:p>
+    <w:p>
+      <w:pPr>
+        <w:ind w:left="1440"/>
+      </w:pPr>
+    </w:p>
+    <w:p>
+      <w:pPr>
+        <w:ind w:left="1440"/>
+      </w:pPr>
+      <w:r>
+        <w:t># ------------------------------------------------------------</w:t>
+      </w:r>
+    </w:p>
+    <w:p>
+      <w:pPr>
+        <w:ind w:left="1440"/>
+      </w:pPr>
+      <w:r>
+        <w:t># SANITIZERS</w:t>
+      </w:r>
+    </w:p>
+    <w:p>
+      <w:pPr>
+        <w:ind w:left="1440"/>
+      </w:pPr>
+      <w:r>
+        <w:t># ------------------------------------------------------------</w:t>
+      </w:r>
+    </w:p>
+    <w:p>
+      <w:pPr>
+        <w:ind w:left="1440"/>
+      </w:pPr>
+      <w:r>
+        <w:t xml:space="preserve">def </w:t>
+      </w:r>
+      <w:proofErr w:type="spellStart"/>
+      <w:r>
+        <w:t>sanitize_</w:t>
+      </w:r>
+      <w:proofErr w:type="gramStart"/>
+      <w:r>
+        <w:t>html</w:t>
+      </w:r>
+      <w:proofErr w:type="spellEnd"/>
+      <w:r>
+        <w:t>(</w:t>
+      </w:r>
+      <w:proofErr w:type="gramEnd"/>
+      <w:r>
+        <w:t>text: str) -&gt; str:</w:t>
+      </w:r>
+    </w:p>
+    <w:p>
+      <w:pPr>
+        <w:ind w:left="1440"/>
+      </w:pPr>
+      <w:r>
+        <w:t xml:space="preserve">    if not </w:t>
+      </w:r>
+      <w:proofErr w:type="spellStart"/>
+      <w:proofErr w:type="gramStart"/>
+      <w:r>
+        <w:t>isinstance</w:t>
+      </w:r>
+      <w:proofErr w:type="spellEnd"/>
+      <w:r>
+        <w:t>(</w:t>
+      </w:r>
+      <w:proofErr w:type="gramEnd"/>
+      <w:r>
+        <w:t>text, str):</w:t>
+      </w:r>
+    </w:p>
+    <w:p>
+      <w:pPr>
+        <w:ind w:left="1440"/>
+      </w:pPr>
+      <w:r>
+        <w:t>        return ""</w:t>
+      </w:r>
+    </w:p>
+    <w:p>
+      <w:pPr>
+        <w:ind w:left="1440"/>
+      </w:pPr>
+      <w:r>
+        <w:t xml:space="preserve">    text = </w:t>
+      </w:r>
+      <w:proofErr w:type="spellStart"/>
+      <w:r>
+        <w:t>re.sub</w:t>
+      </w:r>
+      <w:proofErr w:type="spellEnd"/>
+      <w:r>
+        <w:t>(r"&lt;/?</w:t>
+      </w:r>
+      <w:proofErr w:type="gramStart"/>
+      <w:r>
+        <w:t>div[</w:t>
+      </w:r>
+      <w:proofErr w:type="gramEnd"/>
+      <w:r>
+        <w:t>^</w:t>
+      </w:r>
+      <w:proofErr w:type="gramStart"/>
+      <w:r>
+        <w:t>&gt;]*</w:t>
+      </w:r>
+      <w:proofErr w:type="gramEnd"/>
+      <w:r>
+        <w:t>&gt;", "", text, flags=</w:t>
+      </w:r>
+      <w:proofErr w:type="spellStart"/>
+      <w:proofErr w:type="gramStart"/>
+      <w:r>
+        <w:t>re.IGNORECASE</w:t>
+      </w:r>
+      <w:proofErr w:type="spellEnd"/>
+      <w:proofErr w:type="gramEnd"/>
+      <w:r>
+        <w:t>)</w:t>
+      </w:r>
+    </w:p>
+    <w:p>
+      <w:pPr>
+        <w:ind w:left="1440"/>
+      </w:pPr>
+      <w:r>
+        <w:t xml:space="preserve">    return </w:t>
+      </w:r>
+      <w:proofErr w:type="gramStart"/>
+      <w:r>
+        <w:t>text.replace</w:t>
+      </w:r>
+      <w:proofErr w:type="gramEnd"/>
+      <w:r>
+        <w:t>("&amp;</w:t>
+      </w:r>
+      <w:proofErr w:type="spellStart"/>
+      <w:r>
+        <w:t>nbsp</w:t>
+      </w:r>
+      <w:proofErr w:type="spellEnd"/>
+      <w:r>
+        <w:t>;", " "</w:t>
+      </w:r>
+      <w:proofErr w:type="gramStart"/>
+      <w:r>
+        <w:t>).strip</w:t>
+      </w:r>
+      <w:proofErr w:type="gramEnd"/>
+      <w:r>
+        <w:t>()</w:t>
+      </w:r>
+    </w:p>
+    <w:p>
+      <w:pPr>
+        <w:ind w:left="1440"/>
+      </w:pPr>
+    </w:p>
+    <w:p>
+      <w:pPr>
+        <w:ind w:left="1440"/>
+      </w:pPr>
+      <w:r>
+        <w:t xml:space="preserve">def </w:t>
+      </w:r>
+      <w:proofErr w:type="spellStart"/>
+      <w:r>
+        <w:t>clean_</w:t>
+      </w:r>
+      <w:proofErr w:type="gramStart"/>
+      <w:r>
+        <w:t>math</w:t>
+      </w:r>
+      <w:proofErr w:type="spellEnd"/>
+      <w:r>
+        <w:t>(</w:t>
+      </w:r>
+      <w:proofErr w:type="gramEnd"/>
+      <w:r>
+        <w:t>text: Any) -&gt; str:</w:t>
+      </w:r>
+    </w:p>
+    <w:p>
+      <w:pPr>
+        <w:ind w:left="1440"/>
+      </w:pPr>
+      <w:r>
+        <w:t xml:space="preserve">    if not </w:t>
+      </w:r>
+      <w:proofErr w:type="spellStart"/>
+      <w:proofErr w:type="gramStart"/>
+      <w:r>
+        <w:t>isinstance</w:t>
+      </w:r>
+      <w:proofErr w:type="spellEnd"/>
+      <w:r>
+        <w:t>(</w:t>
+      </w:r>
+      <w:proofErr w:type="gramEnd"/>
+      <w:r>
+        <w:t>text, str):</w:t>
+      </w:r>
+    </w:p>
+    <w:p>
+      <w:pPr>
+        <w:ind w:left="1440"/>
+      </w:pPr>
+      <w:r>
+        <w:t>        return ""</w:t>
+      </w:r>
+    </w:p>
+    <w:p>
+      <w:pPr>
+        <w:ind w:left="1440"/>
+      </w:pPr>
+      <w:r>
+        <w:lastRenderedPageBreak/>
+        <w:t xml:space="preserve">    text = </w:t>
+      </w:r>
+      <w:proofErr w:type="gramStart"/>
+      <w:r>
+        <w:t>text.replace</w:t>
+      </w:r>
+      <w:proofErr w:type="gramEnd"/>
+      <w:r>
+        <w:t>("\\\</w:t>
+      </w:r>
+      <w:proofErr w:type="gramStart"/>
+      <w:r>
+        <w:t>\(</w:t>
+      </w:r>
+      <w:proofErr w:type="gramEnd"/>
+      <w:r>
+        <w:t>", "\\("</w:t>
+      </w:r>
+      <w:proofErr w:type="gramStart"/>
+      <w:r>
+        <w:t>).replace</w:t>
+      </w:r>
+      <w:proofErr w:type="gramEnd"/>
+      <w:r>
+        <w:t>("\\\\)", "\\)")</w:t>
+      </w:r>
+    </w:p>
+    <w:p>
+      <w:pPr>
+        <w:ind w:left="1440"/>
+      </w:pPr>
+      <w:r>
+        <w:t xml:space="preserve">    text = </w:t>
+      </w:r>
+      <w:proofErr w:type="gramStart"/>
+      <w:r>
+        <w:t>text.replace</w:t>
+      </w:r>
+      <w:proofErr w:type="gramEnd"/>
+      <w:r>
+        <w:t>("\\\</w:t>
+      </w:r>
+      <w:proofErr w:type="gramStart"/>
+      <w:r>
+        <w:t>\[</w:t>
+      </w:r>
+      <w:proofErr w:type="gramEnd"/>
+      <w:r>
+        <w:t>", "\\["</w:t>
+      </w:r>
+      <w:proofErr w:type="gramStart"/>
+      <w:r>
+        <w:t>).replace</w:t>
+      </w:r>
+      <w:proofErr w:type="gramEnd"/>
+      <w:r>
+        <w:t>("\\\\]", "\\]")</w:t>
+      </w:r>
+    </w:p>
+    <w:p>
+      <w:pPr>
+        <w:ind w:left="1440"/>
+      </w:pPr>
+      <w:r>
+        <w:t xml:space="preserve">    text = </w:t>
+      </w:r>
+      <w:proofErr w:type="gramStart"/>
+      <w:r>
+        <w:t>text.replace</w:t>
+      </w:r>
+      <w:proofErr w:type="gramEnd"/>
+      <w:r>
+        <w:t>("\\\\frac", "\\frac")</w:t>
+      </w:r>
+    </w:p>
+    <w:p>
+      <w:pPr>
+        <w:ind w:left="1440"/>
+      </w:pPr>
+      <w:r>
+        <w:t xml:space="preserve">    return </w:t>
+      </w:r>
+      <w:proofErr w:type="spellStart"/>
+      <w:proofErr w:type="gramStart"/>
+      <w:r>
+        <w:t>re.sub</w:t>
+      </w:r>
+      <w:proofErr w:type="spellEnd"/>
+      <w:r>
+        <w:t>(</w:t>
+      </w:r>
+      <w:proofErr w:type="gramEnd"/>
+      <w:r>
+        <w:t>r"</w:t>
+      </w:r>
+      <w:r>
+        <w:rPr>
+          <w:b/>
+          <w:bCs/>
+        </w:rPr>
+        <w:t>\$</w:t>
+      </w:r>
+      <w:r>
+        <w:t>\s*</w:t>
+      </w:r>
+      <w:r>
+        <w:rPr>
+          <w:b/>
+          <w:bCs/>
+        </w:rPr>
+        <w:t>\$</w:t>
+      </w:r>
+      <w:r>
+        <w:t>", "$$", text)</w:t>
+      </w:r>
+    </w:p>
+    <w:p>
+      <w:pPr>
+        <w:ind w:left="1440"/>
+      </w:pPr>
+    </w:p>
+    <w:p>
+      <w:pPr>
+        <w:ind w:left="1440"/>
+      </w:pPr>
+      <w:r>
+        <w:t># ------------------------------------------------------------</w:t>
+      </w:r>
+    </w:p>
+    <w:p>
+      <w:pPr>
+        <w:ind w:left="1440"/>
+      </w:pPr>
+      <w:r>
+        <w:t># PUBLIC CONTENT</w:t>
+      </w:r>
+    </w:p>
+    <w:p>
+      <w:pPr>
+        <w:ind w:left="1440"/>
+      </w:pPr>
+      <w:r>
+        <w:t># ------------------------------------------------------------</w:t>
+      </w:r>
+    </w:p>
+    <w:p>
+      <w:pPr>
+        <w:ind w:left="1440"/>
+      </w:pPr>
+      <w:r>
+        <w:t xml:space="preserve">def </w:t>
+      </w:r>
+      <w:proofErr w:type="spellStart"/>
+      <w:r>
+        <w:t>render_public_</w:t>
+      </w:r>
+      <w:proofErr w:type="gramStart"/>
+      <w:r>
+        <w:t>content</w:t>
+      </w:r>
+      <w:proofErr w:type="spellEnd"/>
+      <w:r>
+        <w:t>(</w:t>
+      </w:r>
+      <w:proofErr w:type="gramEnd"/>
+      <w:r>
+        <w:t>) -&gt; None:</w:t>
+      </w:r>
+    </w:p>
+    <w:p>
+      <w:pPr>
+        <w:ind w:left="1440"/>
+      </w:pPr>
+      <w:r>
+        <w:t xml:space="preserve">    sb = </w:t>
+      </w:r>
+      <w:proofErr w:type="spellStart"/>
+      <w:r>
+        <w:t>get_</w:t>
+      </w:r>
+      <w:proofErr w:type="gramStart"/>
+      <w:r>
+        <w:t>supabase</w:t>
+      </w:r>
+      <w:proofErr w:type="spellEnd"/>
+      <w:r>
+        <w:t>(</w:t>
+      </w:r>
+      <w:proofErr w:type="gramEnd"/>
+      <w:r>
+        <w:t>)</w:t>
+      </w:r>
+    </w:p>
+    <w:p>
+      <w:pPr>
+        <w:ind w:left="1440"/>
+      </w:pPr>
+      <w:r>
+        <w:t xml:space="preserve">    res = </w:t>
+      </w:r>
+      <w:proofErr w:type="spellStart"/>
+      <w:proofErr w:type="gramStart"/>
+      <w:r>
+        <w:t>sb.table</w:t>
+      </w:r>
+      <w:proofErr w:type="spellEnd"/>
+      <w:proofErr w:type="gramEnd"/>
+      <w:r>
+        <w:t>("</w:t>
+      </w:r>
+      <w:proofErr w:type="spellStart"/>
+      <w:r>
+        <w:t>public_content</w:t>
+      </w:r>
+      <w:proofErr w:type="spellEnd"/>
+      <w:r>
+        <w:t>"</w:t>
+      </w:r>
+      <w:proofErr w:type="gramStart"/>
+      <w:r>
+        <w:t>).select</w:t>
+      </w:r>
+      <w:proofErr w:type="gramEnd"/>
+      <w:r>
+        <w:t>("*"</w:t>
+      </w:r>
+      <w:proofErr w:type="gramStart"/>
+      <w:r>
+        <w:t>).order</w:t>
+      </w:r>
+      <w:proofErr w:type="gramEnd"/>
+      <w:r>
+        <w:t>("</w:t>
+      </w:r>
+      <w:proofErr w:type="spellStart"/>
+      <w:r>
+        <w:t>created_at</w:t>
+      </w:r>
+      <w:proofErr w:type="spellEnd"/>
+      <w:r>
+        <w:t>", desc=True</w:t>
+      </w:r>
+      <w:proofErr w:type="gramStart"/>
+      <w:r>
+        <w:t>).execute</w:t>
+      </w:r>
+      <w:proofErr w:type="gramEnd"/>
+      <w:r>
+        <w:t>()</w:t>
+      </w:r>
+    </w:p>
+    <w:p>
+      <w:pPr>
+        <w:ind w:left="1440"/>
+      </w:pPr>
+      <w:r>
+        <w:t xml:space="preserve">    </w:t>
+      </w:r>
+      <w:proofErr w:type="spellStart"/>
+      <w:r>
+        <w:t>raw_items</w:t>
+      </w:r>
+      <w:proofErr w:type="spellEnd"/>
+      <w:r>
+        <w:t xml:space="preserve"> = </w:t>
+      </w:r>
+      <w:proofErr w:type="spellStart"/>
+      <w:proofErr w:type="gramStart"/>
+      <w:r>
+        <w:t>getattr</w:t>
+      </w:r>
+      <w:proofErr w:type="spellEnd"/>
+      <w:r>
+        <w:t>(</w:t>
+      </w:r>
+      <w:proofErr w:type="gramEnd"/>
+      <w:r>
+        <w:t>res, "data", []) or []</w:t>
+      </w:r>
+    </w:p>
+    <w:p>
+      <w:pPr>
+        <w:ind w:left="1440"/>
+      </w:pPr>
+    </w:p>
+    <w:p>
+      <w:pPr>
+        <w:ind w:left="1440"/>
+      </w:pPr>
+      <w:r>
+        <w:t xml:space="preserve">    items: </w:t>
+      </w:r>
+      <w:proofErr w:type="gramStart"/>
+      <w:r>
+        <w:t>List[Dict[</w:t>
+      </w:r>
+      <w:proofErr w:type="gramEnd"/>
+      <w:r>
+        <w:t>str, Any]] = [</w:t>
+      </w:r>
+    </w:p>
+    <w:p>
+      <w:pPr>
+        <w:ind w:left="1440"/>
+      </w:pPr>
+      <w:r>
+        <w:t xml:space="preserve">        </w:t>
+      </w:r>
+      <w:proofErr w:type="gramStart"/>
+      <w:r>
+        <w:t>cast(Dict[</w:t>
+      </w:r>
+      <w:proofErr w:type="gramEnd"/>
+      <w:r>
+        <w:t xml:space="preserve">str, Any], row) for row in </w:t>
+      </w:r>
+      <w:proofErr w:type="spellStart"/>
+      <w:r>
+        <w:t>raw_items</w:t>
+      </w:r>
+      <w:proofErr w:type="spellEnd"/>
+      <w:r>
+        <w:t xml:space="preserve"> if </w:t>
+      </w:r>
+      <w:proofErr w:type="spellStart"/>
+      <w:proofErr w:type="gramStart"/>
+      <w:r>
+        <w:t>isinstance</w:t>
+      </w:r>
+      <w:proofErr w:type="spellEnd"/>
+      <w:r>
+        <w:t>(</w:t>
+      </w:r>
+      <w:proofErr w:type="gramEnd"/>
+      <w:r>
+        <w:t xml:space="preserve">row, </w:t>
+      </w:r>
+      <w:proofErr w:type="spellStart"/>
+      <w:r>
+        <w:t>dict</w:t>
+      </w:r>
+      <w:proofErr w:type="spellEnd"/>
+      <w:r>
+        <w:t>)</w:t>
+      </w:r>
+    </w:p>
+    <w:p>
+      <w:pPr>
+        <w:ind w:left="1440"/>
+      </w:pPr>
+      <w:r>
+        <w:t>    ]</w:t>
+      </w:r>
+    </w:p>
+    <w:p>
+      <w:pPr>
+        <w:ind w:left="1440"/>
+      </w:pPr>
+    </w:p>
+    <w:p>
+      <w:pPr>
+        <w:ind w:left="1440"/>
+      </w:pPr>
+      <w:r>
+        <w:t>    if not items:</w:t>
+      </w:r>
+    </w:p>
+    <w:p>
+      <w:pPr>
+        <w:ind w:left="1440"/>
+      </w:pPr>
+      <w:r>
+        <w:t xml:space="preserve">        </w:t>
+      </w:r>
+      <w:proofErr w:type="gramStart"/>
+      <w:r>
+        <w:t>st.info(</w:t>
+      </w:r>
+      <w:proofErr w:type="gramEnd"/>
+      <w:r>
+        <w:t>"No public content available.")</w:t>
+      </w:r>
+    </w:p>
+    <w:p>
+      <w:pPr>
+        <w:ind w:left="1440"/>
+      </w:pPr>
+      <w:r>
+        <w:t>        return</w:t>
+      </w:r>
+    </w:p>
+    <w:p>
+      <w:pPr>
+        <w:ind w:left="1440"/>
+      </w:pPr>
+    </w:p>
+    <w:p>
+      <w:pPr>
+        <w:ind w:left="1440"/>
+      </w:pPr>
+      <w:r>
+        <w:t>    for item in items:</w:t>
+      </w:r>
+    </w:p>
+    <w:p>
+      <w:pPr>
+        <w:ind w:left="1440"/>
+      </w:pPr>
+      <w:r>
+        <w:t xml:space="preserve">        title = </w:t>
+      </w:r>
+      <w:proofErr w:type="gramStart"/>
+      <w:r>
+        <w:t>str(</w:t>
+      </w:r>
+      <w:proofErr w:type="spellStart"/>
+      <w:r>
+        <w:t>item.get</w:t>
+      </w:r>
+      <w:proofErr w:type="spellEnd"/>
+      <w:r>
+        <w:t>(</w:t>
+      </w:r>
+      <w:proofErr w:type="gramEnd"/>
+      <w:r>
+        <w:t>"title", "Untitled"))</w:t>
+      </w:r>
+    </w:p>
+    <w:p>
+      <w:pPr>
+        <w:ind w:left="1440"/>
+      </w:pPr>
+      <w:r>
+        <w:t xml:space="preserve">        </w:t>
+      </w:r>
+      <w:proofErr w:type="spellStart"/>
+      <w:r>
+        <w:t>body_raw</w:t>
+      </w:r>
+      <w:proofErr w:type="spellEnd"/>
+      <w:r>
+        <w:t xml:space="preserve"> = </w:t>
+      </w:r>
+      <w:proofErr w:type="spellStart"/>
+      <w:proofErr w:type="gramStart"/>
+      <w:r>
+        <w:t>item.get</w:t>
+      </w:r>
+      <w:proofErr w:type="spellEnd"/>
+      <w:r>
+        <w:t>(</w:t>
+      </w:r>
+      <w:proofErr w:type="gramEnd"/>
+      <w:r>
+        <w:t>"body", "")</w:t>
+      </w:r>
+    </w:p>
+    <w:p>
+      <w:pPr>
+        <w:ind w:left="1440"/>
+      </w:pPr>
+      <w:r>
+        <w:t xml:space="preserve">        body = </w:t>
+      </w:r>
+      <w:proofErr w:type="spellStart"/>
+      <w:r>
+        <w:t>sanitize_html</w:t>
+      </w:r>
+      <w:proofErr w:type="spellEnd"/>
+      <w:r>
+        <w:t>(</w:t>
+      </w:r>
+      <w:proofErr w:type="spellStart"/>
+      <w:r>
+        <w:t>clean_math</w:t>
+      </w:r>
+      <w:proofErr w:type="spellEnd"/>
+      <w:r>
+        <w:t>(</w:t>
+      </w:r>
+      <w:proofErr w:type="spellStart"/>
+      <w:r>
+        <w:t>body_raw</w:t>
+      </w:r>
+      <w:proofErr w:type="spellEnd"/>
+      <w:r>
+        <w:t>))</w:t>
+      </w:r>
+    </w:p>
+    <w:p>
+      <w:pPr>
+        <w:ind w:left="1440"/>
+      </w:pPr>
+    </w:p>
+    <w:p>
+      <w:pPr>
+        <w:ind w:left="1440"/>
+      </w:pPr>
+      <w:r>
+        <w:t xml:space="preserve">        </w:t>
+      </w:r>
+      <w:proofErr w:type="gramStart"/>
+      <w:r>
+        <w:t>st.markdown</w:t>
+      </w:r>
+      <w:proofErr w:type="gramEnd"/>
+      <w:r>
+        <w:t>(f"### {title}")</w:t>
+      </w:r>
+    </w:p>
+    <w:p>
+      <w:pPr>
+        <w:ind w:left="1440"/>
+      </w:pPr>
+      <w:r>
+        <w:t xml:space="preserve">        </w:t>
+      </w:r>
+      <w:proofErr w:type="gramStart"/>
+      <w:r>
+        <w:t>st.markdown</w:t>
+      </w:r>
+      <w:proofErr w:type="gramEnd"/>
+      <w:r>
+        <w:t xml:space="preserve">(body, </w:t>
+      </w:r>
+      <w:proofErr w:type="spellStart"/>
+      <w:r>
+        <w:t>unsafe_allow_html</w:t>
+      </w:r>
+      <w:proofErr w:type="spellEnd"/>
+      <w:r>
+        <w:t>=True)</w:t>
+      </w:r>
+    </w:p>
+    <w:p>
+      <w:pPr>
+        <w:ind w:left="1440"/>
+      </w:pPr>
+    </w:p>
+    <w:p>
+      <w:pPr>
+        <w:ind w:left="1440"/>
+      </w:pPr>
+      <w:r>
+        <w:t># ------------------------------------------------------------</w:t>
+      </w:r>
+    </w:p>
+    <w:p>
+      <w:pPr>
+        <w:ind w:left="1440"/>
+      </w:pPr>
+      <w:r>
+        <w:t># THEMES</w:t>
+      </w:r>
+    </w:p>
+    <w:p>
+      <w:pPr>
+        <w:ind w:left="1440"/>
+      </w:pPr>
+      <w:r>
+        <w:t># ------------------------------------------------------------</w:t>
+      </w:r>
+    </w:p>
+    <w:p>
+      <w:pPr>
+        <w:ind w:left="1440"/>
+      </w:pPr>
+      <w:r>
+        <w:t xml:space="preserve">def </w:t>
+      </w:r>
+      <w:proofErr w:type="spellStart"/>
+      <w:r>
+        <w:t>apply_dark_</w:t>
+      </w:r>
+      <w:proofErr w:type="gramStart"/>
+      <w:r>
+        <w:t>theme</w:t>
+      </w:r>
+      <w:proofErr w:type="spellEnd"/>
+      <w:r>
+        <w:t>(</w:t>
+      </w:r>
+      <w:proofErr w:type="gramEnd"/>
+      <w:r>
+        <w:t>) -&gt; None:</w:t>
+      </w:r>
+    </w:p>
+    <w:p>
+      <w:pPr>
+        <w:ind w:left="1440"/>
+      </w:pPr>
+      <w:r>
+        <w:t xml:space="preserve">    </w:t>
+      </w:r>
+      <w:proofErr w:type="gramStart"/>
+      <w:r>
+        <w:t>st.markdown</w:t>
+      </w:r>
+      <w:proofErr w:type="gramEnd"/>
+      <w:r>
+        <w:t>(</w:t>
+      </w:r>
+    </w:p>
+    <w:p>
+      <w:pPr>
+        <w:ind w:left="1440"/>
+      </w:pPr>
+      <w:r>
+        <w:t>        """</w:t>
+      </w:r>
+    </w:p>
+    <w:p>
+      <w:pPr>
+        <w:ind w:left="1440"/>
+      </w:pPr>
+      <w:r>
+        <w:t>        &lt;style</w:t>
+      </w:r>
+      <w:proofErr w:type="gramStart"/>
+      <w:r>
+        <w:t>&gt;.main</w:t>
+      </w:r>
+      <w:proofErr w:type="gramEnd"/>
+      <w:r>
+        <w:t xml:space="preserve"> </w:t>
+      </w:r>
+      <w:proofErr w:type="gramStart"/>
+      <w:r>
+        <w:t>{ background</w:t>
+      </w:r>
+      <w:proofErr w:type="gramEnd"/>
+      <w:r>
+        <w:t>: #050608; color: #f8f9fa</w:t>
+      </w:r>
+      <w:proofErr w:type="gramStart"/>
+      <w:r>
+        <w:t>; }</w:t>
+      </w:r>
+      <w:proofErr w:type="gramEnd"/>
+      <w:r>
+        <w:t>&lt;/style&gt;</w:t>
+      </w:r>
+    </w:p>
+    <w:p>
+      <w:pPr>
+        <w:ind w:left="1440"/>
+      </w:pPr>
+      <w:r>
+        <w:t>        """,</w:t>
+      </w:r>
+    </w:p>
+    <w:p>
+      <w:pPr>
+        <w:ind w:left="1440"/>
+      </w:pPr>
+      <w:r>
+        <w:t xml:space="preserve">        </w:t>
+      </w:r>
+      <w:proofErr w:type="spellStart"/>
+      <w:r>
+        <w:t>unsafe_allow_html</w:t>
+      </w:r>
+      <w:proofErr w:type="spellEnd"/>
+      <w:r>
+        <w:t>=True,</w:t>
+      </w:r>
+    </w:p>
+    <w:p>
+      <w:pPr>
+        <w:ind w:left="1440"/>
+      </w:pPr>
+      <w:r>
+        <w:t>    )</w:t>
+      </w:r>
+    </w:p>
+    <w:p>
+      <w:pPr>
+        <w:ind w:left="1440"/>
+      </w:pPr>
+    </w:p>
+    <w:p>
+      <w:pPr>
+        <w:ind w:left="1440"/>
+      </w:pPr>
+      <w:r>
+        <w:t xml:space="preserve">def </w:t>
+      </w:r>
+      <w:proofErr w:type="spellStart"/>
+      <w:r>
+        <w:t>apply_light_</w:t>
+      </w:r>
+      <w:proofErr w:type="gramStart"/>
+      <w:r>
+        <w:t>theme</w:t>
+      </w:r>
+      <w:proofErr w:type="spellEnd"/>
+      <w:r>
+        <w:t>(</w:t>
+      </w:r>
+      <w:proofErr w:type="gramEnd"/>
+      <w:r>
+        <w:t>) -&gt; None:</w:t>
+      </w:r>
+    </w:p>
+    <w:p>
+      <w:pPr>
+        <w:ind w:left="1440"/>
+      </w:pPr>
+      <w:r>
+        <w:t xml:space="preserve">    </w:t>
+      </w:r>
+      <w:proofErr w:type="gramStart"/>
+      <w:r>
+        <w:t>st.markdown</w:t>
+      </w:r>
+      <w:proofErr w:type="gramEnd"/>
+      <w:r>
+        <w:t>(</w:t>
+      </w:r>
+    </w:p>
+    <w:p>
+      <w:pPr>
+        <w:ind w:left="1440"/>
+      </w:pPr>
+      <w:r>
+        <w:t>        """</w:t>
+      </w:r>
+    </w:p>
+    <w:p>
+      <w:pPr>
+        <w:ind w:left="1440"/>
+      </w:pPr>
+      <w:r>
+        <w:t>        &lt;style</w:t>
+      </w:r>
+      <w:proofErr w:type="gramStart"/>
+      <w:r>
+        <w:t>&gt;.main</w:t>
+      </w:r>
+      <w:proofErr w:type="gramEnd"/>
+      <w:r>
+        <w:t xml:space="preserve"> </w:t>
+      </w:r>
+      <w:proofErr w:type="gramStart"/>
+      <w:r>
+        <w:t>{ background</w:t>
+      </w:r>
+      <w:proofErr w:type="gramEnd"/>
+      <w:r>
+        <w:t>: #ffffff; color: #111827</w:t>
+      </w:r>
+      <w:proofErr w:type="gramStart"/>
+      <w:r>
+        <w:t>; }</w:t>
+      </w:r>
+      <w:proofErr w:type="gramEnd"/>
+      <w:r>
+        <w:t>&lt;/style&gt;</w:t>
+      </w:r>
+    </w:p>
+    <w:p>
+      <w:pPr>
+        <w:ind w:left="1440"/>
+      </w:pPr>
+      <w:r>
+        <w:t>        """,</w:t>
+      </w:r>
+    </w:p>
+    <w:p>
+      <w:pPr>
+        <w:ind w:left="1440"/>
+      </w:pPr>
+      <w:r>
+        <w:t xml:space="preserve">        </w:t>
+      </w:r>
+      <w:proofErr w:type="spellStart"/>
+      <w:r>
+        <w:t>unsafe_allow_html</w:t>
+      </w:r>
+      <w:proofErr w:type="spellEnd"/>
+      <w:r>
+        <w:t>=True,</w:t>
+      </w:r>
+    </w:p>
+    <w:p>
+      <w:pPr>
+        <w:ind w:left="1440"/>
+      </w:pPr>
+      <w:r>
+        <w:t>    )</w:t>
+      </w:r>
+    </w:p>
+    <w:p>
+      <w:pPr>
+        <w:ind w:left="1440"/>
+      </w:pPr>
+    </w:p>
+    <w:p>
+      <w:pPr>
+        <w:ind w:left="1440"/>
+      </w:pPr>
+      <w:r>
+        <w:t># ------------------------------------------------------------</w:t>
+      </w:r>
+    </w:p>
+    <w:p>
+      <w:pPr>
+        <w:ind w:left="1440"/>
+      </w:pPr>
+      <w:r>
+        <w:t># TOP BAR</w:t>
+      </w:r>
+    </w:p>
+    <w:p>
+      <w:pPr>
+        <w:ind w:left="1440"/>
+      </w:pPr>
+      <w:r>
+        <w:t># ------------------------------------------------------------</w:t>
+      </w:r>
+    </w:p>
+    <w:p>
+      <w:pPr>
+        <w:ind w:left="1440"/>
+      </w:pPr>
+      <w:r>
+        <w:lastRenderedPageBreak/>
+        <w:t xml:space="preserve">def </w:t>
+      </w:r>
+      <w:proofErr w:type="spellStart"/>
+      <w:r>
+        <w:t>top_</w:t>
+      </w:r>
+      <w:proofErr w:type="gramStart"/>
+      <w:r>
+        <w:t>bar</w:t>
+      </w:r>
+      <w:proofErr w:type="spellEnd"/>
+      <w:r>
+        <w:t>(</w:t>
+      </w:r>
+      <w:proofErr w:type="gramEnd"/>
+      <w:r>
+        <w:t xml:space="preserve">title: str, role: str, </w:t>
+      </w:r>
+      <w:proofErr w:type="spellStart"/>
+      <w:r>
+        <w:t>logout_param</w:t>
+      </w:r>
+      <w:proofErr w:type="spellEnd"/>
+      <w:r>
+        <w:t>: str) -&gt; None:</w:t>
+      </w:r>
+    </w:p>
+    <w:p>
+      <w:pPr>
+        <w:ind w:left="1440"/>
+      </w:pPr>
+      <w:r>
+        <w:t>    """</w:t>
+      </w:r>
+    </w:p>
+    <w:p>
+      <w:pPr>
+        <w:ind w:left="1440"/>
+      </w:pPr>
+      <w:r>
+        <w:t xml:space="preserve">    Uses unified session model: </w:t>
+      </w:r>
+      <w:proofErr w:type="spellStart"/>
+      <w:r>
+        <w:t>session_state</w:t>
+      </w:r>
+      <w:proofErr w:type="spellEnd"/>
+      <w:r>
+        <w:t xml:space="preserve">["user"], </w:t>
+      </w:r>
+      <w:proofErr w:type="spellStart"/>
+      <w:r>
+        <w:t>session_state</w:t>
+      </w:r>
+      <w:proofErr w:type="spellEnd"/>
+      <w:r>
+        <w:t>["role"]</w:t>
+      </w:r>
+    </w:p>
+    <w:p>
+      <w:pPr>
+        <w:ind w:left="1440"/>
+      </w:pPr>
+      <w:r>
+        <w:t>    Falls back to old per-role keys if needed.</w:t>
+      </w:r>
+    </w:p>
+    <w:p>
+      <w:pPr>
+        <w:ind w:left="1440"/>
+      </w:pPr>
+      <w:r>
+        <w:t>    """</w:t>
+      </w:r>
+    </w:p>
+    <w:p>
+      <w:pPr>
+        <w:ind w:left="1440"/>
+      </w:pPr>
+      <w:r>
+        <w:t xml:space="preserve">    user: </w:t>
+      </w:r>
+      <w:proofErr w:type="gramStart"/>
+      <w:r>
+        <w:t>Dict[</w:t>
+      </w:r>
+      <w:proofErr w:type="gramEnd"/>
+      <w:r>
+        <w:t>str, Any] = {}</w:t>
+      </w:r>
+    </w:p>
+    <w:p>
+      <w:pPr>
+        <w:ind w:left="1440"/>
+      </w:pPr>
+    </w:p>
+    <w:p>
+      <w:pPr>
+        <w:ind w:left="1440"/>
+      </w:pPr>
+      <w:r>
+        <w:t xml:space="preserve">    if </w:t>
+      </w:r>
+      <w:proofErr w:type="spellStart"/>
+      <w:r>
+        <w:t>st.session_state.get</w:t>
+      </w:r>
+      <w:proofErr w:type="spellEnd"/>
+      <w:r>
+        <w:t xml:space="preserve">("role") == role and </w:t>
+      </w:r>
+      <w:proofErr w:type="spellStart"/>
+      <w:r>
+        <w:t>isinstance</w:t>
+      </w:r>
+      <w:proofErr w:type="spellEnd"/>
+      <w:r>
+        <w:t>(</w:t>
+      </w:r>
+      <w:proofErr w:type="spellStart"/>
+      <w:r>
+        <w:t>st.session_state.get</w:t>
+      </w:r>
+      <w:proofErr w:type="spellEnd"/>
+      <w:r>
+        <w:t xml:space="preserve">("user"), </w:t>
+      </w:r>
+      <w:proofErr w:type="spellStart"/>
+      <w:r>
+        <w:t>dict</w:t>
+      </w:r>
+      <w:proofErr w:type="spellEnd"/>
+      <w:r>
+        <w:t>):</w:t>
+      </w:r>
+    </w:p>
+    <w:p>
+      <w:pPr>
+        <w:ind w:left="1440"/>
+      </w:pPr>
+      <w:r>
+        <w:t xml:space="preserve">        user = </w:t>
+      </w:r>
+      <w:proofErr w:type="spellStart"/>
+      <w:proofErr w:type="gramStart"/>
+      <w:r>
+        <w:t>st.session</w:t>
+      </w:r>
+      <w:proofErr w:type="gramEnd"/>
+      <w:r>
+        <w:t>_state</w:t>
+      </w:r>
+      <w:proofErr w:type="spellEnd"/>
+      <w:r>
+        <w:t>["user"]</w:t>
+      </w:r>
+    </w:p>
+    <w:p>
+      <w:pPr>
+        <w:ind w:left="1440"/>
+      </w:pPr>
+      <w:r>
+        <w:t>    else:</w:t>
+      </w:r>
+    </w:p>
+    <w:p>
+      <w:pPr>
+        <w:ind w:left="1440"/>
+      </w:pPr>
+      <w:r>
+        <w:t xml:space="preserve">        </w:t>
+      </w:r>
+      <w:proofErr w:type="spellStart"/>
+      <w:r>
+        <w:t>maybe_user</w:t>
+      </w:r>
+      <w:proofErr w:type="spellEnd"/>
+      <w:r>
+        <w:t xml:space="preserve"> = </w:t>
+      </w:r>
+      <w:proofErr w:type="spellStart"/>
+      <w:proofErr w:type="gramStart"/>
+      <w:r>
+        <w:t>st.session_state.get</w:t>
+      </w:r>
+      <w:proofErr w:type="spellEnd"/>
+      <w:r>
+        <w:t>(</w:t>
+      </w:r>
+      <w:proofErr w:type="gramEnd"/>
+      <w:r>
+        <w:t>role, {})</w:t>
+      </w:r>
+    </w:p>
+    <w:p>
+      <w:pPr>
+        <w:ind w:left="1440"/>
+      </w:pPr>
+      <w:r>
+        <w:t xml:space="preserve">        if </w:t>
+      </w:r>
+      <w:proofErr w:type="spellStart"/>
+      <w:proofErr w:type="gramStart"/>
+      <w:r>
+        <w:t>isinstance</w:t>
+      </w:r>
+      <w:proofErr w:type="spellEnd"/>
+      <w:r>
+        <w:t>(</w:t>
+      </w:r>
+      <w:proofErr w:type="spellStart"/>
+      <w:proofErr w:type="gramEnd"/>
+      <w:r>
+        <w:t>maybe_user</w:t>
+      </w:r>
+      <w:proofErr w:type="spellEnd"/>
+      <w:r>
+        <w:t xml:space="preserve">, </w:t>
+      </w:r>
+      <w:proofErr w:type="spellStart"/>
+      <w:r>
+        <w:t>dict</w:t>
+      </w:r>
+      <w:proofErr w:type="spellEnd"/>
+      <w:r>
+        <w:t>):</w:t>
+      </w:r>
+    </w:p>
+    <w:p>
+      <w:pPr>
+        <w:ind w:left="1440"/>
+      </w:pPr>
+      <w:r>
+        <w:t xml:space="preserve">            user = </w:t>
+      </w:r>
+      <w:proofErr w:type="spellStart"/>
+      <w:r>
+        <w:t>maybe_user</w:t>
+      </w:r>
+      <w:proofErr w:type="spellEnd"/>
+    </w:p>
+    <w:p>
+      <w:pPr>
+        <w:ind w:left="1440"/>
+      </w:pPr>
+    </w:p>
+    <w:p>
+      <w:pPr>
+        <w:ind w:left="1440"/>
+      </w:pPr>
+      <w:r>
+        <w:t xml:space="preserve">    </w:t>
+      </w:r>
+      <w:proofErr w:type="spellStart"/>
+      <w:r>
+        <w:t>display_name</w:t>
+      </w:r>
+      <w:proofErr w:type="spellEnd"/>
+      <w:r>
+        <w:t xml:space="preserve"> = </w:t>
+      </w:r>
+      <w:proofErr w:type="spellStart"/>
+      <w:r>
+        <w:t>user.get</w:t>
+      </w:r>
+      <w:proofErr w:type="spellEnd"/>
+      <w:r>
+        <w:t>("</w:t>
+      </w:r>
+      <w:proofErr w:type="spellStart"/>
+      <w:r>
+        <w:t>full_name</w:t>
+      </w:r>
+      <w:proofErr w:type="spellEnd"/>
+      <w:r>
+        <w:t xml:space="preserve">") or </w:t>
+      </w:r>
+      <w:proofErr w:type="spellStart"/>
+      <w:r>
+        <w:t>user.get</w:t>
+      </w:r>
+      <w:proofErr w:type="spellEnd"/>
+      <w:r>
+        <w:t xml:space="preserve">("name") or </w:t>
+      </w:r>
+      <w:proofErr w:type="spellStart"/>
+      <w:proofErr w:type="gramStart"/>
+      <w:r>
+        <w:t>role.capitalize</w:t>
+      </w:r>
+      <w:proofErr w:type="spellEnd"/>
+      <w:proofErr w:type="gramEnd"/>
+      <w:r>
+        <w:t>()</w:t>
+      </w:r>
+    </w:p>
+    <w:p>
+      <w:pPr>
+        <w:ind w:left="1440"/>
+      </w:pPr>
+    </w:p>
+    <w:p>
+      <w:pPr>
+        <w:ind w:left="1440"/>
+      </w:pPr>
+      <w:r>
+        <w:t xml:space="preserve">    </w:t>
+      </w:r>
+      <w:proofErr w:type="gramStart"/>
+      <w:r>
+        <w:t>st.markdown</w:t>
+      </w:r>
+      <w:proofErr w:type="gramEnd"/>
+      <w:r>
+        <w:t>(</w:t>
+      </w:r>
+    </w:p>
+    <w:p>
+      <w:pPr>
+        <w:ind w:left="1440"/>
+      </w:pPr>
+      <w:r>
+        <w:t>        f"""</w:t>
+      </w:r>
+    </w:p>
+    <w:p>
+      <w:pPr>
+        <w:ind w:left="1440"/>
+      </w:pPr>
+      <w:r>
+        <w:t>        &lt;div style="</w:t>
+      </w:r>
+      <w:proofErr w:type="gramStart"/>
+      <w:r>
+        <w:t>background:#</w:t>
+      </w:r>
+      <w:proofErr w:type="gramEnd"/>
+      <w:r>
+        <w:t>0a0c10; border-bottom:1px solid #00ff88; padding:12px 16px;"&gt;</w:t>
+      </w:r>
+    </w:p>
+    <w:p>
+      <w:pPr>
+        <w:ind w:left="1440"/>
+      </w:pPr>
+      <w:r>
+        <w:t>            &lt;span style="</w:t>
+      </w:r>
+      <w:proofErr w:type="gramStart"/>
+      <w:r>
+        <w:t>color:#</w:t>
+      </w:r>
+      <w:proofErr w:type="gramEnd"/>
+      <w:r>
+        <w:t>00ff88; font-weight:600;"&gt;{</w:t>
+      </w:r>
+      <w:proofErr w:type="spellStart"/>
+      <w:r>
+        <w:t>display_</w:t>
+      </w:r>
+      <w:proofErr w:type="gramStart"/>
+      <w:r>
+        <w:t>name</w:t>
+      </w:r>
+      <w:proofErr w:type="spellEnd"/>
+      <w:r>
+        <w:t>}&lt;</w:t>
+      </w:r>
+      <w:proofErr w:type="gramEnd"/>
+      <w:r>
+        <w:t>/span&gt;</w:t>
+      </w:r>
+    </w:p>
+    <w:p>
+      <w:pPr>
+        <w:ind w:left="1440"/>
+      </w:pPr>
+      <w:r>
+        <w:t xml:space="preserve">            &lt;h3 style="margin:4px 0 0 0; </w:t>
+      </w:r>
+      <w:proofErr w:type="spellStart"/>
+      <w:proofErr w:type="gramStart"/>
+      <w:r>
+        <w:t>color:white</w:t>
+      </w:r>
+      <w:proofErr w:type="spellEnd"/>
+      <w:proofErr w:type="gramEnd"/>
+      <w:r>
+        <w:t>;"&gt;{title}&lt;/h3&gt;</w:t>
+      </w:r>
+    </w:p>
+    <w:p>
+      <w:pPr>
+        <w:ind w:left="1440"/>
+      </w:pPr>
+      <w:r>
+        <w:t>        &lt;/div&gt;</w:t>
+      </w:r>
+    </w:p>
+    <w:p>
+      <w:pPr>
+        <w:ind w:left="1440"/>
+      </w:pPr>
+      <w:r>
+        <w:t>        """,</w:t>
+      </w:r>
+    </w:p>
+    <w:p>
+      <w:pPr>
+        <w:ind w:left="1440"/>
+      </w:pPr>
+      <w:r>
+        <w:t xml:space="preserve">        </w:t>
+      </w:r>
+      <w:proofErr w:type="spellStart"/>
+      <w:r>
+        <w:t>unsafe_allow_html</w:t>
+      </w:r>
+      <w:proofErr w:type="spellEnd"/>
+      <w:r>
+        <w:t>=True,</w:t>
+      </w:r>
+    </w:p>
+    <w:p>
+      <w:pPr>
+        <w:ind w:left="1440"/>
+      </w:pPr>
+      <w:r>
+        <w:t>    )</w:t>
+      </w:r>
+    </w:p>
+    <w:p>
+      <w:pPr>
+        <w:ind w:left="1440"/>
+      </w:pPr>
+    </w:p>
+    <w:p>
+      <w:pPr>
+        <w:ind w:left="1440"/>
+      </w:pPr>
+      <w:r>
+        <w:t>    from auth import logout as _logout</w:t>
+      </w:r>
+    </w:p>
+    <w:p>
+      <w:pPr>
+        <w:ind w:left="1440"/>
+      </w:pPr>
+    </w:p>
+    <w:p>
+      <w:pPr>
+        <w:ind w:left="1440"/>
+      </w:pPr>
+      <w:r>
+        <w:t xml:space="preserve">    if </w:t>
+      </w:r>
+      <w:proofErr w:type="spellStart"/>
+      <w:proofErr w:type="gramStart"/>
+      <w:r>
+        <w:t>st.button</w:t>
+      </w:r>
+      <w:proofErr w:type="spellEnd"/>
+      <w:proofErr w:type="gramEnd"/>
+      <w:r>
+        <w:t>("Logout", key=</w:t>
+      </w:r>
+      <w:proofErr w:type="spellStart"/>
+      <w:r>
+        <w:t>f"logout</w:t>
+      </w:r>
+      <w:proofErr w:type="spellEnd"/>
+      <w:r>
+        <w:t>_{role}"):</w:t>
+      </w:r>
+    </w:p>
+    <w:p>
+      <w:pPr>
+        <w:ind w:left="1440"/>
+      </w:pPr>
+      <w:r>
+        <w:t>        _</w:t>
+      </w:r>
+      <w:proofErr w:type="gramStart"/>
+      <w:r>
+        <w:t>logout(</w:t>
+      </w:r>
+      <w:proofErr w:type="gramEnd"/>
+      <w:r>
+        <w:t>)</w:t>
+      </w:r>
+    </w:p>
+    <w:p>
+      <w:pPr>
+        <w:ind w:left="1440"/>
+      </w:pPr>
+    </w:p>
+    <w:p>
+      <w:pPr>
+        <w:ind w:left="1440"/>
+      </w:pPr>
+      <w:r>
+        <w:t># ------------------------------------------------------------</w:t>
+      </w:r>
+    </w:p>
+    <w:p>
+      <w:pPr>
+        <w:ind w:left="1440"/>
+      </w:pPr>
+      <w:r>
+        <w:t># AUTH PERSISTENCE (SAFE)</w:t>
+      </w:r>
+    </w:p>
+    <w:p>
+      <w:pPr>
+        <w:ind w:left="1440"/>
+      </w:pPr>
+      <w:r>
+        <w:t># ------------------------------------------------------------</w:t>
+      </w:r>
+    </w:p>
+    <w:p>
+      <w:pPr>
+        <w:ind w:left="1440"/>
+      </w:pPr>
+      <w:r>
+        <w:t xml:space="preserve">def </w:t>
+      </w:r>
+      <w:proofErr w:type="spellStart"/>
+      <w:r>
+        <w:t>set_logged_in_</w:t>
+      </w:r>
+      <w:proofErr w:type="gramStart"/>
+      <w:r>
+        <w:t>user</w:t>
+      </w:r>
+      <w:proofErr w:type="spellEnd"/>
+      <w:r>
+        <w:t>(</w:t>
+      </w:r>
+      <w:proofErr w:type="gramEnd"/>
+      <w:r>
+        <w:t xml:space="preserve">user: </w:t>
+      </w:r>
+      <w:proofErr w:type="gramStart"/>
+      <w:r>
+        <w:t>Dict[</w:t>
+      </w:r>
+      <w:proofErr w:type="gramEnd"/>
+      <w:r>
+        <w:t xml:space="preserve">str, Any], role: str, </w:t>
+      </w:r>
+      <w:proofErr w:type="spellStart"/>
+      <w:r>
+        <w:t>jwt</w:t>
+      </w:r>
+      <w:proofErr w:type="spellEnd"/>
+      <w:r>
+        <w:t>: str) -&gt; None:</w:t>
+      </w:r>
+    </w:p>
+    <w:p>
+      <w:pPr>
+        <w:ind w:left="1440"/>
+      </w:pPr>
+      <w:r>
+        <w:t>    """</w:t>
+      </w:r>
+    </w:p>
+    <w:p>
+      <w:pPr>
+        <w:ind w:left="1440"/>
+      </w:pPr>
+      <w:r>
+        <w:t>    Secure login: session-only, no URL tokens.</w:t>
+      </w:r>
+    </w:p>
+    <w:p>
+      <w:pPr>
+        <w:ind w:left="1440"/>
+      </w:pPr>
+      <w:r>
+        <w:t>    """</w:t>
+      </w:r>
+    </w:p>
+    <w:p>
+      <w:pPr>
+        <w:ind w:left="1440"/>
+      </w:pPr>
+      <w:r>
+        <w:t xml:space="preserve">    </w:t>
+      </w:r>
+      <w:proofErr w:type="spellStart"/>
+      <w:proofErr w:type="gramStart"/>
+      <w:r>
+        <w:t>st.session</w:t>
+      </w:r>
+      <w:proofErr w:type="gramEnd"/>
+      <w:r>
+        <w:t>_</w:t>
+      </w:r>
+      <w:proofErr w:type="gramStart"/>
+      <w:r>
+        <w:t>state.clear</w:t>
+      </w:r>
+      <w:proofErr w:type="spellEnd"/>
+      <w:proofErr w:type="gramEnd"/>
+      <w:r>
+        <w:t>()</w:t>
+      </w:r>
+    </w:p>
+    <w:p>
+      <w:pPr>
+        <w:ind w:left="1440"/>
+      </w:pPr>
+      <w:r>
+        <w:t xml:space="preserve">    </w:t>
+      </w:r>
+      <w:proofErr w:type="spellStart"/>
+      <w:proofErr w:type="gramStart"/>
+      <w:r>
+        <w:t>st.session</w:t>
+      </w:r>
+      <w:proofErr w:type="gramEnd"/>
+      <w:r>
+        <w:t>_state</w:t>
+      </w:r>
+      <w:proofErr w:type="spellEnd"/>
+      <w:r>
+        <w:t>["user"] = user</w:t>
+      </w:r>
+    </w:p>
+    <w:p>
+      <w:pPr>
+        <w:ind w:left="1440"/>
+      </w:pPr>
+      <w:r>
+        <w:t xml:space="preserve">    </w:t>
+      </w:r>
+      <w:proofErr w:type="spellStart"/>
+      <w:proofErr w:type="gramStart"/>
+      <w:r>
+        <w:t>st.session</w:t>
+      </w:r>
+      <w:proofErr w:type="gramEnd"/>
+      <w:r>
+        <w:t>_state</w:t>
+      </w:r>
+      <w:proofErr w:type="spellEnd"/>
+      <w:r>
+        <w:t>["role"] = role</w:t>
+      </w:r>
+    </w:p>
+    <w:p>
+      <w:pPr>
+        <w:ind w:left="1440"/>
+      </w:pPr>
+      <w:r>
+        <w:t xml:space="preserve">    </w:t>
+      </w:r>
+      <w:proofErr w:type="spellStart"/>
+      <w:proofErr w:type="gramStart"/>
+      <w:r>
+        <w:t>st.session</w:t>
+      </w:r>
+      <w:proofErr w:type="gramEnd"/>
+      <w:r>
+        <w:t>_state</w:t>
+      </w:r>
+      <w:proofErr w:type="spellEnd"/>
+      <w:r>
+        <w:t>["</w:t>
+      </w:r>
+      <w:proofErr w:type="spellStart"/>
+      <w:r>
+        <w:t>jwt</w:t>
+      </w:r>
+      <w:proofErr w:type="spellEnd"/>
+      <w:r>
+        <w:t xml:space="preserve">"] = </w:t>
+      </w:r>
+      <w:proofErr w:type="spellStart"/>
+      <w:r>
+        <w:t>jwt</w:t>
+      </w:r>
+      <w:proofErr w:type="spellEnd"/>
+    </w:p>
+    <w:p>
+      <w:pPr>
+        <w:ind w:left="1440"/>
+      </w:pPr>
+    </w:p>
+    <w:p>
+      <w:pPr>
+        <w:ind w:left="1440"/>
+      </w:pPr>
+      <w:r>
+        <w:t>    # backward compatibility</w:t>
+      </w:r>
+    </w:p>
+    <w:p>
+      <w:pPr>
+        <w:ind w:left="1440"/>
+      </w:pPr>
+      <w:r>
+        <w:t xml:space="preserve">    </w:t>
+      </w:r>
+      <w:proofErr w:type="spellStart"/>
+      <w:proofErr w:type="gramStart"/>
+      <w:r>
+        <w:t>st.session</w:t>
+      </w:r>
+      <w:proofErr w:type="gramEnd"/>
+      <w:r>
+        <w:t>_state</w:t>
+      </w:r>
+      <w:proofErr w:type="spellEnd"/>
+      <w:r>
+        <w:t>[role] = user</w:t>
+      </w:r>
+    </w:p>
+    <w:p>
+      <w:pPr>
+        <w:ind w:left="1440"/>
+      </w:pPr>
+    </w:p>
+    <w:p>
+      <w:pPr>
+        <w:ind w:left="1440"/>
+      </w:pPr>
+      <w:r>
+        <w:t xml:space="preserve">def </w:t>
+      </w:r>
+      <w:proofErr w:type="spellStart"/>
+      <w:r>
+        <w:t>restore_</w:t>
+      </w:r>
+      <w:proofErr w:type="gramStart"/>
+      <w:r>
+        <w:t>session</w:t>
+      </w:r>
+      <w:proofErr w:type="spellEnd"/>
+      <w:r>
+        <w:t>(</w:t>
+      </w:r>
+      <w:proofErr w:type="gramEnd"/>
+      <w:r>
+        <w:t>) -&gt; None:</w:t>
+      </w:r>
+    </w:p>
+    <w:p>
+      <w:pPr>
+        <w:ind w:left="1440"/>
+      </w:pPr>
+      <w:r>
+        <w:t>    """</w:t>
+      </w:r>
+    </w:p>
+    <w:p>
+      <w:pPr>
+        <w:ind w:left="1440"/>
+      </w:pPr>
+      <w:r>
+        <w:t xml:space="preserve">    No auto-login from URL. Only use </w:t>
+      </w:r>
+      <w:proofErr w:type="spellStart"/>
+      <w:r>
+        <w:t>session_state</w:t>
+      </w:r>
+      <w:proofErr w:type="spellEnd"/>
+      <w:r>
+        <w:t>.</w:t>
+      </w:r>
+    </w:p>
+    <w:p>
+      <w:pPr>
+        <w:ind w:left="1440"/>
+      </w:pPr>
+      <w:r>
+        <w:t>    """</w:t>
+      </w:r>
+    </w:p>
+    <w:p>
+      <w:pPr>
+        <w:ind w:left="1440"/>
+      </w:pPr>
+      <w:r>
+        <w:t>    return</w:t>
+      </w:r>
+    </w:p>
+    <w:p>
+      <w:pPr>
+        <w:ind w:left="1440"/>
+      </w:pPr>
+    </w:p>
+    <w:p>
+      <w:pPr>
+        <w:ind w:left="1440"/>
+      </w:pPr>
+      <w:r>
+        <w:t># ------------------------------------------------------------</w:t>
+      </w:r>
+    </w:p>
+    <w:p>
+      <w:pPr>
+        <w:ind w:left="1440"/>
+      </w:pPr>
+      <w:r>
+        <w:t># LOGOUT</w:t>
+      </w:r>
+    </w:p>
+    <w:p>
+      <w:pPr>
+        <w:ind w:left="1440"/>
+      </w:pPr>
+      <w:r>
+        <w:t># ------------------------------------------------------------</w:t>
+      </w:r>
+    </w:p>
+    <w:p>
+      <w:pPr>
+        <w:ind w:left="1440"/>
+      </w:pPr>
+      <w:r>
+        <w:t xml:space="preserve">def </w:t>
+      </w:r>
+      <w:proofErr w:type="gramStart"/>
+      <w:r>
+        <w:t>logout(</w:t>
+      </w:r>
+      <w:proofErr w:type="gramEnd"/>
+      <w:r>
+        <w:t>) -&gt; None:</w:t>
+      </w:r>
+    </w:p>
+    <w:p>
+      <w:pPr>
+        <w:ind w:left="1440"/>
+      </w:pPr>
+      <w:r>
+        <w:t>    for key in ["user", "role", "</w:t>
+      </w:r>
+      <w:proofErr w:type="spellStart"/>
+      <w:r>
+        <w:t>jwt</w:t>
+      </w:r>
+      <w:proofErr w:type="spellEnd"/>
+      <w:r>
+        <w:t>", "student", "admin", "</w:t>
+      </w:r>
+      <w:proofErr w:type="spellStart"/>
+      <w:r>
+        <w:t>login_mode</w:t>
+      </w:r>
+      <w:proofErr w:type="spellEnd"/>
+      <w:r>
+        <w:t>"]:</w:t>
+      </w:r>
+    </w:p>
+    <w:p>
+      <w:pPr>
+        <w:ind w:left="1440"/>
+      </w:pPr>
+      <w:r>
+        <w:t xml:space="preserve">        </w:t>
+      </w:r>
+      <w:proofErr w:type="spellStart"/>
+      <w:proofErr w:type="gramStart"/>
+      <w:r>
+        <w:t>st.session_state.pop</w:t>
+      </w:r>
+      <w:proofErr w:type="spellEnd"/>
+      <w:r>
+        <w:t>(</w:t>
+      </w:r>
+      <w:proofErr w:type="gramEnd"/>
+      <w:r>
+        <w:t>key, None)</w:t>
+      </w:r>
+    </w:p>
+    <w:p>
+      <w:pPr>
+        <w:ind w:left="1440"/>
+      </w:pPr>
+    </w:p>
+    <w:p>
+      <w:pPr>
+        <w:ind w:left="1440"/>
+      </w:pPr>
+      <w:r>
+        <w:t xml:space="preserve">    </w:t>
+      </w:r>
+      <w:proofErr w:type="spellStart"/>
+      <w:proofErr w:type="gramStart"/>
+      <w:r>
+        <w:t>st.query</w:t>
+      </w:r>
+      <w:proofErr w:type="gramEnd"/>
+      <w:r>
+        <w:t>_</w:t>
+      </w:r>
+      <w:proofErr w:type="gramStart"/>
+      <w:r>
+        <w:t>params.clear</w:t>
+      </w:r>
+      <w:proofErr w:type="spellEnd"/>
+      <w:proofErr w:type="gramEnd"/>
+      <w:r>
+        <w:t>()</w:t>
+      </w:r>
+    </w:p>
+    <w:p>
+      <w:pPr>
+        <w:ind w:left="1440"/>
+      </w:pPr>
+      <w:r>
+        <w:t xml:space="preserve">    </w:t>
+      </w:r>
+      <w:proofErr w:type="spellStart"/>
+      <w:proofErr w:type="gramStart"/>
+      <w:r>
+        <w:t>st.rerun</w:t>
+      </w:r>
+      <w:proofErr w:type="spellEnd"/>
+      <w:proofErr w:type="gramEnd"/>
+      <w:r>
+        <w:t>()</w:t>
+      </w:r>
+    </w:p>
+    <w:p>
+      <w:pPr>
+        <w:ind w:left="1440"/>
+      </w:pPr>
+    </w:p>
+    <w:p>
+      <w:pPr>
+        <w:ind w:left="1440"/>
+      </w:pPr>
+      <w:r>
+        <w:t># ------------------------------------------------------------</w:t>
+      </w:r>
+    </w:p>
+    <w:p>
+      <w:pPr>
+        <w:ind w:left="1440"/>
+      </w:pPr>
+      <w:r>
+        <w:t># ROLE HELPERS</w:t>
+      </w:r>
+    </w:p>
+    <w:p>
+      <w:pPr>
+        <w:ind w:left="1440"/>
+      </w:pPr>
+      <w:r>
+        <w:t># ------------------------------------------------------------</w:t>
+      </w:r>
+    </w:p>
+    <w:p>
+      <w:pPr>
+        <w:ind w:left="1440"/>
+      </w:pPr>
+      <w:r>
+        <w:t xml:space="preserve">def </w:t>
+      </w:r>
+      <w:proofErr w:type="spellStart"/>
+      <w:r>
+        <w:t>require_</w:t>
+      </w:r>
+      <w:proofErr w:type="gramStart"/>
+      <w:r>
+        <w:t>admin</w:t>
+      </w:r>
+      <w:proofErr w:type="spellEnd"/>
+      <w:r>
+        <w:t>(</w:t>
+      </w:r>
+      <w:proofErr w:type="gramEnd"/>
+      <w:r>
+        <w:t>) -&gt; None:</w:t>
+      </w:r>
+    </w:p>
+    <w:p>
+      <w:pPr>
+        <w:ind w:left="1440"/>
+      </w:pPr>
+      <w:r>
+        <w:t xml:space="preserve">    if </w:t>
+      </w:r>
+      <w:proofErr w:type="spellStart"/>
+      <w:r>
+        <w:t>st.session_state.get</w:t>
+      </w:r>
+      <w:proofErr w:type="spellEnd"/>
+      <w:r>
+        <w:t>("role"</w:t>
+      </w:r>
+      <w:proofErr w:type="gramStart"/>
+      <w:r>
+        <w:t>) !</w:t>
+      </w:r>
+      <w:proofErr w:type="gramEnd"/>
+      <w:r>
+        <w:t>= "admin":</w:t>
+      </w:r>
+    </w:p>
+    <w:p>
+      <w:pPr>
+        <w:ind w:left="1440"/>
+      </w:pPr>
+      <w:r>
+        <w:t xml:space="preserve">        </w:t>
+      </w:r>
+      <w:proofErr w:type="spellStart"/>
+      <w:proofErr w:type="gramStart"/>
+      <w:r>
+        <w:t>st.error</w:t>
+      </w:r>
+      <w:proofErr w:type="spellEnd"/>
+      <w:proofErr w:type="gramEnd"/>
+      <w:r>
+        <w:t>("Please login as admin.")</w:t>
+      </w:r>
+    </w:p>
+    <w:p>
+      <w:pPr>
+        <w:ind w:left="1440"/>
+      </w:pPr>
+      <w:r>
+        <w:t xml:space="preserve">        </w:t>
+      </w:r>
+      <w:proofErr w:type="spellStart"/>
+      <w:proofErr w:type="gramStart"/>
+      <w:r>
+        <w:t>st.stop</w:t>
+      </w:r>
+      <w:proofErr w:type="spellEnd"/>
+      <w:proofErr w:type="gramEnd"/>
+      <w:r>
+        <w:t>()</w:t>
+      </w:r>
+    </w:p>
+    <w:p>
+      <w:pPr>
+        <w:ind w:left="1440"/>
+      </w:pPr>
+    </w:p>
+    <w:p>
+      <w:pPr>
+        <w:ind w:left="1440"/>
+      </w:pPr>
+      <w:r>
+        <w:t xml:space="preserve">def </w:t>
+      </w:r>
+      <w:proofErr w:type="spellStart"/>
+      <w:r>
+        <w:t>require_</w:t>
+      </w:r>
+      <w:proofErr w:type="gramStart"/>
+      <w:r>
+        <w:t>student</w:t>
+      </w:r>
+      <w:proofErr w:type="spellEnd"/>
+      <w:r>
+        <w:t>(</w:t>
+      </w:r>
+      <w:proofErr w:type="gramEnd"/>
+      <w:r>
+        <w:t>) -&gt; None:</w:t>
+      </w:r>
+    </w:p>
+    <w:p>
+      <w:pPr>
+        <w:ind w:left="1440"/>
+      </w:pPr>
+      <w:r>
+        <w:t xml:space="preserve">    if </w:t>
+      </w:r>
+      <w:proofErr w:type="spellStart"/>
+      <w:r>
+        <w:t>st.session_state.get</w:t>
+      </w:r>
+      <w:proofErr w:type="spellEnd"/>
+      <w:r>
+        <w:t>("role"</w:t>
+      </w:r>
+      <w:proofErr w:type="gramStart"/>
+      <w:r>
+        <w:t>) !</w:t>
+      </w:r>
+      <w:proofErr w:type="gramEnd"/>
+      <w:r>
+        <w:t>= "student":</w:t>
+      </w:r>
+    </w:p>
+    <w:p>
+      <w:pPr>
+        <w:ind w:left="1440"/>
+      </w:pPr>
+      <w:r>
+        <w:t xml:space="preserve">        </w:t>
+      </w:r>
+      <w:proofErr w:type="spellStart"/>
+      <w:proofErr w:type="gramStart"/>
+      <w:r>
+        <w:t>st.error</w:t>
+      </w:r>
+      <w:proofErr w:type="spellEnd"/>
+      <w:proofErr w:type="gramEnd"/>
+      <w:r>
+        <w:t>("Please login as student.")</w:t>
+      </w:r>
+    </w:p>
+    <w:p>
+      <w:pPr>
+        <w:ind w:left="1440"/>
+      </w:pPr>
+      <w:r>
+        <w:t xml:space="preserve">        </w:t>
+      </w:r>
+      <w:proofErr w:type="spellStart"/>
+      <w:proofErr w:type="gramStart"/>
+      <w:r>
+        <w:t>st.stop</w:t>
+      </w:r>
+      <w:proofErr w:type="spellEnd"/>
+      <w:proofErr w:type="gramEnd"/>
+      <w:r>
+        <w:t>()</w:t>
+      </w:r>
+    </w:p>
+    <w:p>
+      <w:pPr>
+        <w:ind w:left="1440"/>
+      </w:pPr>
+    </w:p>
+    <w:p>
+      <w:pPr>
+        <w:ind w:left="1440"/>
+      </w:pPr>
+    </w:p>
+    <w:p>
+      <w:pPr>
+        <w:ind w:left="1440"/>
+      </w:pPr>
+    </w:p>
+    <w:p>
+      <w:pPr>
+        <w:ind w:left="1440"/>
+      </w:pPr>
+    </w:p>
     <w:p>
       <w:pPr>
         <w:pStyle w:val="ListParagraph"/>
@@ -41497,6 +47920,237 @@
     <w:p>
       <w:pPr>
         <w:pStyle w:val="ListParagraph"/>
+      </w:pPr>
+    </w:p>
+    <w:p>
+      <w:pPr>
+        <w:pStyle w:val="ListParagraph"/>
+        <w:ind w:left="2160"/>
+      </w:pPr>
+      <w:r>
+        <w:t xml:space="preserve"> </w:t>
+      </w:r>
+      <w:r>
+        <w:t xml:space="preserve"># Placeholder for future configuration (e.g., </w:t>
+      </w:r>
+      <w:proofErr w:type="spellStart"/>
+      <w:r>
+        <w:t>Supabase</w:t>
+      </w:r>
+      <w:proofErr w:type="spellEnd"/>
+      <w:r>
+        <w:t xml:space="preserve"> keys, environment flags)</w:t>
+      </w:r>
+    </w:p>
+    <w:p>
+      <w:pPr>
+        <w:pStyle w:val="ListParagraph"/>
+        <w:ind w:left="2160"/>
+      </w:pPr>
+      <w:r>
+        <w:t>import os</w:t>
+      </w:r>
+    </w:p>
+    <w:p>
+      <w:pPr>
+        <w:pStyle w:val="ListParagraph"/>
+        <w:ind w:left="2160"/>
+      </w:pPr>
+      <w:r>
+        <w:t xml:space="preserve">from </w:t>
+      </w:r>
+      <w:proofErr w:type="spellStart"/>
+      <w:r>
+        <w:t>dotenv</w:t>
+      </w:r>
+      <w:proofErr w:type="spellEnd"/>
+      <w:r>
+        <w:t xml:space="preserve"> import </w:t>
+      </w:r>
+      <w:proofErr w:type="spellStart"/>
+      <w:r>
+        <w:t>load_dotenv</w:t>
+      </w:r>
+      <w:proofErr w:type="spellEnd"/>
+    </w:p>
+    <w:p>
+      <w:pPr>
+        <w:pStyle w:val="ListParagraph"/>
+        <w:ind w:left="2160"/>
+      </w:pPr>
+    </w:p>
+    <w:p>
+      <w:pPr>
+        <w:pStyle w:val="ListParagraph"/>
+        <w:ind w:left="2160"/>
+      </w:pPr>
+      <w:proofErr w:type="spellStart"/>
+      <w:r>
+        <w:t>load_</w:t>
+      </w:r>
+      <w:proofErr w:type="gramStart"/>
+      <w:r>
+        <w:t>dotenv</w:t>
+      </w:r>
+      <w:proofErr w:type="spellEnd"/>
+      <w:r>
+        <w:t>(</w:t>
+      </w:r>
+      <w:proofErr w:type="gramEnd"/>
+      <w:r>
+        <w:t>)</w:t>
+      </w:r>
+    </w:p>
+    <w:p>
+      <w:pPr>
+        <w:pStyle w:val="ListParagraph"/>
+        <w:ind w:left="2160"/>
+      </w:pPr>
+    </w:p>
+    <w:p>
+      <w:pPr>
+        <w:pStyle w:val="ListParagraph"/>
+        <w:ind w:left="2160"/>
+      </w:pPr>
+      <w:r>
+        <w:t xml:space="preserve">SUPABASE_URL = </w:t>
+      </w:r>
+      <w:proofErr w:type="spellStart"/>
+      <w:proofErr w:type="gramStart"/>
+      <w:r>
+        <w:t>os.getenv</w:t>
+      </w:r>
+      <w:proofErr w:type="spellEnd"/>
+      <w:proofErr w:type="gramEnd"/>
+      <w:r>
+        <w:t>("SUPABASE_URL")</w:t>
+      </w:r>
+    </w:p>
+    <w:p>
+      <w:pPr>
+        <w:pStyle w:val="ListParagraph"/>
+        <w:ind w:left="2160"/>
+      </w:pPr>
+      <w:r>
+        <w:t xml:space="preserve">SUPABASE_KEY = </w:t>
+      </w:r>
+      <w:proofErr w:type="spellStart"/>
+      <w:proofErr w:type="gramStart"/>
+      <w:r>
+        <w:t>os.getenv</w:t>
+      </w:r>
+      <w:proofErr w:type="spellEnd"/>
+      <w:proofErr w:type="gramEnd"/>
+      <w:r>
+        <w:t>("SUPABASE_KEY")</w:t>
+      </w:r>
+    </w:p>
+    <w:p>
+      <w:pPr>
+        <w:pStyle w:val="ListParagraph"/>
+        <w:ind w:left="2160"/>
+      </w:pPr>
+      <w:r>
+        <w:t xml:space="preserve">SUPABASE_SERVICE_ROLE_KEY = </w:t>
+      </w:r>
+      <w:proofErr w:type="spellStart"/>
+      <w:proofErr w:type="gramStart"/>
+      <w:r>
+        <w:t>os.getenv</w:t>
+      </w:r>
+      <w:proofErr w:type="spellEnd"/>
+      <w:proofErr w:type="gramEnd"/>
+      <w:r>
+        <w:t>("SUPABASE_SERVICE_ROLE_KEY")</w:t>
+      </w:r>
+    </w:p>
+    <w:p>
+      <w:pPr>
+        <w:pStyle w:val="ListParagraph"/>
+        <w:ind w:left="2160"/>
+      </w:pPr>
+    </w:p>
+    <w:p>
+      <w:pPr>
+        <w:pStyle w:val="ListParagraph"/>
+        <w:ind w:left="2160"/>
+      </w:pPr>
+      <w:r>
+        <w:t xml:space="preserve">RAZORPAY_KEY_ID = </w:t>
+      </w:r>
+      <w:proofErr w:type="spellStart"/>
+      <w:proofErr w:type="gramStart"/>
+      <w:r>
+        <w:t>os.getenv</w:t>
+      </w:r>
+      <w:proofErr w:type="spellEnd"/>
+      <w:proofErr w:type="gramEnd"/>
+      <w:r>
+        <w:t>("RAZORPAY_KEY_ID")</w:t>
+      </w:r>
+    </w:p>
+    <w:p>
+      <w:pPr>
+        <w:pStyle w:val="ListParagraph"/>
+        <w:ind w:left="2160"/>
+      </w:pPr>
+      <w:r>
+        <w:t xml:space="preserve">RAZORPAY_KEY_SECRET = </w:t>
+      </w:r>
+      <w:proofErr w:type="spellStart"/>
+      <w:proofErr w:type="gramStart"/>
+      <w:r>
+        <w:t>os.getenv</w:t>
+      </w:r>
+      <w:proofErr w:type="spellEnd"/>
+      <w:proofErr w:type="gramEnd"/>
+      <w:r>
+        <w:t>("RAZORPAY_KEY_SECRET")</w:t>
+      </w:r>
+    </w:p>
+    <w:p>
+      <w:pPr>
+        <w:pStyle w:val="ListParagraph"/>
+        <w:ind w:left="2160"/>
+      </w:pPr>
+      <w:r>
+        <w:t xml:space="preserve"># </w:t>
+      </w:r>
+      <w:proofErr w:type="gramStart"/>
+      <w:r>
+        <w:t>print(</w:t>
+      </w:r>
+      <w:proofErr w:type="gramEnd"/>
+      <w:r>
+        <w:t>"SUPABASE_URL =", SUPABASE_URL)</w:t>
+      </w:r>
+    </w:p>
+    <w:p>
+      <w:pPr>
+        <w:pStyle w:val="ListParagraph"/>
+        <w:ind w:left="2160"/>
+      </w:pPr>
+      <w:r>
+        <w:t xml:space="preserve"># </w:t>
+      </w:r>
+      <w:proofErr w:type="gramStart"/>
+      <w:r>
+        <w:t>print(</w:t>
+      </w:r>
+      <w:proofErr w:type="gramEnd"/>
+      <w:r>
+        <w:t>"SUPABASE_KEY =", SUPABASE_KEY)</w:t>
+      </w:r>
+    </w:p>
+    <w:p>
+      <w:pPr>
+        <w:pStyle w:val="ListParagraph"/>
+        <w:ind w:left="2160"/>
+      </w:pPr>
+    </w:p>
+    <w:p>
+      <w:pPr>
+        <w:pStyle w:val="ListParagraph"/>
         <w:numPr>
           <w:ilvl w:val="0"/>
           <w:numId w:val="1"/>
@@ -41509,6 +48163,235 @@
     <w:p>
       <w:pPr>
         <w:pStyle w:val="ListParagraph"/>
+      </w:pPr>
+    </w:p>
+    <w:p>
+      <w:pPr>
+        <w:pStyle w:val="ListParagraph"/>
+        <w:ind w:left="2160"/>
+      </w:pPr>
+      <w:r>
+        <w:t>import os</w:t>
+      </w:r>
+    </w:p>
+    <w:p>
+      <w:pPr>
+        <w:pStyle w:val="ListParagraph"/>
+        <w:ind w:left="2160"/>
+      </w:pPr>
+    </w:p>
+    <w:p>
+      <w:pPr>
+        <w:pStyle w:val="ListParagraph"/>
+        <w:ind w:left="2160"/>
+      </w:pPr>
+      <w:proofErr w:type="gramStart"/>
+      <w:r>
+        <w:t>print(</w:t>
+      </w:r>
+      <w:proofErr w:type="gramEnd"/>
+      <w:r>
+        <w:t xml:space="preserve">"Project root:", </w:t>
+      </w:r>
+      <w:proofErr w:type="spellStart"/>
+      <w:proofErr w:type="gramStart"/>
+      <w:r>
+        <w:t>os.getcwd</w:t>
+      </w:r>
+      <w:proofErr w:type="spellEnd"/>
+      <w:proofErr w:type="gramEnd"/>
+      <w:r>
+        <w:t>())</w:t>
+      </w:r>
+    </w:p>
+    <w:p>
+      <w:pPr>
+        <w:pStyle w:val="ListParagraph"/>
+        <w:ind w:left="2160"/>
+      </w:pPr>
+    </w:p>
+    <w:p>
+      <w:pPr>
+        <w:pStyle w:val="ListParagraph"/>
+        <w:ind w:left="2160"/>
+      </w:pPr>
+      <w:proofErr w:type="gramStart"/>
+      <w:r>
+        <w:t>print(</w:t>
+      </w:r>
+      <w:proofErr w:type="gramEnd"/>
+      <w:r>
+        <w:t>"\</w:t>
+      </w:r>
+      <w:proofErr w:type="spellStart"/>
+      <w:r>
+        <w:t>nListing</w:t>
+      </w:r>
+      <w:proofErr w:type="spellEnd"/>
+      <w:r>
+        <w:t xml:space="preserve"> pages/ directory:")</w:t>
+      </w:r>
+    </w:p>
+    <w:p>
+      <w:pPr>
+        <w:pStyle w:val="ListParagraph"/>
+        <w:ind w:left="2160"/>
+      </w:pPr>
+      <w:r>
+        <w:t xml:space="preserve">if </w:t>
+      </w:r>
+      <w:proofErr w:type="spellStart"/>
+      <w:proofErr w:type="gramStart"/>
+      <w:r>
+        <w:t>os.path</w:t>
+      </w:r>
+      <w:proofErr w:type="gramEnd"/>
+      <w:r>
+        <w:t>.exists</w:t>
+      </w:r>
+      <w:proofErr w:type="spellEnd"/>
+      <w:r>
+        <w:t>("pages"):</w:t>
+      </w:r>
+    </w:p>
+    <w:p>
+      <w:pPr>
+        <w:pStyle w:val="ListParagraph"/>
+        <w:ind w:left="2160"/>
+      </w:pPr>
+      <w:r>
+        <w:t xml:space="preserve">    for f in </w:t>
+      </w:r>
+      <w:proofErr w:type="spellStart"/>
+      <w:proofErr w:type="gramStart"/>
+      <w:r>
+        <w:t>os.listdir</w:t>
+      </w:r>
+      <w:proofErr w:type="spellEnd"/>
+      <w:proofErr w:type="gramEnd"/>
+      <w:r>
+        <w:t>("pages"):</w:t>
+      </w:r>
+    </w:p>
+    <w:p>
+      <w:pPr>
+        <w:pStyle w:val="ListParagraph"/>
+        <w:ind w:left="2160"/>
+      </w:pPr>
+      <w:r>
+        <w:t xml:space="preserve">        </w:t>
+      </w:r>
+      <w:proofErr w:type="gramStart"/>
+      <w:r>
+        <w:t>print(</w:t>
+      </w:r>
+      <w:proofErr w:type="gramEnd"/>
+      <w:r>
+        <w:t>" -", f)</w:t>
+      </w:r>
+    </w:p>
+    <w:p>
+      <w:pPr>
+        <w:pStyle w:val="ListParagraph"/>
+        <w:ind w:left="2160"/>
+      </w:pPr>
+      <w:r>
+        <w:t>else:</w:t>
+      </w:r>
+    </w:p>
+    <w:p>
+      <w:pPr>
+        <w:pStyle w:val="ListParagraph"/>
+        <w:ind w:left="2160"/>
+      </w:pPr>
+      <w:r>
+        <w:t xml:space="preserve">    </w:t>
+      </w:r>
+      <w:proofErr w:type="gramStart"/>
+      <w:r>
+        <w:t>print(</w:t>
+      </w:r>
+      <w:proofErr w:type="gramEnd"/>
+      <w:r>
+        <w:t>"pages/ folder NOT FOUND")</w:t>
+      </w:r>
+    </w:p>
+    <w:p>
+      <w:pPr>
+        <w:pStyle w:val="ListParagraph"/>
+        <w:ind w:left="2160"/>
+      </w:pPr>
+    </w:p>
+    <w:p>
+      <w:pPr>
+        <w:pStyle w:val="ListParagraph"/>
+        <w:ind w:left="2160"/>
+      </w:pPr>
+      <w:proofErr w:type="gramStart"/>
+      <w:r>
+        <w:t>print(</w:t>
+      </w:r>
+      <w:proofErr w:type="gramEnd"/>
+      <w:r>
+        <w:t>"\</w:t>
+      </w:r>
+      <w:proofErr w:type="spellStart"/>
+      <w:r>
+        <w:t>nChecking</w:t>
+      </w:r>
+      <w:proofErr w:type="spellEnd"/>
+      <w:r>
+        <w:t xml:space="preserve"> for razorpay_checkout.py:")</w:t>
+      </w:r>
+    </w:p>
+    <w:p>
+      <w:pPr>
+        <w:pStyle w:val="ListParagraph"/>
+        <w:ind w:left="2160"/>
+      </w:pPr>
+      <w:proofErr w:type="gramStart"/>
+      <w:r>
+        <w:t>print(</w:t>
+      </w:r>
+      <w:proofErr w:type="gramEnd"/>
+      <w:r>
+        <w:t xml:space="preserve">"Exists:", </w:t>
+      </w:r>
+      <w:proofErr w:type="spellStart"/>
+      <w:proofErr w:type="gramStart"/>
+      <w:r>
+        <w:t>os.path</w:t>
+      </w:r>
+      <w:proofErr w:type="gramEnd"/>
+      <w:r>
+        <w:t>.exists</w:t>
+      </w:r>
+      <w:proofErr w:type="spellEnd"/>
+      <w:r>
+        <w:t>("pages/razorpay_checkout.py"))</w:t>
+      </w:r>
+    </w:p>
+    <w:p>
+      <w:pPr>
+        <w:pStyle w:val="ListParagraph"/>
+        <w:ind w:left="2160"/>
+      </w:pPr>
+    </w:p>
+    <w:p>
+      <w:pPr>
+        <w:pStyle w:val="ListParagraph"/>
+        <w:ind w:left="2160"/>
+      </w:pPr>
+    </w:p>
+    <w:p>
+      <w:pPr>
+        <w:pStyle w:val="ListParagraph"/>
+        <w:ind w:left="2160"/>
+      </w:pPr>
+    </w:p>
+    <w:p>
+      <w:pPr>
+        <w:pStyle w:val="ListParagraph"/>
         <w:numPr>
           <w:ilvl w:val="0"/>
           <w:numId w:val="1"/>
@@ -41517,6 +48400,73 @@
       <w:r>
         <w:t>requirements.txt</w:t>
       </w:r>
+    </w:p>
+    <w:p>
+      <w:pPr>
+        <w:ind w:left="1440"/>
+      </w:pPr>
+      <w:r>
+        <w:t xml:space="preserve"> </w:t>
+      </w:r>
+    </w:p>
+    <w:p>
+      <w:pPr>
+        <w:ind w:left="1440"/>
+      </w:pPr>
+      <w:r>
+        <w:t>streamlit</w:t>
+      </w:r>
+    </w:p>
+    <w:p>
+      <w:pPr>
+        <w:ind w:left="1440"/>
+      </w:pPr>
+      <w:proofErr w:type="spellStart"/>
+      <w:r>
+        <w:t>supabase</w:t>
+      </w:r>
+      <w:proofErr w:type="spellEnd"/>
+    </w:p>
+    <w:p>
+      <w:pPr>
+        <w:ind w:left="1440"/>
+      </w:pPr>
+      <w:r>
+        <w:t>python-</w:t>
+      </w:r>
+      <w:proofErr w:type="spellStart"/>
+      <w:r>
+        <w:t>dotenv</w:t>
+      </w:r>
+      <w:proofErr w:type="spellEnd"/>
+    </w:p>
+    <w:p>
+      <w:pPr>
+        <w:ind w:left="1440"/>
+      </w:pPr>
+      <w:proofErr w:type="spellStart"/>
+      <w:r>
+        <w:t>razorpay</w:t>
+      </w:r>
+      <w:proofErr w:type="spellEnd"/>
+    </w:p>
+    <w:p>
+      <w:pPr>
+        <w:ind w:left="1440"/>
+      </w:pPr>
+      <w:r>
+        <w:t>streamlit-cookies-manager</w:t>
+      </w:r>
+    </w:p>
+    <w:p>
+      <w:pPr>
+        <w:ind w:left="1440"/>
+      </w:pPr>
+    </w:p>
+    <w:p>
+      <w:pPr>
+        <w:ind w:left="1440"/>
+      </w:pPr>
     </w:p>
     <w:sectPr>
       <w:headerReference w:type="default" r:id="rId7"/>
@@ -42229,6 +49179,7 @@
   <w:style w:type="paragraph" w:default="1" w:styleId="Normal">
     <w:name w:val="Normal"/>
     <w:qFormat/>
+    <w:rsid w:val="008B4C0B"/>
   </w:style>
   <w:style w:type="paragraph" w:styleId="Heading1">
     <w:name w:val="heading 1"/>
